--- a/TheorynCoding/Study Material/Java Overall/Java Overall/Quick Java/oza sir/oza sir bunch/Original 29 Questions — Exactly as Provided/14. How is session managed in Re.docx
+++ b/TheorynCoding/Study Material/Java Overall/Java Overall/Quick Java/oza sir/oza sir bunch/Original 29 Questions — Exactly as Provided/14. How is session managed in Re.docx
@@ -7,18 +7,4908 @@
         <w:t>14. How is session managed in ReST and SOAP based web services?</w:t>
       </w:r>
     </w:p>
+    <w:p/>
+    <w:p>
+      <w:pPr>
+        <w:spacing w:before="100" w:beforeAutospacing="1" w:after="100" w:afterAutospacing="1" w:line="240" w:lineRule="auto"/>
+        <w:outlineLvl w:val="1"/>
+        <w:rPr>
+          <w:rFonts w:ascii="Times New Roman" w:eastAsia="Times New Roman" w:hAnsi="Times New Roman" w:cs="Times New Roman"/>
+          <w:b/>
+          <w:bCs/>
+          <w:sz w:val="36"/>
+          <w:szCs w:val="36"/>
+          <w:lang w:val="en-IN" w:eastAsia="en-IN"/>
+        </w:rPr>
+      </w:pPr>
+      <w:r>
+        <w:rPr>
+          <w:rFonts w:ascii="Times New Roman" w:eastAsia="Times New Roman" w:hAnsi="Times New Roman" w:cs="Times New Roman"/>
+          <w:b/>
+          <w:bCs/>
+          <w:sz w:val="36"/>
+          <w:szCs w:val="36"/>
+          <w:lang w:val="en-IN" w:eastAsia="en-IN"/>
+        </w:rPr>
+        <w:t>14. How is session managed in REST and SOAP-based web services?</w:t>
+      </w:r>
+    </w:p>
+    <w:p>
+      <w:pPr>
+        <w:spacing w:before="100" w:beforeAutospacing="1" w:after="100" w:afterAutospacing="1" w:line="240" w:lineRule="auto"/>
+        <w:rPr>
+          <w:rFonts w:ascii="Times New Roman" w:eastAsia="Times New Roman" w:hAnsi="Times New Roman" w:cs="Times New Roman"/>
+          <w:sz w:val="24"/>
+          <w:szCs w:val="24"/>
+          <w:lang w:val="en-IN" w:eastAsia="en-IN"/>
+        </w:rPr>
+      </w:pPr>
+      <w:r>
+        <w:rPr>
+          <w:rFonts w:ascii="Times New Roman" w:eastAsia="Times New Roman" w:hAnsi="Times New Roman" w:cs="Times New Roman"/>
+          <w:sz w:val="24"/>
+          <w:szCs w:val="24"/>
+          <w:lang w:val="en-IN" w:eastAsia="en-IN"/>
+        </w:rPr>
+        <w:t>Interview answer: REST is stateless by design, whereas SOAP can support both stateless and stateful communication. In REST, authentication is commonly managed using tokens such as JWT. In SOAP, session information can be maintained using HTTP cookies, session IDs, or security tokens, depending on the implementation.</w:t>
+      </w:r>
+    </w:p>
+    <w:p>
+      <w:pPr>
+        <w:spacing w:before="100" w:beforeAutospacing="1" w:after="100" w:afterAutospacing="1" w:line="240" w:lineRule="auto"/>
+        <w:outlineLvl w:val="2"/>
+        <w:rPr>
+          <w:rFonts w:ascii="Times New Roman" w:eastAsia="Times New Roman" w:hAnsi="Times New Roman" w:cs="Times New Roman"/>
+          <w:b/>
+          <w:bCs/>
+          <w:sz w:val="27"/>
+          <w:szCs w:val="27"/>
+          <w:lang w:val="en-IN" w:eastAsia="en-IN"/>
+        </w:rPr>
+      </w:pPr>
+      <w:r>
+        <w:rPr>
+          <w:rFonts w:ascii="Times New Roman" w:eastAsia="Times New Roman" w:hAnsi="Times New Roman" w:cs="Times New Roman"/>
+          <w:b/>
+          <w:bCs/>
+          <w:sz w:val="27"/>
+          <w:szCs w:val="27"/>
+          <w:lang w:val="en-IN" w:eastAsia="en-IN"/>
+        </w:rPr>
+        <w:t>1. REST vs SOAP</w:t>
+      </w:r>
+    </w:p>
+    <w:tbl>
+      <w:tblPr>
+        <w:tblW w:w="0" w:type="auto"/>
+        <w:tblCellSpacing w:w="15" w:type="dxa"/>
+        <w:tblBorders>
+          <w:top w:val="single" w:sz="4" w:space="0" w:color="auto"/>
+          <w:left w:val="single" w:sz="4" w:space="0" w:color="auto"/>
+          <w:bottom w:val="single" w:sz="4" w:space="0" w:color="auto"/>
+          <w:right w:val="single" w:sz="4" w:space="0" w:color="auto"/>
+          <w:insideH w:val="single" w:sz="4" w:space="0" w:color="auto"/>
+          <w:insideV w:val="single" w:sz="4" w:space="0" w:color="auto"/>
+        </w:tblBorders>
+        <w:tblCellMar>
+          <w:top w:w="15" w:type="dxa"/>
+          <w:left w:w="15" w:type="dxa"/>
+          <w:bottom w:w="15" w:type="dxa"/>
+          <w:right w:w="15" w:type="dxa"/>
+        </w:tblCellMar>
+        <w:tblLook w:val="04A0" w:firstRow="1" w:lastRow="0" w:firstColumn="1" w:lastColumn="0" w:noHBand="0" w:noVBand="1"/>
+      </w:tblPr>
+      <w:tblGrid>
+        <w:gridCol w:w="2155"/>
+        <w:gridCol w:w="4042"/>
+        <w:gridCol w:w="4721"/>
+      </w:tblGrid>
+      <w:tr>
+        <w:trPr>
+          <w:tblCellSpacing w:w="15" w:type="dxa"/>
+        </w:trPr>
+        <w:tc>
+          <w:tcPr>
+            <w:tcW w:w="0" w:type="auto"/>
+            <w:vAlign w:val="center"/>
+            <w:hideMark/>
+          </w:tcPr>
+          <w:p>
+            <w:pPr>
+              <w:spacing w:before="100" w:beforeAutospacing="1" w:after="100" w:afterAutospacing="1" w:line="240" w:lineRule="auto"/>
+              <w:jc w:val="center"/>
+              <w:rPr>
+                <w:rFonts w:ascii="Times New Roman" w:eastAsia="Times New Roman" w:hAnsi="Times New Roman" w:cs="Times New Roman"/>
+                <w:b/>
+                <w:bCs/>
+                <w:sz w:val="24"/>
+                <w:szCs w:val="24"/>
+                <w:lang w:val="en-IN" w:eastAsia="en-IN"/>
+              </w:rPr>
+            </w:pPr>
+            <w:r>
+              <w:rPr>
+                <w:rFonts w:ascii="Times New Roman" w:eastAsia="Times New Roman" w:hAnsi="Times New Roman" w:cs="Times New Roman"/>
+                <w:b/>
+                <w:bCs/>
+                <w:sz w:val="24"/>
+                <w:szCs w:val="24"/>
+                <w:lang w:val="en-IN" w:eastAsia="en-IN"/>
+              </w:rPr>
+              <w:t>Feature</w:t>
+            </w:r>
+          </w:p>
+        </w:tc>
+        <w:tc>
+          <w:tcPr>
+            <w:tcW w:w="0" w:type="auto"/>
+            <w:vAlign w:val="center"/>
+            <w:hideMark/>
+          </w:tcPr>
+          <w:p>
+            <w:pPr>
+              <w:spacing w:before="100" w:beforeAutospacing="1" w:after="100" w:afterAutospacing="1" w:line="240" w:lineRule="auto"/>
+              <w:jc w:val="center"/>
+              <w:rPr>
+                <w:rFonts w:ascii="Times New Roman" w:eastAsia="Times New Roman" w:hAnsi="Times New Roman" w:cs="Times New Roman"/>
+                <w:b/>
+                <w:bCs/>
+                <w:sz w:val="24"/>
+                <w:szCs w:val="24"/>
+                <w:lang w:val="en-IN" w:eastAsia="en-IN"/>
+              </w:rPr>
+            </w:pPr>
+            <w:r>
+              <w:rPr>
+                <w:rFonts w:ascii="Times New Roman" w:eastAsia="Times New Roman" w:hAnsi="Times New Roman" w:cs="Times New Roman"/>
+                <w:b/>
+                <w:bCs/>
+                <w:sz w:val="24"/>
+                <w:szCs w:val="24"/>
+                <w:lang w:val="en-IN" w:eastAsia="en-IN"/>
+              </w:rPr>
+              <w:t>REST</w:t>
+            </w:r>
+          </w:p>
+        </w:tc>
+        <w:tc>
+          <w:tcPr>
+            <w:tcW w:w="0" w:type="auto"/>
+            <w:vAlign w:val="center"/>
+            <w:hideMark/>
+          </w:tcPr>
+          <w:p>
+            <w:pPr>
+              <w:spacing w:before="100" w:beforeAutospacing="1" w:after="100" w:afterAutospacing="1" w:line="240" w:lineRule="auto"/>
+              <w:jc w:val="center"/>
+              <w:rPr>
+                <w:rFonts w:ascii="Times New Roman" w:eastAsia="Times New Roman" w:hAnsi="Times New Roman" w:cs="Times New Roman"/>
+                <w:b/>
+                <w:bCs/>
+                <w:sz w:val="24"/>
+                <w:szCs w:val="24"/>
+                <w:lang w:val="en-IN" w:eastAsia="en-IN"/>
+              </w:rPr>
+            </w:pPr>
+            <w:r>
+              <w:rPr>
+                <w:rFonts w:ascii="Times New Roman" w:eastAsia="Times New Roman" w:hAnsi="Times New Roman" w:cs="Times New Roman"/>
+                <w:b/>
+                <w:bCs/>
+                <w:sz w:val="24"/>
+                <w:szCs w:val="24"/>
+                <w:lang w:val="en-IN" w:eastAsia="en-IN"/>
+              </w:rPr>
+              <w:t>SOAP</w:t>
+            </w:r>
+          </w:p>
+        </w:tc>
+      </w:tr>
+      <w:tr>
+        <w:trPr>
+          <w:tblCellSpacing w:w="15" w:type="dxa"/>
+        </w:trPr>
+        <w:tc>
+          <w:tcPr>
+            <w:tcW w:w="0" w:type="auto"/>
+            <w:vAlign w:val="center"/>
+            <w:hideMark/>
+          </w:tcPr>
+          <w:p>
+            <w:pPr>
+              <w:spacing w:before="100" w:beforeAutospacing="1" w:after="100" w:afterAutospacing="1" w:line="240" w:lineRule="auto"/>
+              <w:rPr>
+                <w:rFonts w:ascii="Times New Roman" w:eastAsia="Times New Roman" w:hAnsi="Times New Roman" w:cs="Times New Roman"/>
+                <w:sz w:val="24"/>
+                <w:szCs w:val="24"/>
+                <w:lang w:val="en-IN" w:eastAsia="en-IN"/>
+              </w:rPr>
+            </w:pPr>
+            <w:r>
+              <w:rPr>
+                <w:rFonts w:ascii="Times New Roman" w:eastAsia="Times New Roman" w:hAnsi="Times New Roman" w:cs="Times New Roman"/>
+                <w:sz w:val="24"/>
+                <w:szCs w:val="24"/>
+                <w:lang w:val="en-IN" w:eastAsia="en-IN"/>
+              </w:rPr>
+              <w:t>Communication</w:t>
+            </w:r>
+          </w:p>
+        </w:tc>
+        <w:tc>
+          <w:tcPr>
+            <w:tcW w:w="0" w:type="auto"/>
+            <w:vAlign w:val="center"/>
+            <w:hideMark/>
+          </w:tcPr>
+          <w:p>
+            <w:pPr>
+              <w:spacing w:before="100" w:beforeAutospacing="1" w:after="100" w:afterAutospacing="1" w:line="240" w:lineRule="auto"/>
+              <w:rPr>
+                <w:rFonts w:ascii="Times New Roman" w:eastAsia="Times New Roman" w:hAnsi="Times New Roman" w:cs="Times New Roman"/>
+                <w:sz w:val="24"/>
+                <w:szCs w:val="24"/>
+                <w:lang w:val="en-IN" w:eastAsia="en-IN"/>
+              </w:rPr>
+            </w:pPr>
+            <w:r>
+              <w:rPr>
+                <w:rFonts w:ascii="Times New Roman" w:eastAsia="Times New Roman" w:hAnsi="Times New Roman" w:cs="Times New Roman"/>
+                <w:sz w:val="24"/>
+                <w:szCs w:val="24"/>
+                <w:lang w:val="en-IN" w:eastAsia="en-IN"/>
+              </w:rPr>
+              <w:t>HTTP methods such as GET, POST</w:t>
+            </w:r>
+          </w:p>
+        </w:tc>
+        <w:tc>
+          <w:tcPr>
+            <w:tcW w:w="0" w:type="auto"/>
+            <w:vAlign w:val="center"/>
+            <w:hideMark/>
+          </w:tcPr>
+          <w:p>
+            <w:pPr>
+              <w:spacing w:before="100" w:beforeAutospacing="1" w:after="100" w:afterAutospacing="1" w:line="240" w:lineRule="auto"/>
+              <w:rPr>
+                <w:rFonts w:ascii="Times New Roman" w:eastAsia="Times New Roman" w:hAnsi="Times New Roman" w:cs="Times New Roman"/>
+                <w:sz w:val="24"/>
+                <w:szCs w:val="24"/>
+                <w:lang w:val="en-IN" w:eastAsia="en-IN"/>
+              </w:rPr>
+            </w:pPr>
+            <w:r>
+              <w:rPr>
+                <w:rFonts w:ascii="Times New Roman" w:eastAsia="Times New Roman" w:hAnsi="Times New Roman" w:cs="Times New Roman"/>
+                <w:sz w:val="24"/>
+                <w:szCs w:val="24"/>
+                <w:lang w:val="en-IN" w:eastAsia="en-IN"/>
+              </w:rPr>
+              <w:t>Usually HTTP POST with XML envelopes</w:t>
+            </w:r>
+          </w:p>
+        </w:tc>
+      </w:tr>
+      <w:tr>
+        <w:trPr>
+          <w:tblCellSpacing w:w="15" w:type="dxa"/>
+        </w:trPr>
+        <w:tc>
+          <w:tcPr>
+            <w:tcW w:w="0" w:type="auto"/>
+            <w:vAlign w:val="center"/>
+            <w:hideMark/>
+          </w:tcPr>
+          <w:p>
+            <w:pPr>
+              <w:spacing w:before="100" w:beforeAutospacing="1" w:after="100" w:afterAutospacing="1" w:line="240" w:lineRule="auto"/>
+              <w:rPr>
+                <w:rFonts w:ascii="Times New Roman" w:eastAsia="Times New Roman" w:hAnsi="Times New Roman" w:cs="Times New Roman"/>
+                <w:sz w:val="24"/>
+                <w:szCs w:val="24"/>
+                <w:lang w:val="en-IN" w:eastAsia="en-IN"/>
+              </w:rPr>
+            </w:pPr>
+            <w:r>
+              <w:rPr>
+                <w:rFonts w:ascii="Times New Roman" w:eastAsia="Times New Roman" w:hAnsi="Times New Roman" w:cs="Times New Roman"/>
+                <w:sz w:val="24"/>
+                <w:szCs w:val="24"/>
+                <w:lang w:val="en-IN" w:eastAsia="en-IN"/>
+              </w:rPr>
+              <w:t>Session</w:t>
+            </w:r>
+          </w:p>
+        </w:tc>
+        <w:tc>
+          <w:tcPr>
+            <w:tcW w:w="0" w:type="auto"/>
+            <w:vAlign w:val="center"/>
+            <w:hideMark/>
+          </w:tcPr>
+          <w:p>
+            <w:pPr>
+              <w:spacing w:before="100" w:beforeAutospacing="1" w:after="100" w:afterAutospacing="1" w:line="240" w:lineRule="auto"/>
+              <w:rPr>
+                <w:rFonts w:ascii="Times New Roman" w:eastAsia="Times New Roman" w:hAnsi="Times New Roman" w:cs="Times New Roman"/>
+                <w:sz w:val="24"/>
+                <w:szCs w:val="24"/>
+                <w:lang w:val="en-IN" w:eastAsia="en-IN"/>
+              </w:rPr>
+            </w:pPr>
+            <w:r>
+              <w:rPr>
+                <w:rFonts w:ascii="Times New Roman" w:eastAsia="Times New Roman" w:hAnsi="Times New Roman" w:cs="Times New Roman"/>
+                <w:sz w:val="24"/>
+                <w:szCs w:val="24"/>
+                <w:lang w:val="en-IN" w:eastAsia="en-IN"/>
+              </w:rPr>
+              <w:t>Stateless by design</w:t>
+            </w:r>
+          </w:p>
+        </w:tc>
+        <w:tc>
+          <w:tcPr>
+            <w:tcW w:w="0" w:type="auto"/>
+            <w:vAlign w:val="center"/>
+            <w:hideMark/>
+          </w:tcPr>
+          <w:p>
+            <w:pPr>
+              <w:spacing w:before="100" w:beforeAutospacing="1" w:after="100" w:afterAutospacing="1" w:line="240" w:lineRule="auto"/>
+              <w:rPr>
+                <w:rFonts w:ascii="Times New Roman" w:eastAsia="Times New Roman" w:hAnsi="Times New Roman" w:cs="Times New Roman"/>
+                <w:sz w:val="24"/>
+                <w:szCs w:val="24"/>
+                <w:lang w:val="en-IN" w:eastAsia="en-IN"/>
+              </w:rPr>
+            </w:pPr>
+            <w:r>
+              <w:rPr>
+                <w:rFonts w:ascii="Times New Roman" w:eastAsia="Times New Roman" w:hAnsi="Times New Roman" w:cs="Times New Roman"/>
+                <w:sz w:val="24"/>
+                <w:szCs w:val="24"/>
+                <w:lang w:val="en-IN" w:eastAsia="en-IN"/>
+              </w:rPr>
+              <w:t>Can be stateless or stateful</w:t>
+            </w:r>
+          </w:p>
+        </w:tc>
+      </w:tr>
+      <w:tr>
+        <w:trPr>
+          <w:tblCellSpacing w:w="15" w:type="dxa"/>
+        </w:trPr>
+        <w:tc>
+          <w:tcPr>
+            <w:tcW w:w="0" w:type="auto"/>
+            <w:vAlign w:val="center"/>
+            <w:hideMark/>
+          </w:tcPr>
+          <w:p>
+            <w:pPr>
+              <w:spacing w:before="100" w:beforeAutospacing="1" w:after="100" w:afterAutospacing="1" w:line="240" w:lineRule="auto"/>
+              <w:rPr>
+                <w:rFonts w:ascii="Times New Roman" w:eastAsia="Times New Roman" w:hAnsi="Times New Roman" w:cs="Times New Roman"/>
+                <w:sz w:val="24"/>
+                <w:szCs w:val="24"/>
+                <w:lang w:val="en-IN" w:eastAsia="en-IN"/>
+              </w:rPr>
+            </w:pPr>
+            <w:r>
+              <w:rPr>
+                <w:rFonts w:ascii="Times New Roman" w:eastAsia="Times New Roman" w:hAnsi="Times New Roman" w:cs="Times New Roman"/>
+                <w:sz w:val="24"/>
+                <w:szCs w:val="24"/>
+                <w:lang w:val="en-IN" w:eastAsia="en-IN"/>
+              </w:rPr>
+              <w:t>Authentication</w:t>
+            </w:r>
+          </w:p>
+        </w:tc>
+        <w:tc>
+          <w:tcPr>
+            <w:tcW w:w="0" w:type="auto"/>
+            <w:vAlign w:val="center"/>
+            <w:hideMark/>
+          </w:tcPr>
+          <w:p>
+            <w:pPr>
+              <w:spacing w:before="100" w:beforeAutospacing="1" w:after="100" w:afterAutospacing="1" w:line="240" w:lineRule="auto"/>
+              <w:rPr>
+                <w:rFonts w:ascii="Times New Roman" w:eastAsia="Times New Roman" w:hAnsi="Times New Roman" w:cs="Times New Roman"/>
+                <w:sz w:val="24"/>
+                <w:szCs w:val="24"/>
+                <w:lang w:val="en-IN" w:eastAsia="en-IN"/>
+              </w:rPr>
+            </w:pPr>
+            <w:r>
+              <w:rPr>
+                <w:rFonts w:ascii="Times New Roman" w:eastAsia="Times New Roman" w:hAnsi="Times New Roman" w:cs="Times New Roman"/>
+                <w:sz w:val="24"/>
+                <w:szCs w:val="24"/>
+                <w:lang w:val="en-IN" w:eastAsia="en-IN"/>
+              </w:rPr>
+              <w:t>JWT, OAuth 2.0, API keys, cookies</w:t>
+            </w:r>
+          </w:p>
+        </w:tc>
+        <w:tc>
+          <w:tcPr>
+            <w:tcW w:w="0" w:type="auto"/>
+            <w:vAlign w:val="center"/>
+            <w:hideMark/>
+          </w:tcPr>
+          <w:p>
+            <w:pPr>
+              <w:spacing w:before="100" w:beforeAutospacing="1" w:after="100" w:afterAutospacing="1" w:line="240" w:lineRule="auto"/>
+              <w:rPr>
+                <w:rFonts w:ascii="Times New Roman" w:eastAsia="Times New Roman" w:hAnsi="Times New Roman" w:cs="Times New Roman"/>
+                <w:sz w:val="24"/>
+                <w:szCs w:val="24"/>
+                <w:lang w:val="en-IN" w:eastAsia="en-IN"/>
+              </w:rPr>
+            </w:pPr>
+            <w:r>
+              <w:rPr>
+                <w:rFonts w:ascii="Times New Roman" w:eastAsia="Times New Roman" w:hAnsi="Times New Roman" w:cs="Times New Roman"/>
+                <w:sz w:val="24"/>
+                <w:szCs w:val="24"/>
+                <w:highlight w:val="yellow"/>
+                <w:lang w:val="en-IN" w:eastAsia="en-IN"/>
+              </w:rPr>
+              <w:t>WS-Security tokens</w:t>
+            </w:r>
+            <w:r>
+              <w:rPr>
+                <w:rFonts w:ascii="Times New Roman" w:eastAsia="Times New Roman" w:hAnsi="Times New Roman" w:cs="Times New Roman"/>
+                <w:sz w:val="24"/>
+                <w:szCs w:val="24"/>
+                <w:lang w:val="en-IN" w:eastAsia="en-IN"/>
+              </w:rPr>
+              <w:t>, HTTP authentication, cookies</w:t>
+            </w:r>
+          </w:p>
+        </w:tc>
+      </w:tr>
+      <w:tr>
+        <w:trPr>
+          <w:tblCellSpacing w:w="15" w:type="dxa"/>
+        </w:trPr>
+        <w:tc>
+          <w:tcPr>
+            <w:tcW w:w="0" w:type="auto"/>
+            <w:vAlign w:val="center"/>
+            <w:hideMark/>
+          </w:tcPr>
+          <w:p>
+            <w:pPr>
+              <w:spacing w:before="100" w:beforeAutospacing="1" w:after="100" w:afterAutospacing="1" w:line="240" w:lineRule="auto"/>
+              <w:rPr>
+                <w:rFonts w:ascii="Times New Roman" w:eastAsia="Times New Roman" w:hAnsi="Times New Roman" w:cs="Times New Roman"/>
+                <w:sz w:val="24"/>
+                <w:szCs w:val="24"/>
+                <w:lang w:val="en-IN" w:eastAsia="en-IN"/>
+              </w:rPr>
+            </w:pPr>
+            <w:r>
+              <w:rPr>
+                <w:rFonts w:ascii="Times New Roman" w:eastAsia="Times New Roman" w:hAnsi="Times New Roman" w:cs="Times New Roman"/>
+                <w:sz w:val="24"/>
+                <w:szCs w:val="24"/>
+                <w:lang w:val="en-IN" w:eastAsia="en-IN"/>
+              </w:rPr>
+              <w:t>Session tracking</w:t>
+            </w:r>
+          </w:p>
+        </w:tc>
+        <w:tc>
+          <w:tcPr>
+            <w:tcW w:w="0" w:type="auto"/>
+            <w:vAlign w:val="center"/>
+            <w:hideMark/>
+          </w:tcPr>
+          <w:p>
+            <w:pPr>
+              <w:spacing w:before="100" w:beforeAutospacing="1" w:after="100" w:afterAutospacing="1" w:line="240" w:lineRule="auto"/>
+              <w:rPr>
+                <w:rFonts w:ascii="Times New Roman" w:eastAsia="Times New Roman" w:hAnsi="Times New Roman" w:cs="Times New Roman"/>
+                <w:sz w:val="24"/>
+                <w:szCs w:val="24"/>
+                <w:lang w:val="en-IN" w:eastAsia="en-IN"/>
+              </w:rPr>
+            </w:pPr>
+            <w:r>
+              <w:rPr>
+                <w:rFonts w:ascii="Times New Roman" w:eastAsia="Times New Roman" w:hAnsi="Times New Roman" w:cs="Times New Roman"/>
+                <w:sz w:val="24"/>
+                <w:szCs w:val="24"/>
+                <w:lang w:val="en-IN" w:eastAsia="en-IN"/>
+              </w:rPr>
+              <w:t>Commonly token-based</w:t>
+            </w:r>
+          </w:p>
+        </w:tc>
+        <w:tc>
+          <w:tcPr>
+            <w:tcW w:w="0" w:type="auto"/>
+            <w:vAlign w:val="center"/>
+            <w:hideMark/>
+          </w:tcPr>
+          <w:p>
+            <w:pPr>
+              <w:spacing w:before="100" w:beforeAutospacing="1" w:after="100" w:afterAutospacing="1" w:line="240" w:lineRule="auto"/>
+              <w:rPr>
+                <w:rFonts w:ascii="Times New Roman" w:eastAsia="Times New Roman" w:hAnsi="Times New Roman" w:cs="Times New Roman"/>
+                <w:sz w:val="24"/>
+                <w:szCs w:val="24"/>
+                <w:lang w:val="en-IN" w:eastAsia="en-IN"/>
+              </w:rPr>
+            </w:pPr>
+            <w:r>
+              <w:rPr>
+                <w:rFonts w:ascii="Times New Roman" w:eastAsia="Times New Roman" w:hAnsi="Times New Roman" w:cs="Times New Roman"/>
+                <w:sz w:val="24"/>
+                <w:szCs w:val="24"/>
+                <w:lang w:val="en-IN" w:eastAsia="en-IN"/>
+              </w:rPr>
+              <w:t>Cookies, session IDs, or security tokens</w:t>
+            </w:r>
+          </w:p>
+        </w:tc>
+      </w:tr>
+      <w:tr>
+        <w:trPr>
+          <w:tblCellSpacing w:w="15" w:type="dxa"/>
+        </w:trPr>
+        <w:tc>
+          <w:tcPr>
+            <w:tcW w:w="0" w:type="auto"/>
+            <w:vAlign w:val="center"/>
+            <w:hideMark/>
+          </w:tcPr>
+          <w:p>
+            <w:pPr>
+              <w:spacing w:before="100" w:beforeAutospacing="1" w:after="100" w:afterAutospacing="1" w:line="240" w:lineRule="auto"/>
+              <w:rPr>
+                <w:rFonts w:ascii="Times New Roman" w:eastAsia="Times New Roman" w:hAnsi="Times New Roman" w:cs="Times New Roman"/>
+                <w:sz w:val="24"/>
+                <w:szCs w:val="24"/>
+                <w:lang w:val="en-IN" w:eastAsia="en-IN"/>
+              </w:rPr>
+            </w:pPr>
+            <w:r>
+              <w:rPr>
+                <w:rFonts w:ascii="Times New Roman" w:eastAsia="Times New Roman" w:hAnsi="Times New Roman" w:cs="Times New Roman"/>
+                <w:sz w:val="24"/>
+                <w:szCs w:val="24"/>
+                <w:lang w:val="en-IN" w:eastAsia="en-IN"/>
+              </w:rPr>
+              <w:t>Server stores session?</w:t>
+            </w:r>
+          </w:p>
+        </w:tc>
+        <w:tc>
+          <w:tcPr>
+            <w:tcW w:w="0" w:type="auto"/>
+            <w:vAlign w:val="center"/>
+            <w:hideMark/>
+          </w:tcPr>
+          <w:p>
+            <w:pPr>
+              <w:spacing w:before="100" w:beforeAutospacing="1" w:after="100" w:afterAutospacing="1" w:line="240" w:lineRule="auto"/>
+              <w:rPr>
+                <w:rFonts w:ascii="Times New Roman" w:eastAsia="Times New Roman" w:hAnsi="Times New Roman" w:cs="Times New Roman"/>
+                <w:sz w:val="24"/>
+                <w:szCs w:val="24"/>
+                <w:lang w:val="en-IN" w:eastAsia="en-IN"/>
+              </w:rPr>
+            </w:pPr>
+            <w:r>
+              <w:rPr>
+                <w:rFonts w:ascii="Times New Roman" w:eastAsia="Times New Roman" w:hAnsi="Times New Roman" w:cs="Times New Roman"/>
+                <w:sz w:val="24"/>
+                <w:szCs w:val="24"/>
+                <w:lang w:val="en-IN" w:eastAsia="en-IN"/>
+              </w:rPr>
+              <w:t>Not required for token-based authentication</w:t>
+            </w:r>
+          </w:p>
+        </w:tc>
+        <w:tc>
+          <w:tcPr>
+            <w:tcW w:w="0" w:type="auto"/>
+            <w:vAlign w:val="center"/>
+            <w:hideMark/>
+          </w:tcPr>
+          <w:p>
+            <w:pPr>
+              <w:spacing w:before="100" w:beforeAutospacing="1" w:after="100" w:afterAutospacing="1" w:line="240" w:lineRule="auto"/>
+              <w:rPr>
+                <w:rFonts w:ascii="Times New Roman" w:eastAsia="Times New Roman" w:hAnsi="Times New Roman" w:cs="Times New Roman"/>
+                <w:sz w:val="24"/>
+                <w:szCs w:val="24"/>
+                <w:lang w:val="en-IN" w:eastAsia="en-IN"/>
+              </w:rPr>
+            </w:pPr>
+            <w:r>
+              <w:rPr>
+                <w:rFonts w:ascii="Times New Roman" w:eastAsia="Times New Roman" w:hAnsi="Times New Roman" w:cs="Times New Roman"/>
+                <w:sz w:val="24"/>
+                <w:szCs w:val="24"/>
+                <w:lang w:val="en-IN" w:eastAsia="en-IN"/>
+              </w:rPr>
+              <w:t>Possible, if stateful sessions are implemented</w:t>
+            </w:r>
+          </w:p>
+        </w:tc>
+      </w:tr>
+    </w:tbl>
+    <w:p>
+      <w:pPr>
+        <w:spacing w:before="100" w:beforeAutospacing="1" w:after="100" w:afterAutospacing="1" w:line="240" w:lineRule="auto"/>
+        <w:outlineLvl w:val="2"/>
+        <w:rPr>
+          <w:rFonts w:ascii="Times New Roman" w:eastAsia="Times New Roman" w:hAnsi="Times New Roman" w:cs="Times New Roman"/>
+          <w:b/>
+          <w:bCs/>
+          <w:sz w:val="27"/>
+          <w:szCs w:val="27"/>
+          <w:lang w:val="en-IN" w:eastAsia="en-IN"/>
+        </w:rPr>
+      </w:pPr>
+      <w:r>
+        <w:rPr>
+          <w:rFonts w:ascii="Times New Roman" w:eastAsia="Times New Roman" w:hAnsi="Times New Roman" w:cs="Times New Roman"/>
+          <w:b/>
+          <w:bCs/>
+          <w:sz w:val="27"/>
+          <w:szCs w:val="27"/>
+          <w:lang w:val="en-IN" w:eastAsia="en-IN"/>
+        </w:rPr>
+        <w:lastRenderedPageBreak/>
+        <w:t>2. REST session management example</w:t>
+      </w:r>
+    </w:p>
+    <w:p>
+      <w:pPr>
+        <w:spacing w:before="100" w:beforeAutospacing="1" w:after="100" w:afterAutospacing="1" w:line="240" w:lineRule="auto"/>
+        <w:rPr>
+          <w:rFonts w:ascii="Times New Roman" w:eastAsia="Times New Roman" w:hAnsi="Times New Roman" w:cs="Times New Roman"/>
+          <w:sz w:val="24"/>
+          <w:szCs w:val="24"/>
+          <w:lang w:val="en-IN" w:eastAsia="en-IN"/>
+        </w:rPr>
+      </w:pPr>
+      <w:r>
+        <w:rPr>
+          <w:rFonts w:ascii="Times New Roman" w:eastAsia="Times New Roman" w:hAnsi="Times New Roman" w:cs="Times New Roman"/>
+          <w:sz w:val="24"/>
+          <w:szCs w:val="24"/>
+          <w:lang w:val="en-IN" w:eastAsia="en-IN"/>
+        </w:rPr>
+        <w:t>Imagine you log in to a banking application.</w:t>
+      </w:r>
+    </w:p>
+    <w:p>
+      <w:pPr>
+        <w:tabs>
+          <w:tab w:val="left" w:pos="916"/>
+          <w:tab w:val="left" w:pos="1832"/>
+          <w:tab w:val="left" w:pos="2748"/>
+          <w:tab w:val="left" w:pos="3664"/>
+          <w:tab w:val="left" w:pos="4580"/>
+          <w:tab w:val="left" w:pos="5496"/>
+          <w:tab w:val="left" w:pos="6412"/>
+          <w:tab w:val="left" w:pos="7328"/>
+          <w:tab w:val="left" w:pos="8244"/>
+          <w:tab w:val="left" w:pos="9160"/>
+          <w:tab w:val="left" w:pos="10076"/>
+          <w:tab w:val="left" w:pos="10992"/>
+          <w:tab w:val="left" w:pos="11908"/>
+          <w:tab w:val="left" w:pos="12824"/>
+          <w:tab w:val="left" w:pos="13740"/>
+          <w:tab w:val="left" w:pos="14656"/>
+        </w:tabs>
+        <w:spacing w:after="0" w:line="240" w:lineRule="auto"/>
+        <w:rPr>
+          <w:rFonts w:ascii="Courier New" w:eastAsia="Times New Roman" w:hAnsi="Courier New" w:cs="Courier New"/>
+          <w:sz w:val="20"/>
+          <w:szCs w:val="20"/>
+          <w:lang w:val="en-IN" w:eastAsia="en-IN"/>
+        </w:rPr>
+      </w:pPr>
+      <w:r>
+        <w:rPr>
+          <w:rFonts w:ascii="Courier New" w:eastAsia="Times New Roman" w:hAnsi="Courier New" w:cs="Courier New"/>
+          <w:sz w:val="20"/>
+          <w:szCs w:val="20"/>
+          <w:lang w:val="en-IN" w:eastAsia="en-IN"/>
+        </w:rPr>
+        <w:t>1. Client</w:t>
+      </w:r>
+    </w:p>
+    <w:p>
+      <w:pPr>
+        <w:tabs>
+          <w:tab w:val="left" w:pos="916"/>
+          <w:tab w:val="left" w:pos="1832"/>
+          <w:tab w:val="left" w:pos="2748"/>
+          <w:tab w:val="left" w:pos="3664"/>
+          <w:tab w:val="left" w:pos="4580"/>
+          <w:tab w:val="left" w:pos="5496"/>
+          <w:tab w:val="left" w:pos="6412"/>
+          <w:tab w:val="left" w:pos="7328"/>
+          <w:tab w:val="left" w:pos="8244"/>
+          <w:tab w:val="left" w:pos="9160"/>
+          <w:tab w:val="left" w:pos="10076"/>
+          <w:tab w:val="left" w:pos="10992"/>
+          <w:tab w:val="left" w:pos="11908"/>
+          <w:tab w:val="left" w:pos="12824"/>
+          <w:tab w:val="left" w:pos="13740"/>
+          <w:tab w:val="left" w:pos="14656"/>
+        </w:tabs>
+        <w:spacing w:after="0" w:line="240" w:lineRule="auto"/>
+        <w:rPr>
+          <w:rFonts w:ascii="Courier New" w:eastAsia="Times New Roman" w:hAnsi="Courier New" w:cs="Courier New"/>
+          <w:sz w:val="20"/>
+          <w:szCs w:val="20"/>
+          <w:lang w:val="en-IN" w:eastAsia="en-IN"/>
+        </w:rPr>
+      </w:pPr>
+      <w:r>
+        <w:rPr>
+          <w:rFonts w:ascii="Courier New" w:eastAsia="Times New Roman" w:hAnsi="Courier New" w:cs="Courier New"/>
+          <w:sz w:val="20"/>
+          <w:szCs w:val="20"/>
+          <w:lang w:val="en-IN" w:eastAsia="en-IN"/>
+        </w:rPr>
+        <w:t xml:space="preserve">     |</w:t>
+      </w:r>
+    </w:p>
+    <w:p>
+      <w:pPr>
+        <w:tabs>
+          <w:tab w:val="left" w:pos="916"/>
+          <w:tab w:val="left" w:pos="1832"/>
+          <w:tab w:val="left" w:pos="2748"/>
+          <w:tab w:val="left" w:pos="3664"/>
+          <w:tab w:val="left" w:pos="4580"/>
+          <w:tab w:val="left" w:pos="5496"/>
+          <w:tab w:val="left" w:pos="6412"/>
+          <w:tab w:val="left" w:pos="7328"/>
+          <w:tab w:val="left" w:pos="8244"/>
+          <w:tab w:val="left" w:pos="9160"/>
+          <w:tab w:val="left" w:pos="10076"/>
+          <w:tab w:val="left" w:pos="10992"/>
+          <w:tab w:val="left" w:pos="11908"/>
+          <w:tab w:val="left" w:pos="12824"/>
+          <w:tab w:val="left" w:pos="13740"/>
+          <w:tab w:val="left" w:pos="14656"/>
+        </w:tabs>
+        <w:spacing w:after="0" w:line="240" w:lineRule="auto"/>
+        <w:rPr>
+          <w:rFonts w:ascii="Courier New" w:eastAsia="Times New Roman" w:hAnsi="Courier New" w:cs="Courier New"/>
+          <w:sz w:val="20"/>
+          <w:szCs w:val="20"/>
+          <w:lang w:val="en-IN" w:eastAsia="en-IN"/>
+        </w:rPr>
+      </w:pPr>
+      <w:r>
+        <w:rPr>
+          <w:rFonts w:ascii="Courier New" w:eastAsia="Times New Roman" w:hAnsi="Courier New" w:cs="Courier New"/>
+          <w:sz w:val="20"/>
+          <w:szCs w:val="20"/>
+          <w:lang w:val="en-IN" w:eastAsia="en-IN"/>
+        </w:rPr>
+        <w:t xml:space="preserve">     | POST /login</w:t>
+      </w:r>
+    </w:p>
+    <w:p>
+      <w:pPr>
+        <w:tabs>
+          <w:tab w:val="left" w:pos="916"/>
+          <w:tab w:val="left" w:pos="1832"/>
+          <w:tab w:val="left" w:pos="2748"/>
+          <w:tab w:val="left" w:pos="3664"/>
+          <w:tab w:val="left" w:pos="4580"/>
+          <w:tab w:val="left" w:pos="5496"/>
+          <w:tab w:val="left" w:pos="6412"/>
+          <w:tab w:val="left" w:pos="7328"/>
+          <w:tab w:val="left" w:pos="8244"/>
+          <w:tab w:val="left" w:pos="9160"/>
+          <w:tab w:val="left" w:pos="10076"/>
+          <w:tab w:val="left" w:pos="10992"/>
+          <w:tab w:val="left" w:pos="11908"/>
+          <w:tab w:val="left" w:pos="12824"/>
+          <w:tab w:val="left" w:pos="13740"/>
+          <w:tab w:val="left" w:pos="14656"/>
+        </w:tabs>
+        <w:spacing w:after="0" w:line="240" w:lineRule="auto"/>
+        <w:rPr>
+          <w:rFonts w:ascii="Courier New" w:eastAsia="Times New Roman" w:hAnsi="Courier New" w:cs="Courier New"/>
+          <w:sz w:val="20"/>
+          <w:szCs w:val="20"/>
+          <w:lang w:val="en-IN" w:eastAsia="en-IN"/>
+        </w:rPr>
+      </w:pPr>
+      <w:r>
+        <w:rPr>
+          <w:rFonts w:ascii="Courier New" w:eastAsia="Times New Roman" w:hAnsi="Courier New" w:cs="Courier New"/>
+          <w:sz w:val="20"/>
+          <w:szCs w:val="20"/>
+          <w:lang w:val="en-IN" w:eastAsia="en-IN"/>
+        </w:rPr>
+        <w:t xml:space="preserve">     v</w:t>
+      </w:r>
+    </w:p>
+    <w:p>
+      <w:pPr>
+        <w:tabs>
+          <w:tab w:val="left" w:pos="916"/>
+          <w:tab w:val="left" w:pos="1832"/>
+          <w:tab w:val="left" w:pos="2748"/>
+          <w:tab w:val="left" w:pos="3664"/>
+          <w:tab w:val="left" w:pos="4580"/>
+          <w:tab w:val="left" w:pos="5496"/>
+          <w:tab w:val="left" w:pos="6412"/>
+          <w:tab w:val="left" w:pos="7328"/>
+          <w:tab w:val="left" w:pos="8244"/>
+          <w:tab w:val="left" w:pos="9160"/>
+          <w:tab w:val="left" w:pos="10076"/>
+          <w:tab w:val="left" w:pos="10992"/>
+          <w:tab w:val="left" w:pos="11908"/>
+          <w:tab w:val="left" w:pos="12824"/>
+          <w:tab w:val="left" w:pos="13740"/>
+          <w:tab w:val="left" w:pos="14656"/>
+        </w:tabs>
+        <w:spacing w:after="0" w:line="240" w:lineRule="auto"/>
+        <w:rPr>
+          <w:rFonts w:ascii="Courier New" w:eastAsia="Times New Roman" w:hAnsi="Courier New" w:cs="Courier New"/>
+          <w:sz w:val="20"/>
+          <w:szCs w:val="20"/>
+          <w:lang w:val="en-IN" w:eastAsia="en-IN"/>
+        </w:rPr>
+      </w:pPr>
+      <w:r>
+        <w:rPr>
+          <w:rFonts w:ascii="Courier New" w:eastAsia="Times New Roman" w:hAnsi="Courier New" w:cs="Courier New"/>
+          <w:sz w:val="20"/>
+          <w:szCs w:val="20"/>
+          <w:lang w:val="en-IN" w:eastAsia="en-IN"/>
+        </w:rPr>
+        <w:t>2. REST Server</w:t>
+      </w:r>
+    </w:p>
+    <w:p>
+      <w:pPr>
+        <w:tabs>
+          <w:tab w:val="left" w:pos="916"/>
+          <w:tab w:val="left" w:pos="1832"/>
+          <w:tab w:val="left" w:pos="2748"/>
+          <w:tab w:val="left" w:pos="3664"/>
+          <w:tab w:val="left" w:pos="4580"/>
+          <w:tab w:val="left" w:pos="5496"/>
+          <w:tab w:val="left" w:pos="6412"/>
+          <w:tab w:val="left" w:pos="7328"/>
+          <w:tab w:val="left" w:pos="8244"/>
+          <w:tab w:val="left" w:pos="9160"/>
+          <w:tab w:val="left" w:pos="10076"/>
+          <w:tab w:val="left" w:pos="10992"/>
+          <w:tab w:val="left" w:pos="11908"/>
+          <w:tab w:val="left" w:pos="12824"/>
+          <w:tab w:val="left" w:pos="13740"/>
+          <w:tab w:val="left" w:pos="14656"/>
+        </w:tabs>
+        <w:spacing w:after="0" w:line="240" w:lineRule="auto"/>
+        <w:rPr>
+          <w:rFonts w:ascii="Courier New" w:eastAsia="Times New Roman" w:hAnsi="Courier New" w:cs="Courier New"/>
+          <w:sz w:val="20"/>
+          <w:szCs w:val="20"/>
+          <w:lang w:val="en-IN" w:eastAsia="en-IN"/>
+        </w:rPr>
+      </w:pPr>
+      <w:r>
+        <w:rPr>
+          <w:rFonts w:ascii="Courier New" w:eastAsia="Times New Roman" w:hAnsi="Courier New" w:cs="Courier New"/>
+          <w:sz w:val="20"/>
+          <w:szCs w:val="20"/>
+          <w:lang w:val="en-IN" w:eastAsia="en-IN"/>
+        </w:rPr>
+        <w:t xml:space="preserve">     |</w:t>
+      </w:r>
+    </w:p>
+    <w:p>
+      <w:pPr>
+        <w:tabs>
+          <w:tab w:val="left" w:pos="916"/>
+          <w:tab w:val="left" w:pos="1832"/>
+          <w:tab w:val="left" w:pos="2748"/>
+          <w:tab w:val="left" w:pos="3664"/>
+          <w:tab w:val="left" w:pos="4580"/>
+          <w:tab w:val="left" w:pos="5496"/>
+          <w:tab w:val="left" w:pos="6412"/>
+          <w:tab w:val="left" w:pos="7328"/>
+          <w:tab w:val="left" w:pos="8244"/>
+          <w:tab w:val="left" w:pos="9160"/>
+          <w:tab w:val="left" w:pos="10076"/>
+          <w:tab w:val="left" w:pos="10992"/>
+          <w:tab w:val="left" w:pos="11908"/>
+          <w:tab w:val="left" w:pos="12824"/>
+          <w:tab w:val="left" w:pos="13740"/>
+          <w:tab w:val="left" w:pos="14656"/>
+        </w:tabs>
+        <w:spacing w:after="0" w:line="240" w:lineRule="auto"/>
+        <w:rPr>
+          <w:rFonts w:ascii="Courier New" w:eastAsia="Times New Roman" w:hAnsi="Courier New" w:cs="Courier New"/>
+          <w:sz w:val="20"/>
+          <w:szCs w:val="20"/>
+          <w:lang w:val="en-IN" w:eastAsia="en-IN"/>
+        </w:rPr>
+      </w:pPr>
+      <w:r>
+        <w:rPr>
+          <w:rFonts w:ascii="Courier New" w:eastAsia="Times New Roman" w:hAnsi="Courier New" w:cs="Courier New"/>
+          <w:sz w:val="20"/>
+          <w:szCs w:val="20"/>
+          <w:lang w:val="en-IN" w:eastAsia="en-IN"/>
+        </w:rPr>
+        <w:t xml:space="preserve">     | Validates credentials</w:t>
+      </w:r>
+    </w:p>
+    <w:p>
+      <w:pPr>
+        <w:tabs>
+          <w:tab w:val="left" w:pos="916"/>
+          <w:tab w:val="left" w:pos="1832"/>
+          <w:tab w:val="left" w:pos="2748"/>
+          <w:tab w:val="left" w:pos="3664"/>
+          <w:tab w:val="left" w:pos="4580"/>
+          <w:tab w:val="left" w:pos="5496"/>
+          <w:tab w:val="left" w:pos="6412"/>
+          <w:tab w:val="left" w:pos="7328"/>
+          <w:tab w:val="left" w:pos="8244"/>
+          <w:tab w:val="left" w:pos="9160"/>
+          <w:tab w:val="left" w:pos="10076"/>
+          <w:tab w:val="left" w:pos="10992"/>
+          <w:tab w:val="left" w:pos="11908"/>
+          <w:tab w:val="left" w:pos="12824"/>
+          <w:tab w:val="left" w:pos="13740"/>
+          <w:tab w:val="left" w:pos="14656"/>
+        </w:tabs>
+        <w:spacing w:after="0" w:line="240" w:lineRule="auto"/>
+        <w:rPr>
+          <w:rFonts w:ascii="Courier New" w:eastAsia="Times New Roman" w:hAnsi="Courier New" w:cs="Courier New"/>
+          <w:sz w:val="20"/>
+          <w:szCs w:val="20"/>
+          <w:lang w:val="en-IN" w:eastAsia="en-IN"/>
+        </w:rPr>
+      </w:pPr>
+      <w:r>
+        <w:rPr>
+          <w:rFonts w:ascii="Courier New" w:eastAsia="Times New Roman" w:hAnsi="Courier New" w:cs="Courier New"/>
+          <w:sz w:val="20"/>
+          <w:szCs w:val="20"/>
+          <w:lang w:val="en-IN" w:eastAsia="en-IN"/>
+        </w:rPr>
+        <w:t xml:space="preserve">     | Returns access token (e.g., JWT)</w:t>
+      </w:r>
+    </w:p>
+    <w:p>
+      <w:pPr>
+        <w:tabs>
+          <w:tab w:val="left" w:pos="916"/>
+          <w:tab w:val="left" w:pos="1832"/>
+          <w:tab w:val="left" w:pos="2748"/>
+          <w:tab w:val="left" w:pos="3664"/>
+          <w:tab w:val="left" w:pos="4580"/>
+          <w:tab w:val="left" w:pos="5496"/>
+          <w:tab w:val="left" w:pos="6412"/>
+          <w:tab w:val="left" w:pos="7328"/>
+          <w:tab w:val="left" w:pos="8244"/>
+          <w:tab w:val="left" w:pos="9160"/>
+          <w:tab w:val="left" w:pos="10076"/>
+          <w:tab w:val="left" w:pos="10992"/>
+          <w:tab w:val="left" w:pos="11908"/>
+          <w:tab w:val="left" w:pos="12824"/>
+          <w:tab w:val="left" w:pos="13740"/>
+          <w:tab w:val="left" w:pos="14656"/>
+        </w:tabs>
+        <w:spacing w:after="0" w:line="240" w:lineRule="auto"/>
+        <w:rPr>
+          <w:rFonts w:ascii="Courier New" w:eastAsia="Times New Roman" w:hAnsi="Courier New" w:cs="Courier New"/>
+          <w:sz w:val="20"/>
+          <w:szCs w:val="20"/>
+          <w:lang w:val="en-IN" w:eastAsia="en-IN"/>
+        </w:rPr>
+      </w:pPr>
+      <w:r>
+        <w:rPr>
+          <w:rFonts w:ascii="Courier New" w:eastAsia="Times New Roman" w:hAnsi="Courier New" w:cs="Courier New"/>
+          <w:sz w:val="20"/>
+          <w:szCs w:val="20"/>
+          <w:lang w:val="en-IN" w:eastAsia="en-IN"/>
+        </w:rPr>
+        <w:t xml:space="preserve">     v</w:t>
+      </w:r>
+    </w:p>
+    <w:p>
+      <w:pPr>
+        <w:tabs>
+          <w:tab w:val="left" w:pos="916"/>
+          <w:tab w:val="left" w:pos="1832"/>
+          <w:tab w:val="left" w:pos="2748"/>
+          <w:tab w:val="left" w:pos="3664"/>
+          <w:tab w:val="left" w:pos="4580"/>
+          <w:tab w:val="left" w:pos="5496"/>
+          <w:tab w:val="left" w:pos="6412"/>
+          <w:tab w:val="left" w:pos="7328"/>
+          <w:tab w:val="left" w:pos="8244"/>
+          <w:tab w:val="left" w:pos="9160"/>
+          <w:tab w:val="left" w:pos="10076"/>
+          <w:tab w:val="left" w:pos="10992"/>
+          <w:tab w:val="left" w:pos="11908"/>
+          <w:tab w:val="left" w:pos="12824"/>
+          <w:tab w:val="left" w:pos="13740"/>
+          <w:tab w:val="left" w:pos="14656"/>
+        </w:tabs>
+        <w:spacing w:after="0" w:line="240" w:lineRule="auto"/>
+        <w:rPr>
+          <w:rFonts w:ascii="Courier New" w:eastAsia="Times New Roman" w:hAnsi="Courier New" w:cs="Courier New"/>
+          <w:sz w:val="20"/>
+          <w:szCs w:val="20"/>
+          <w:lang w:val="en-IN" w:eastAsia="en-IN"/>
+        </w:rPr>
+      </w:pPr>
+      <w:r>
+        <w:rPr>
+          <w:rFonts w:ascii="Courier New" w:eastAsia="Times New Roman" w:hAnsi="Courier New" w:cs="Courier New"/>
+          <w:sz w:val="20"/>
+          <w:szCs w:val="20"/>
+          <w:lang w:val="en-IN" w:eastAsia="en-IN"/>
+        </w:rPr>
+        <w:t>3. Client</w:t>
+      </w:r>
+    </w:p>
+    <w:p>
+      <w:pPr>
+        <w:tabs>
+          <w:tab w:val="left" w:pos="916"/>
+          <w:tab w:val="left" w:pos="1832"/>
+          <w:tab w:val="left" w:pos="2748"/>
+          <w:tab w:val="left" w:pos="3664"/>
+          <w:tab w:val="left" w:pos="4580"/>
+          <w:tab w:val="left" w:pos="5496"/>
+          <w:tab w:val="left" w:pos="6412"/>
+          <w:tab w:val="left" w:pos="7328"/>
+          <w:tab w:val="left" w:pos="8244"/>
+          <w:tab w:val="left" w:pos="9160"/>
+          <w:tab w:val="left" w:pos="10076"/>
+          <w:tab w:val="left" w:pos="10992"/>
+          <w:tab w:val="left" w:pos="11908"/>
+          <w:tab w:val="left" w:pos="12824"/>
+          <w:tab w:val="left" w:pos="13740"/>
+          <w:tab w:val="left" w:pos="14656"/>
+        </w:tabs>
+        <w:spacing w:after="0" w:line="240" w:lineRule="auto"/>
+        <w:rPr>
+          <w:rFonts w:ascii="Courier New" w:eastAsia="Times New Roman" w:hAnsi="Courier New" w:cs="Courier New"/>
+          <w:sz w:val="20"/>
+          <w:szCs w:val="20"/>
+          <w:lang w:val="en-IN" w:eastAsia="en-IN"/>
+        </w:rPr>
+      </w:pPr>
+      <w:r>
+        <w:rPr>
+          <w:rFonts w:ascii="Courier New" w:eastAsia="Times New Roman" w:hAnsi="Courier New" w:cs="Courier New"/>
+          <w:sz w:val="20"/>
+          <w:szCs w:val="20"/>
+          <w:lang w:val="en-IN" w:eastAsia="en-IN"/>
+        </w:rPr>
+        <w:t xml:space="preserve">     |</w:t>
+      </w:r>
+    </w:p>
+    <w:p>
+      <w:pPr>
+        <w:tabs>
+          <w:tab w:val="left" w:pos="916"/>
+          <w:tab w:val="left" w:pos="1832"/>
+          <w:tab w:val="left" w:pos="2748"/>
+          <w:tab w:val="left" w:pos="3664"/>
+          <w:tab w:val="left" w:pos="4580"/>
+          <w:tab w:val="left" w:pos="5496"/>
+          <w:tab w:val="left" w:pos="6412"/>
+          <w:tab w:val="left" w:pos="7328"/>
+          <w:tab w:val="left" w:pos="8244"/>
+          <w:tab w:val="left" w:pos="9160"/>
+          <w:tab w:val="left" w:pos="10076"/>
+          <w:tab w:val="left" w:pos="10992"/>
+          <w:tab w:val="left" w:pos="11908"/>
+          <w:tab w:val="left" w:pos="12824"/>
+          <w:tab w:val="left" w:pos="13740"/>
+          <w:tab w:val="left" w:pos="14656"/>
+        </w:tabs>
+        <w:spacing w:after="0" w:line="240" w:lineRule="auto"/>
+        <w:rPr>
+          <w:rFonts w:ascii="Courier New" w:eastAsia="Times New Roman" w:hAnsi="Courier New" w:cs="Courier New"/>
+          <w:sz w:val="20"/>
+          <w:szCs w:val="20"/>
+          <w:lang w:val="en-IN" w:eastAsia="en-IN"/>
+        </w:rPr>
+      </w:pPr>
+      <w:r>
+        <w:rPr>
+          <w:rFonts w:ascii="Courier New" w:eastAsia="Times New Roman" w:hAnsi="Courier New" w:cs="Courier New"/>
+          <w:sz w:val="20"/>
+          <w:szCs w:val="20"/>
+          <w:lang w:val="en-IN" w:eastAsia="en-IN"/>
+        </w:rPr>
+        <w:t xml:space="preserve">     | GET /account</w:t>
+      </w:r>
+    </w:p>
+    <w:p>
+      <w:pPr>
+        <w:tabs>
+          <w:tab w:val="left" w:pos="916"/>
+          <w:tab w:val="left" w:pos="1832"/>
+          <w:tab w:val="left" w:pos="2748"/>
+          <w:tab w:val="left" w:pos="3664"/>
+          <w:tab w:val="left" w:pos="4580"/>
+          <w:tab w:val="left" w:pos="5496"/>
+          <w:tab w:val="left" w:pos="6412"/>
+          <w:tab w:val="left" w:pos="7328"/>
+          <w:tab w:val="left" w:pos="8244"/>
+          <w:tab w:val="left" w:pos="9160"/>
+          <w:tab w:val="left" w:pos="10076"/>
+          <w:tab w:val="left" w:pos="10992"/>
+          <w:tab w:val="left" w:pos="11908"/>
+          <w:tab w:val="left" w:pos="12824"/>
+          <w:tab w:val="left" w:pos="13740"/>
+          <w:tab w:val="left" w:pos="14656"/>
+        </w:tabs>
+        <w:spacing w:after="0" w:line="240" w:lineRule="auto"/>
+        <w:rPr>
+          <w:rFonts w:ascii="Courier New" w:eastAsia="Times New Roman" w:hAnsi="Courier New" w:cs="Courier New"/>
+          <w:sz w:val="20"/>
+          <w:szCs w:val="20"/>
+          <w:lang w:val="en-IN" w:eastAsia="en-IN"/>
+        </w:rPr>
+      </w:pPr>
+      <w:r>
+        <w:rPr>
+          <w:rFonts w:ascii="Courier New" w:eastAsia="Times New Roman" w:hAnsi="Courier New" w:cs="Courier New"/>
+          <w:sz w:val="20"/>
+          <w:szCs w:val="20"/>
+          <w:lang w:val="en-IN" w:eastAsia="en-IN"/>
+        </w:rPr>
+        <w:t xml:space="preserve">     | Authorization: Bearer &lt;token&gt;</w:t>
+      </w:r>
+    </w:p>
+    <w:p>
+      <w:pPr>
+        <w:tabs>
+          <w:tab w:val="left" w:pos="916"/>
+          <w:tab w:val="left" w:pos="1832"/>
+          <w:tab w:val="left" w:pos="2748"/>
+          <w:tab w:val="left" w:pos="3664"/>
+          <w:tab w:val="left" w:pos="4580"/>
+          <w:tab w:val="left" w:pos="5496"/>
+          <w:tab w:val="left" w:pos="6412"/>
+          <w:tab w:val="left" w:pos="7328"/>
+          <w:tab w:val="left" w:pos="8244"/>
+          <w:tab w:val="left" w:pos="9160"/>
+          <w:tab w:val="left" w:pos="10076"/>
+          <w:tab w:val="left" w:pos="10992"/>
+          <w:tab w:val="left" w:pos="11908"/>
+          <w:tab w:val="left" w:pos="12824"/>
+          <w:tab w:val="left" w:pos="13740"/>
+          <w:tab w:val="left" w:pos="14656"/>
+        </w:tabs>
+        <w:spacing w:after="0" w:line="240" w:lineRule="auto"/>
+        <w:rPr>
+          <w:rFonts w:ascii="Courier New" w:eastAsia="Times New Roman" w:hAnsi="Courier New" w:cs="Courier New"/>
+          <w:sz w:val="20"/>
+          <w:szCs w:val="20"/>
+          <w:lang w:val="en-IN" w:eastAsia="en-IN"/>
+        </w:rPr>
+      </w:pPr>
+      <w:r>
+        <w:rPr>
+          <w:rFonts w:ascii="Courier New" w:eastAsia="Times New Roman" w:hAnsi="Courier New" w:cs="Courier New"/>
+          <w:sz w:val="20"/>
+          <w:szCs w:val="20"/>
+          <w:lang w:val="en-IN" w:eastAsia="en-IN"/>
+        </w:rPr>
+        <w:t xml:space="preserve">     v</w:t>
+      </w:r>
+    </w:p>
+    <w:p>
+      <w:pPr>
+        <w:tabs>
+          <w:tab w:val="left" w:pos="916"/>
+          <w:tab w:val="left" w:pos="1832"/>
+          <w:tab w:val="left" w:pos="2748"/>
+          <w:tab w:val="left" w:pos="3664"/>
+          <w:tab w:val="left" w:pos="4580"/>
+          <w:tab w:val="left" w:pos="5496"/>
+          <w:tab w:val="left" w:pos="6412"/>
+          <w:tab w:val="left" w:pos="7328"/>
+          <w:tab w:val="left" w:pos="8244"/>
+          <w:tab w:val="left" w:pos="9160"/>
+          <w:tab w:val="left" w:pos="10076"/>
+          <w:tab w:val="left" w:pos="10992"/>
+          <w:tab w:val="left" w:pos="11908"/>
+          <w:tab w:val="left" w:pos="12824"/>
+          <w:tab w:val="left" w:pos="13740"/>
+          <w:tab w:val="left" w:pos="14656"/>
+        </w:tabs>
+        <w:spacing w:after="0" w:line="240" w:lineRule="auto"/>
+        <w:rPr>
+          <w:rFonts w:ascii="Courier New" w:eastAsia="Times New Roman" w:hAnsi="Courier New" w:cs="Courier New"/>
+          <w:sz w:val="20"/>
+          <w:szCs w:val="20"/>
+          <w:lang w:val="en-IN" w:eastAsia="en-IN"/>
+        </w:rPr>
+      </w:pPr>
+      <w:r>
+        <w:rPr>
+          <w:rFonts w:ascii="Courier New" w:eastAsia="Times New Roman" w:hAnsi="Courier New" w:cs="Courier New"/>
+          <w:sz w:val="20"/>
+          <w:szCs w:val="20"/>
+          <w:lang w:val="en-IN" w:eastAsia="en-IN"/>
+        </w:rPr>
+        <w:t>4. REST Server</w:t>
+      </w:r>
+    </w:p>
+    <w:p>
+      <w:pPr>
+        <w:tabs>
+          <w:tab w:val="left" w:pos="916"/>
+          <w:tab w:val="left" w:pos="1832"/>
+          <w:tab w:val="left" w:pos="2748"/>
+          <w:tab w:val="left" w:pos="3664"/>
+          <w:tab w:val="left" w:pos="4580"/>
+          <w:tab w:val="left" w:pos="5496"/>
+          <w:tab w:val="left" w:pos="6412"/>
+          <w:tab w:val="left" w:pos="7328"/>
+          <w:tab w:val="left" w:pos="8244"/>
+          <w:tab w:val="left" w:pos="9160"/>
+          <w:tab w:val="left" w:pos="10076"/>
+          <w:tab w:val="left" w:pos="10992"/>
+          <w:tab w:val="left" w:pos="11908"/>
+          <w:tab w:val="left" w:pos="12824"/>
+          <w:tab w:val="left" w:pos="13740"/>
+          <w:tab w:val="left" w:pos="14656"/>
+        </w:tabs>
+        <w:spacing w:after="0" w:line="240" w:lineRule="auto"/>
+        <w:rPr>
+          <w:rFonts w:ascii="Courier New" w:eastAsia="Times New Roman" w:hAnsi="Courier New" w:cs="Courier New"/>
+          <w:sz w:val="20"/>
+          <w:szCs w:val="20"/>
+          <w:lang w:val="en-IN" w:eastAsia="en-IN"/>
+        </w:rPr>
+      </w:pPr>
+      <w:r>
+        <w:rPr>
+          <w:rFonts w:ascii="Courier New" w:eastAsia="Times New Roman" w:hAnsi="Courier New" w:cs="Courier New"/>
+          <w:sz w:val="20"/>
+          <w:szCs w:val="20"/>
+          <w:lang w:val="en-IN" w:eastAsia="en-IN"/>
+        </w:rPr>
+        <w:t xml:space="preserve">     |</w:t>
+      </w:r>
+    </w:p>
+    <w:p>
+      <w:pPr>
+        <w:tabs>
+          <w:tab w:val="left" w:pos="916"/>
+          <w:tab w:val="left" w:pos="1832"/>
+          <w:tab w:val="left" w:pos="2748"/>
+          <w:tab w:val="left" w:pos="3664"/>
+          <w:tab w:val="left" w:pos="4580"/>
+          <w:tab w:val="left" w:pos="5496"/>
+          <w:tab w:val="left" w:pos="6412"/>
+          <w:tab w:val="left" w:pos="7328"/>
+          <w:tab w:val="left" w:pos="8244"/>
+          <w:tab w:val="left" w:pos="9160"/>
+          <w:tab w:val="left" w:pos="10076"/>
+          <w:tab w:val="left" w:pos="10992"/>
+          <w:tab w:val="left" w:pos="11908"/>
+          <w:tab w:val="left" w:pos="12824"/>
+          <w:tab w:val="left" w:pos="13740"/>
+          <w:tab w:val="left" w:pos="14656"/>
+        </w:tabs>
+        <w:spacing w:after="0" w:line="240" w:lineRule="auto"/>
+        <w:rPr>
+          <w:rFonts w:ascii="Courier New" w:eastAsia="Times New Roman" w:hAnsi="Courier New" w:cs="Courier New"/>
+          <w:sz w:val="20"/>
+          <w:szCs w:val="20"/>
+          <w:lang w:val="en-IN" w:eastAsia="en-IN"/>
+        </w:rPr>
+      </w:pPr>
+      <w:r>
+        <w:rPr>
+          <w:rFonts w:ascii="Courier New" w:eastAsia="Times New Roman" w:hAnsi="Courier New" w:cs="Courier New"/>
+          <w:sz w:val="20"/>
+          <w:szCs w:val="20"/>
+          <w:lang w:val="en-IN" w:eastAsia="en-IN"/>
+        </w:rPr>
+        <w:t xml:space="preserve">     | Validates token on each request</w:t>
+      </w:r>
+    </w:p>
+    <w:p>
+      <w:pPr>
+        <w:tabs>
+          <w:tab w:val="left" w:pos="916"/>
+          <w:tab w:val="left" w:pos="1832"/>
+          <w:tab w:val="left" w:pos="2748"/>
+          <w:tab w:val="left" w:pos="3664"/>
+          <w:tab w:val="left" w:pos="4580"/>
+          <w:tab w:val="left" w:pos="5496"/>
+          <w:tab w:val="left" w:pos="6412"/>
+          <w:tab w:val="left" w:pos="7328"/>
+          <w:tab w:val="left" w:pos="8244"/>
+          <w:tab w:val="left" w:pos="9160"/>
+          <w:tab w:val="left" w:pos="10076"/>
+          <w:tab w:val="left" w:pos="10992"/>
+          <w:tab w:val="left" w:pos="11908"/>
+          <w:tab w:val="left" w:pos="12824"/>
+          <w:tab w:val="left" w:pos="13740"/>
+          <w:tab w:val="left" w:pos="14656"/>
+        </w:tabs>
+        <w:spacing w:after="0" w:line="240" w:lineRule="auto"/>
+        <w:rPr>
+          <w:rFonts w:ascii="Courier New" w:eastAsia="Times New Roman" w:hAnsi="Courier New" w:cs="Courier New"/>
+          <w:sz w:val="20"/>
+          <w:szCs w:val="20"/>
+          <w:lang w:val="en-IN" w:eastAsia="en-IN"/>
+        </w:rPr>
+      </w:pPr>
+      <w:r>
+        <w:rPr>
+          <w:rFonts w:ascii="Courier New" w:eastAsia="Times New Roman" w:hAnsi="Courier New" w:cs="Courier New"/>
+          <w:sz w:val="20"/>
+          <w:szCs w:val="20"/>
+          <w:lang w:val="en-IN" w:eastAsia="en-IN"/>
+        </w:rPr>
+        <w:t xml:space="preserve">     | Identifies the user</w:t>
+      </w:r>
+    </w:p>
+    <w:p>
+      <w:pPr>
+        <w:tabs>
+          <w:tab w:val="left" w:pos="916"/>
+          <w:tab w:val="left" w:pos="1832"/>
+          <w:tab w:val="left" w:pos="2748"/>
+          <w:tab w:val="left" w:pos="3664"/>
+          <w:tab w:val="left" w:pos="4580"/>
+          <w:tab w:val="left" w:pos="5496"/>
+          <w:tab w:val="left" w:pos="6412"/>
+          <w:tab w:val="left" w:pos="7328"/>
+          <w:tab w:val="left" w:pos="8244"/>
+          <w:tab w:val="left" w:pos="9160"/>
+          <w:tab w:val="left" w:pos="10076"/>
+          <w:tab w:val="left" w:pos="10992"/>
+          <w:tab w:val="left" w:pos="11908"/>
+          <w:tab w:val="left" w:pos="12824"/>
+          <w:tab w:val="left" w:pos="13740"/>
+          <w:tab w:val="left" w:pos="14656"/>
+        </w:tabs>
+        <w:spacing w:after="0" w:line="240" w:lineRule="auto"/>
+        <w:rPr>
+          <w:rFonts w:ascii="Courier New" w:eastAsia="Times New Roman" w:hAnsi="Courier New" w:cs="Courier New"/>
+          <w:sz w:val="20"/>
+          <w:szCs w:val="20"/>
+          <w:lang w:val="en-IN" w:eastAsia="en-IN"/>
+        </w:rPr>
+      </w:pPr>
+      <w:r>
+        <w:rPr>
+          <w:rFonts w:ascii="Courier New" w:eastAsia="Times New Roman" w:hAnsi="Courier New" w:cs="Courier New"/>
+          <w:sz w:val="20"/>
+          <w:szCs w:val="20"/>
+          <w:lang w:val="en-IN" w:eastAsia="en-IN"/>
+        </w:rPr>
+        <w:t xml:space="preserve">     v</w:t>
+      </w:r>
+    </w:p>
+    <w:p>
+      <w:pPr>
+        <w:tabs>
+          <w:tab w:val="left" w:pos="916"/>
+          <w:tab w:val="left" w:pos="1832"/>
+          <w:tab w:val="left" w:pos="2748"/>
+          <w:tab w:val="left" w:pos="3664"/>
+          <w:tab w:val="left" w:pos="4580"/>
+          <w:tab w:val="left" w:pos="5496"/>
+          <w:tab w:val="left" w:pos="6412"/>
+          <w:tab w:val="left" w:pos="7328"/>
+          <w:tab w:val="left" w:pos="8244"/>
+          <w:tab w:val="left" w:pos="9160"/>
+          <w:tab w:val="left" w:pos="10076"/>
+          <w:tab w:val="left" w:pos="10992"/>
+          <w:tab w:val="left" w:pos="11908"/>
+          <w:tab w:val="left" w:pos="12824"/>
+          <w:tab w:val="left" w:pos="13740"/>
+          <w:tab w:val="left" w:pos="14656"/>
+        </w:tabs>
+        <w:spacing w:after="0" w:line="240" w:lineRule="auto"/>
+        <w:rPr>
+          <w:rFonts w:ascii="Courier New" w:eastAsia="Times New Roman" w:hAnsi="Courier New" w:cs="Courier New"/>
+          <w:sz w:val="20"/>
+          <w:szCs w:val="20"/>
+          <w:lang w:val="en-IN" w:eastAsia="en-IN"/>
+        </w:rPr>
+      </w:pPr>
+      <w:r>
+        <w:rPr>
+          <w:rFonts w:ascii="Courier New" w:eastAsia="Times New Roman" w:hAnsi="Courier New" w:cs="Courier New"/>
+          <w:sz w:val="20"/>
+          <w:szCs w:val="20"/>
+          <w:lang w:val="en-IN" w:eastAsia="en-IN"/>
+        </w:rPr>
+        <w:t>5. Returns account details</w:t>
+      </w:r>
+    </w:p>
+    <w:p>
+      <w:pPr>
+        <w:spacing w:before="100" w:beforeAutospacing="1" w:after="100" w:afterAutospacing="1" w:line="240" w:lineRule="auto"/>
+        <w:rPr>
+          <w:rFonts w:ascii="Times New Roman" w:eastAsia="Times New Roman" w:hAnsi="Times New Roman" w:cs="Times New Roman"/>
+          <w:sz w:val="24"/>
+          <w:szCs w:val="24"/>
+          <w:lang w:val="en-IN" w:eastAsia="en-IN"/>
+        </w:rPr>
+      </w:pPr>
+      <w:r>
+        <w:rPr>
+          <w:rFonts w:ascii="Times New Roman" w:eastAsia="Times New Roman" w:hAnsi="Times New Roman" w:cs="Times New Roman"/>
+          <w:sz w:val="24"/>
+          <w:szCs w:val="24"/>
+          <w:lang w:val="en-IN" w:eastAsia="en-IN"/>
+        </w:rPr>
+        <w:t>Key point: The server does not need to remember the previous HTTP request. The client sends its token with each request.</w:t>
+      </w:r>
+    </w:p>
+    <w:p>
+      <w:pPr>
+        <w:spacing w:before="100" w:beforeAutospacing="1" w:after="100" w:afterAutospacing="1" w:line="240" w:lineRule="auto"/>
+        <w:outlineLvl w:val="2"/>
+        <w:rPr>
+          <w:rFonts w:ascii="Times New Roman" w:eastAsia="Times New Roman" w:hAnsi="Times New Roman" w:cs="Times New Roman"/>
+          <w:b/>
+          <w:bCs/>
+          <w:sz w:val="27"/>
+          <w:szCs w:val="27"/>
+          <w:lang w:val="en-IN" w:eastAsia="en-IN"/>
+        </w:rPr>
+      </w:pPr>
+      <w:r>
+        <w:rPr>
+          <w:rFonts w:ascii="Times New Roman" w:eastAsia="Times New Roman" w:hAnsi="Times New Roman" w:cs="Times New Roman"/>
+          <w:b/>
+          <w:bCs/>
+          <w:sz w:val="27"/>
+          <w:szCs w:val="27"/>
+          <w:lang w:val="en-IN" w:eastAsia="en-IN"/>
+        </w:rPr>
+        <w:lastRenderedPageBreak/>
+        <w:t>3. SOAP session management example</w:t>
+      </w:r>
+    </w:p>
+    <w:p>
+      <w:pPr>
+        <w:spacing w:before="100" w:beforeAutospacing="1" w:after="100" w:afterAutospacing="1" w:line="240" w:lineRule="auto"/>
+        <w:rPr>
+          <w:rFonts w:ascii="Times New Roman" w:eastAsia="Times New Roman" w:hAnsi="Times New Roman" w:cs="Times New Roman"/>
+          <w:sz w:val="24"/>
+          <w:szCs w:val="24"/>
+          <w:lang w:val="en-IN" w:eastAsia="en-IN"/>
+        </w:rPr>
+      </w:pPr>
+      <w:r>
+        <w:rPr>
+          <w:rFonts w:ascii="Times New Roman" w:eastAsia="Times New Roman" w:hAnsi="Times New Roman" w:cs="Times New Roman"/>
+          <w:sz w:val="24"/>
+          <w:szCs w:val="24"/>
+          <w:lang w:val="en-IN" w:eastAsia="en-IN"/>
+        </w:rPr>
+        <w:t>Imagine an enterprise banking system using a SOAP service.</w:t>
+      </w:r>
+    </w:p>
+    <w:p>
+      <w:pPr>
+        <w:tabs>
+          <w:tab w:val="left" w:pos="916"/>
+          <w:tab w:val="left" w:pos="1832"/>
+          <w:tab w:val="left" w:pos="2748"/>
+          <w:tab w:val="left" w:pos="3664"/>
+          <w:tab w:val="left" w:pos="4580"/>
+          <w:tab w:val="left" w:pos="5496"/>
+          <w:tab w:val="left" w:pos="6412"/>
+          <w:tab w:val="left" w:pos="7328"/>
+          <w:tab w:val="left" w:pos="8244"/>
+          <w:tab w:val="left" w:pos="9160"/>
+          <w:tab w:val="left" w:pos="10076"/>
+          <w:tab w:val="left" w:pos="10992"/>
+          <w:tab w:val="left" w:pos="11908"/>
+          <w:tab w:val="left" w:pos="12824"/>
+          <w:tab w:val="left" w:pos="13740"/>
+          <w:tab w:val="left" w:pos="14656"/>
+        </w:tabs>
+        <w:spacing w:after="0" w:line="240" w:lineRule="auto"/>
+        <w:rPr>
+          <w:rFonts w:ascii="Courier New" w:eastAsia="Times New Roman" w:hAnsi="Courier New" w:cs="Courier New"/>
+          <w:sz w:val="20"/>
+          <w:szCs w:val="20"/>
+          <w:lang w:val="en-IN" w:eastAsia="en-IN"/>
+        </w:rPr>
+      </w:pPr>
+      <w:r>
+        <w:rPr>
+          <w:rFonts w:ascii="Courier New" w:eastAsia="Times New Roman" w:hAnsi="Courier New" w:cs="Courier New"/>
+          <w:sz w:val="20"/>
+          <w:szCs w:val="20"/>
+          <w:lang w:val="en-IN" w:eastAsia="en-IN"/>
+        </w:rPr>
+        <w:t>1. SOAP Client</w:t>
+      </w:r>
+    </w:p>
+    <w:p>
+      <w:pPr>
+        <w:tabs>
+          <w:tab w:val="left" w:pos="916"/>
+          <w:tab w:val="left" w:pos="1832"/>
+          <w:tab w:val="left" w:pos="2748"/>
+          <w:tab w:val="left" w:pos="3664"/>
+          <w:tab w:val="left" w:pos="4580"/>
+          <w:tab w:val="left" w:pos="5496"/>
+          <w:tab w:val="left" w:pos="6412"/>
+          <w:tab w:val="left" w:pos="7328"/>
+          <w:tab w:val="left" w:pos="8244"/>
+          <w:tab w:val="left" w:pos="9160"/>
+          <w:tab w:val="left" w:pos="10076"/>
+          <w:tab w:val="left" w:pos="10992"/>
+          <w:tab w:val="left" w:pos="11908"/>
+          <w:tab w:val="left" w:pos="12824"/>
+          <w:tab w:val="left" w:pos="13740"/>
+          <w:tab w:val="left" w:pos="14656"/>
+        </w:tabs>
+        <w:spacing w:after="0" w:line="240" w:lineRule="auto"/>
+        <w:rPr>
+          <w:rFonts w:ascii="Courier New" w:eastAsia="Times New Roman" w:hAnsi="Courier New" w:cs="Courier New"/>
+          <w:sz w:val="20"/>
+          <w:szCs w:val="20"/>
+          <w:lang w:val="en-IN" w:eastAsia="en-IN"/>
+        </w:rPr>
+      </w:pPr>
+      <w:r>
+        <w:rPr>
+          <w:rFonts w:ascii="Courier New" w:eastAsia="Times New Roman" w:hAnsi="Courier New" w:cs="Courier New"/>
+          <w:sz w:val="20"/>
+          <w:szCs w:val="20"/>
+          <w:lang w:val="en-IN" w:eastAsia="en-IN"/>
+        </w:rPr>
+        <w:t xml:space="preserve">     |</w:t>
+      </w:r>
+    </w:p>
+    <w:p>
+      <w:pPr>
+        <w:tabs>
+          <w:tab w:val="left" w:pos="916"/>
+          <w:tab w:val="left" w:pos="1832"/>
+          <w:tab w:val="left" w:pos="2748"/>
+          <w:tab w:val="left" w:pos="3664"/>
+          <w:tab w:val="left" w:pos="4580"/>
+          <w:tab w:val="left" w:pos="5496"/>
+          <w:tab w:val="left" w:pos="6412"/>
+          <w:tab w:val="left" w:pos="7328"/>
+          <w:tab w:val="left" w:pos="8244"/>
+          <w:tab w:val="left" w:pos="9160"/>
+          <w:tab w:val="left" w:pos="10076"/>
+          <w:tab w:val="left" w:pos="10992"/>
+          <w:tab w:val="left" w:pos="11908"/>
+          <w:tab w:val="left" w:pos="12824"/>
+          <w:tab w:val="left" w:pos="13740"/>
+          <w:tab w:val="left" w:pos="14656"/>
+        </w:tabs>
+        <w:spacing w:after="0" w:line="240" w:lineRule="auto"/>
+        <w:rPr>
+          <w:rFonts w:ascii="Courier New" w:eastAsia="Times New Roman" w:hAnsi="Courier New" w:cs="Courier New"/>
+          <w:sz w:val="20"/>
+          <w:szCs w:val="20"/>
+          <w:lang w:val="en-IN" w:eastAsia="en-IN"/>
+        </w:rPr>
+      </w:pPr>
+      <w:r>
+        <w:rPr>
+          <w:rFonts w:ascii="Courier New" w:eastAsia="Times New Roman" w:hAnsi="Courier New" w:cs="Courier New"/>
+          <w:sz w:val="20"/>
+          <w:szCs w:val="20"/>
+          <w:lang w:val="en-IN" w:eastAsia="en-IN"/>
+        </w:rPr>
+        <w:t xml:space="preserve">     | Login request (SOAP XML)</w:t>
+      </w:r>
+    </w:p>
+    <w:p>
+      <w:pPr>
+        <w:tabs>
+          <w:tab w:val="left" w:pos="916"/>
+          <w:tab w:val="left" w:pos="1832"/>
+          <w:tab w:val="left" w:pos="2748"/>
+          <w:tab w:val="left" w:pos="3664"/>
+          <w:tab w:val="left" w:pos="4580"/>
+          <w:tab w:val="left" w:pos="5496"/>
+          <w:tab w:val="left" w:pos="6412"/>
+          <w:tab w:val="left" w:pos="7328"/>
+          <w:tab w:val="left" w:pos="8244"/>
+          <w:tab w:val="left" w:pos="9160"/>
+          <w:tab w:val="left" w:pos="10076"/>
+          <w:tab w:val="left" w:pos="10992"/>
+          <w:tab w:val="left" w:pos="11908"/>
+          <w:tab w:val="left" w:pos="12824"/>
+          <w:tab w:val="left" w:pos="13740"/>
+          <w:tab w:val="left" w:pos="14656"/>
+        </w:tabs>
+        <w:spacing w:after="0" w:line="240" w:lineRule="auto"/>
+        <w:rPr>
+          <w:rFonts w:ascii="Courier New" w:eastAsia="Times New Roman" w:hAnsi="Courier New" w:cs="Courier New"/>
+          <w:sz w:val="20"/>
+          <w:szCs w:val="20"/>
+          <w:lang w:val="en-IN" w:eastAsia="en-IN"/>
+        </w:rPr>
+      </w:pPr>
+      <w:r>
+        <w:rPr>
+          <w:rFonts w:ascii="Courier New" w:eastAsia="Times New Roman" w:hAnsi="Courier New" w:cs="Courier New"/>
+          <w:sz w:val="20"/>
+          <w:szCs w:val="20"/>
+          <w:lang w:val="en-IN" w:eastAsia="en-IN"/>
+        </w:rPr>
+        <w:t xml:space="preserve">     v</w:t>
+      </w:r>
+    </w:p>
+    <w:p>
+      <w:pPr>
+        <w:tabs>
+          <w:tab w:val="left" w:pos="916"/>
+          <w:tab w:val="left" w:pos="1832"/>
+          <w:tab w:val="left" w:pos="2748"/>
+          <w:tab w:val="left" w:pos="3664"/>
+          <w:tab w:val="left" w:pos="4580"/>
+          <w:tab w:val="left" w:pos="5496"/>
+          <w:tab w:val="left" w:pos="6412"/>
+          <w:tab w:val="left" w:pos="7328"/>
+          <w:tab w:val="left" w:pos="8244"/>
+          <w:tab w:val="left" w:pos="9160"/>
+          <w:tab w:val="left" w:pos="10076"/>
+          <w:tab w:val="left" w:pos="10992"/>
+          <w:tab w:val="left" w:pos="11908"/>
+          <w:tab w:val="left" w:pos="12824"/>
+          <w:tab w:val="left" w:pos="13740"/>
+          <w:tab w:val="left" w:pos="14656"/>
+        </w:tabs>
+        <w:spacing w:after="0" w:line="240" w:lineRule="auto"/>
+        <w:rPr>
+          <w:rFonts w:ascii="Courier New" w:eastAsia="Times New Roman" w:hAnsi="Courier New" w:cs="Courier New"/>
+          <w:sz w:val="20"/>
+          <w:szCs w:val="20"/>
+          <w:lang w:val="en-IN" w:eastAsia="en-IN"/>
+        </w:rPr>
+      </w:pPr>
+      <w:r>
+        <w:rPr>
+          <w:rFonts w:ascii="Courier New" w:eastAsia="Times New Roman" w:hAnsi="Courier New" w:cs="Courier New"/>
+          <w:sz w:val="20"/>
+          <w:szCs w:val="20"/>
+          <w:lang w:val="en-IN" w:eastAsia="en-IN"/>
+        </w:rPr>
+        <w:t>2. SOAP Server</w:t>
+      </w:r>
+    </w:p>
+    <w:p>
+      <w:pPr>
+        <w:tabs>
+          <w:tab w:val="left" w:pos="916"/>
+          <w:tab w:val="left" w:pos="1832"/>
+          <w:tab w:val="left" w:pos="2748"/>
+          <w:tab w:val="left" w:pos="3664"/>
+          <w:tab w:val="left" w:pos="4580"/>
+          <w:tab w:val="left" w:pos="5496"/>
+          <w:tab w:val="left" w:pos="6412"/>
+          <w:tab w:val="left" w:pos="7328"/>
+          <w:tab w:val="left" w:pos="8244"/>
+          <w:tab w:val="left" w:pos="9160"/>
+          <w:tab w:val="left" w:pos="10076"/>
+          <w:tab w:val="left" w:pos="10992"/>
+          <w:tab w:val="left" w:pos="11908"/>
+          <w:tab w:val="left" w:pos="12824"/>
+          <w:tab w:val="left" w:pos="13740"/>
+          <w:tab w:val="left" w:pos="14656"/>
+        </w:tabs>
+        <w:spacing w:after="0" w:line="240" w:lineRule="auto"/>
+        <w:rPr>
+          <w:rFonts w:ascii="Courier New" w:eastAsia="Times New Roman" w:hAnsi="Courier New" w:cs="Courier New"/>
+          <w:sz w:val="20"/>
+          <w:szCs w:val="20"/>
+          <w:lang w:val="en-IN" w:eastAsia="en-IN"/>
+        </w:rPr>
+      </w:pPr>
+      <w:r>
+        <w:rPr>
+          <w:rFonts w:ascii="Courier New" w:eastAsia="Times New Roman" w:hAnsi="Courier New" w:cs="Courier New"/>
+          <w:sz w:val="20"/>
+          <w:szCs w:val="20"/>
+          <w:lang w:val="en-IN" w:eastAsia="en-IN"/>
+        </w:rPr>
+        <w:t xml:space="preserve">     |</w:t>
+      </w:r>
+    </w:p>
+    <w:p>
+      <w:pPr>
+        <w:tabs>
+          <w:tab w:val="left" w:pos="916"/>
+          <w:tab w:val="left" w:pos="1832"/>
+          <w:tab w:val="left" w:pos="2748"/>
+          <w:tab w:val="left" w:pos="3664"/>
+          <w:tab w:val="left" w:pos="4580"/>
+          <w:tab w:val="left" w:pos="5496"/>
+          <w:tab w:val="left" w:pos="6412"/>
+          <w:tab w:val="left" w:pos="7328"/>
+          <w:tab w:val="left" w:pos="8244"/>
+          <w:tab w:val="left" w:pos="9160"/>
+          <w:tab w:val="left" w:pos="10076"/>
+          <w:tab w:val="left" w:pos="10992"/>
+          <w:tab w:val="left" w:pos="11908"/>
+          <w:tab w:val="left" w:pos="12824"/>
+          <w:tab w:val="left" w:pos="13740"/>
+          <w:tab w:val="left" w:pos="14656"/>
+        </w:tabs>
+        <w:spacing w:after="0" w:line="240" w:lineRule="auto"/>
+        <w:rPr>
+          <w:rFonts w:ascii="Courier New" w:eastAsia="Times New Roman" w:hAnsi="Courier New" w:cs="Courier New"/>
+          <w:sz w:val="20"/>
+          <w:szCs w:val="20"/>
+          <w:lang w:val="en-IN" w:eastAsia="en-IN"/>
+        </w:rPr>
+      </w:pPr>
+      <w:r>
+        <w:rPr>
+          <w:rFonts w:ascii="Courier New" w:eastAsia="Times New Roman" w:hAnsi="Courier New" w:cs="Courier New"/>
+          <w:sz w:val="20"/>
+          <w:szCs w:val="20"/>
+          <w:lang w:val="en-IN" w:eastAsia="en-IN"/>
+        </w:rPr>
+        <w:t xml:space="preserve">     | Authenticates user</w:t>
+      </w:r>
+    </w:p>
+    <w:p>
+      <w:pPr>
+        <w:tabs>
+          <w:tab w:val="left" w:pos="916"/>
+          <w:tab w:val="left" w:pos="1832"/>
+          <w:tab w:val="left" w:pos="2748"/>
+          <w:tab w:val="left" w:pos="3664"/>
+          <w:tab w:val="left" w:pos="4580"/>
+          <w:tab w:val="left" w:pos="5496"/>
+          <w:tab w:val="left" w:pos="6412"/>
+          <w:tab w:val="left" w:pos="7328"/>
+          <w:tab w:val="left" w:pos="8244"/>
+          <w:tab w:val="left" w:pos="9160"/>
+          <w:tab w:val="left" w:pos="10076"/>
+          <w:tab w:val="left" w:pos="10992"/>
+          <w:tab w:val="left" w:pos="11908"/>
+          <w:tab w:val="left" w:pos="12824"/>
+          <w:tab w:val="left" w:pos="13740"/>
+          <w:tab w:val="left" w:pos="14656"/>
+        </w:tabs>
+        <w:spacing w:after="0" w:line="240" w:lineRule="auto"/>
+        <w:rPr>
+          <w:rFonts w:ascii="Courier New" w:eastAsia="Times New Roman" w:hAnsi="Courier New" w:cs="Courier New"/>
+          <w:sz w:val="20"/>
+          <w:szCs w:val="20"/>
+          <w:lang w:val="en-IN" w:eastAsia="en-IN"/>
+        </w:rPr>
+      </w:pPr>
+      <w:r>
+        <w:rPr>
+          <w:rFonts w:ascii="Courier New" w:eastAsia="Times New Roman" w:hAnsi="Courier New" w:cs="Courier New"/>
+          <w:sz w:val="20"/>
+          <w:szCs w:val="20"/>
+          <w:lang w:val="en-IN" w:eastAsia="en-IN"/>
+        </w:rPr>
+        <w:t xml:space="preserve">     | Creates session ID</w:t>
+      </w:r>
+    </w:p>
+    <w:p>
+      <w:pPr>
+        <w:tabs>
+          <w:tab w:val="left" w:pos="916"/>
+          <w:tab w:val="left" w:pos="1832"/>
+          <w:tab w:val="left" w:pos="2748"/>
+          <w:tab w:val="left" w:pos="3664"/>
+          <w:tab w:val="left" w:pos="4580"/>
+          <w:tab w:val="left" w:pos="5496"/>
+          <w:tab w:val="left" w:pos="6412"/>
+          <w:tab w:val="left" w:pos="7328"/>
+          <w:tab w:val="left" w:pos="8244"/>
+          <w:tab w:val="left" w:pos="9160"/>
+          <w:tab w:val="left" w:pos="10076"/>
+          <w:tab w:val="left" w:pos="10992"/>
+          <w:tab w:val="left" w:pos="11908"/>
+          <w:tab w:val="left" w:pos="12824"/>
+          <w:tab w:val="left" w:pos="13740"/>
+          <w:tab w:val="left" w:pos="14656"/>
+        </w:tabs>
+        <w:spacing w:after="0" w:line="240" w:lineRule="auto"/>
+        <w:rPr>
+          <w:rFonts w:ascii="Courier New" w:eastAsia="Times New Roman" w:hAnsi="Courier New" w:cs="Courier New"/>
+          <w:sz w:val="20"/>
+          <w:szCs w:val="20"/>
+          <w:lang w:val="en-IN" w:eastAsia="en-IN"/>
+        </w:rPr>
+      </w:pPr>
+      <w:r>
+        <w:rPr>
+          <w:rFonts w:ascii="Courier New" w:eastAsia="Times New Roman" w:hAnsi="Courier New" w:cs="Courier New"/>
+          <w:sz w:val="20"/>
+          <w:szCs w:val="20"/>
+          <w:lang w:val="en-IN" w:eastAsia="en-IN"/>
+        </w:rPr>
+        <w:t xml:space="preserve">     v</w:t>
+      </w:r>
+    </w:p>
+    <w:p>
+      <w:pPr>
+        <w:tabs>
+          <w:tab w:val="left" w:pos="916"/>
+          <w:tab w:val="left" w:pos="1832"/>
+          <w:tab w:val="left" w:pos="2748"/>
+          <w:tab w:val="left" w:pos="3664"/>
+          <w:tab w:val="left" w:pos="4580"/>
+          <w:tab w:val="left" w:pos="5496"/>
+          <w:tab w:val="left" w:pos="6412"/>
+          <w:tab w:val="left" w:pos="7328"/>
+          <w:tab w:val="left" w:pos="8244"/>
+          <w:tab w:val="left" w:pos="9160"/>
+          <w:tab w:val="left" w:pos="10076"/>
+          <w:tab w:val="left" w:pos="10992"/>
+          <w:tab w:val="left" w:pos="11908"/>
+          <w:tab w:val="left" w:pos="12824"/>
+          <w:tab w:val="left" w:pos="13740"/>
+          <w:tab w:val="left" w:pos="14656"/>
+        </w:tabs>
+        <w:spacing w:after="0" w:line="240" w:lineRule="auto"/>
+        <w:rPr>
+          <w:rFonts w:ascii="Courier New" w:eastAsia="Times New Roman" w:hAnsi="Courier New" w:cs="Courier New"/>
+          <w:sz w:val="20"/>
+          <w:szCs w:val="20"/>
+          <w:lang w:val="en-IN" w:eastAsia="en-IN"/>
+        </w:rPr>
+      </w:pPr>
+      <w:r>
+        <w:rPr>
+          <w:rFonts w:ascii="Courier New" w:eastAsia="Times New Roman" w:hAnsi="Courier New" w:cs="Courier New"/>
+          <w:sz w:val="20"/>
+          <w:szCs w:val="20"/>
+          <w:lang w:val="en-IN" w:eastAsia="en-IN"/>
+        </w:rPr>
+        <w:t>3. SOAP Client</w:t>
+      </w:r>
+    </w:p>
+    <w:p>
+      <w:pPr>
+        <w:tabs>
+          <w:tab w:val="left" w:pos="916"/>
+          <w:tab w:val="left" w:pos="1832"/>
+          <w:tab w:val="left" w:pos="2748"/>
+          <w:tab w:val="left" w:pos="3664"/>
+          <w:tab w:val="left" w:pos="4580"/>
+          <w:tab w:val="left" w:pos="5496"/>
+          <w:tab w:val="left" w:pos="6412"/>
+          <w:tab w:val="left" w:pos="7328"/>
+          <w:tab w:val="left" w:pos="8244"/>
+          <w:tab w:val="left" w:pos="9160"/>
+          <w:tab w:val="left" w:pos="10076"/>
+          <w:tab w:val="left" w:pos="10992"/>
+          <w:tab w:val="left" w:pos="11908"/>
+          <w:tab w:val="left" w:pos="12824"/>
+          <w:tab w:val="left" w:pos="13740"/>
+          <w:tab w:val="left" w:pos="14656"/>
+        </w:tabs>
+        <w:spacing w:after="0" w:line="240" w:lineRule="auto"/>
+        <w:rPr>
+          <w:rFonts w:ascii="Courier New" w:eastAsia="Times New Roman" w:hAnsi="Courier New" w:cs="Courier New"/>
+          <w:sz w:val="20"/>
+          <w:szCs w:val="20"/>
+          <w:lang w:val="en-IN" w:eastAsia="en-IN"/>
+        </w:rPr>
+      </w:pPr>
+      <w:r>
+        <w:rPr>
+          <w:rFonts w:ascii="Courier New" w:eastAsia="Times New Roman" w:hAnsi="Courier New" w:cs="Courier New"/>
+          <w:sz w:val="20"/>
+          <w:szCs w:val="20"/>
+          <w:lang w:val="en-IN" w:eastAsia="en-IN"/>
+        </w:rPr>
+        <w:t xml:space="preserve">     |</w:t>
+      </w:r>
+    </w:p>
+    <w:p>
+      <w:pPr>
+        <w:tabs>
+          <w:tab w:val="left" w:pos="916"/>
+          <w:tab w:val="left" w:pos="1832"/>
+          <w:tab w:val="left" w:pos="2748"/>
+          <w:tab w:val="left" w:pos="3664"/>
+          <w:tab w:val="left" w:pos="4580"/>
+          <w:tab w:val="left" w:pos="5496"/>
+          <w:tab w:val="left" w:pos="6412"/>
+          <w:tab w:val="left" w:pos="7328"/>
+          <w:tab w:val="left" w:pos="8244"/>
+          <w:tab w:val="left" w:pos="9160"/>
+          <w:tab w:val="left" w:pos="10076"/>
+          <w:tab w:val="left" w:pos="10992"/>
+          <w:tab w:val="left" w:pos="11908"/>
+          <w:tab w:val="left" w:pos="12824"/>
+          <w:tab w:val="left" w:pos="13740"/>
+          <w:tab w:val="left" w:pos="14656"/>
+        </w:tabs>
+        <w:spacing w:after="0" w:line="240" w:lineRule="auto"/>
+        <w:rPr>
+          <w:rFonts w:ascii="Courier New" w:eastAsia="Times New Roman" w:hAnsi="Courier New" w:cs="Courier New"/>
+          <w:sz w:val="20"/>
+          <w:szCs w:val="20"/>
+          <w:lang w:val="en-IN" w:eastAsia="en-IN"/>
+        </w:rPr>
+      </w:pPr>
+      <w:r>
+        <w:rPr>
+          <w:rFonts w:ascii="Courier New" w:eastAsia="Times New Roman" w:hAnsi="Courier New" w:cs="Courier New"/>
+          <w:sz w:val="20"/>
+          <w:szCs w:val="20"/>
+          <w:lang w:val="en-IN" w:eastAsia="en-IN"/>
+        </w:rPr>
+        <w:t xml:space="preserve">     | Stores session cookie / ID</w:t>
+      </w:r>
+    </w:p>
+    <w:p>
+      <w:pPr>
+        <w:tabs>
+          <w:tab w:val="left" w:pos="916"/>
+          <w:tab w:val="left" w:pos="1832"/>
+          <w:tab w:val="left" w:pos="2748"/>
+          <w:tab w:val="left" w:pos="3664"/>
+          <w:tab w:val="left" w:pos="4580"/>
+          <w:tab w:val="left" w:pos="5496"/>
+          <w:tab w:val="left" w:pos="6412"/>
+          <w:tab w:val="left" w:pos="7328"/>
+          <w:tab w:val="left" w:pos="8244"/>
+          <w:tab w:val="left" w:pos="9160"/>
+          <w:tab w:val="left" w:pos="10076"/>
+          <w:tab w:val="left" w:pos="10992"/>
+          <w:tab w:val="left" w:pos="11908"/>
+          <w:tab w:val="left" w:pos="12824"/>
+          <w:tab w:val="left" w:pos="13740"/>
+          <w:tab w:val="left" w:pos="14656"/>
+        </w:tabs>
+        <w:spacing w:after="0" w:line="240" w:lineRule="auto"/>
+        <w:rPr>
+          <w:rFonts w:ascii="Courier New" w:eastAsia="Times New Roman" w:hAnsi="Courier New" w:cs="Courier New"/>
+          <w:sz w:val="20"/>
+          <w:szCs w:val="20"/>
+          <w:lang w:val="en-IN" w:eastAsia="en-IN"/>
+        </w:rPr>
+      </w:pPr>
+      <w:r>
+        <w:rPr>
+          <w:rFonts w:ascii="Courier New" w:eastAsia="Times New Roman" w:hAnsi="Courier New" w:cs="Courier New"/>
+          <w:sz w:val="20"/>
+          <w:szCs w:val="20"/>
+          <w:lang w:val="en-IN" w:eastAsia="en-IN"/>
+        </w:rPr>
+        <w:t xml:space="preserve">     v</w:t>
+      </w:r>
+    </w:p>
+    <w:p>
+      <w:pPr>
+        <w:tabs>
+          <w:tab w:val="left" w:pos="916"/>
+          <w:tab w:val="left" w:pos="1832"/>
+          <w:tab w:val="left" w:pos="2748"/>
+          <w:tab w:val="left" w:pos="3664"/>
+          <w:tab w:val="left" w:pos="4580"/>
+          <w:tab w:val="left" w:pos="5496"/>
+          <w:tab w:val="left" w:pos="6412"/>
+          <w:tab w:val="left" w:pos="7328"/>
+          <w:tab w:val="left" w:pos="8244"/>
+          <w:tab w:val="left" w:pos="9160"/>
+          <w:tab w:val="left" w:pos="10076"/>
+          <w:tab w:val="left" w:pos="10992"/>
+          <w:tab w:val="left" w:pos="11908"/>
+          <w:tab w:val="left" w:pos="12824"/>
+          <w:tab w:val="left" w:pos="13740"/>
+          <w:tab w:val="left" w:pos="14656"/>
+        </w:tabs>
+        <w:spacing w:after="0" w:line="240" w:lineRule="auto"/>
+        <w:rPr>
+          <w:rFonts w:ascii="Courier New" w:eastAsia="Times New Roman" w:hAnsi="Courier New" w:cs="Courier New"/>
+          <w:sz w:val="20"/>
+          <w:szCs w:val="20"/>
+          <w:lang w:val="en-IN" w:eastAsia="en-IN"/>
+        </w:rPr>
+      </w:pPr>
+      <w:r>
+        <w:rPr>
+          <w:rFonts w:ascii="Courier New" w:eastAsia="Times New Roman" w:hAnsi="Courier New" w:cs="Courier New"/>
+          <w:sz w:val="20"/>
+          <w:szCs w:val="20"/>
+          <w:lang w:val="en-IN" w:eastAsia="en-IN"/>
+        </w:rPr>
+        <w:t>4. SOAP Client</w:t>
+      </w:r>
+    </w:p>
+    <w:p>
+      <w:pPr>
+        <w:tabs>
+          <w:tab w:val="left" w:pos="916"/>
+          <w:tab w:val="left" w:pos="1832"/>
+          <w:tab w:val="left" w:pos="2748"/>
+          <w:tab w:val="left" w:pos="3664"/>
+          <w:tab w:val="left" w:pos="4580"/>
+          <w:tab w:val="left" w:pos="5496"/>
+          <w:tab w:val="left" w:pos="6412"/>
+          <w:tab w:val="left" w:pos="7328"/>
+          <w:tab w:val="left" w:pos="8244"/>
+          <w:tab w:val="left" w:pos="9160"/>
+          <w:tab w:val="left" w:pos="10076"/>
+          <w:tab w:val="left" w:pos="10992"/>
+          <w:tab w:val="left" w:pos="11908"/>
+          <w:tab w:val="left" w:pos="12824"/>
+          <w:tab w:val="left" w:pos="13740"/>
+          <w:tab w:val="left" w:pos="14656"/>
+        </w:tabs>
+        <w:spacing w:after="0" w:line="240" w:lineRule="auto"/>
+        <w:rPr>
+          <w:rFonts w:ascii="Courier New" w:eastAsia="Times New Roman" w:hAnsi="Courier New" w:cs="Courier New"/>
+          <w:sz w:val="20"/>
+          <w:szCs w:val="20"/>
+          <w:lang w:val="en-IN" w:eastAsia="en-IN"/>
+        </w:rPr>
+      </w:pPr>
+      <w:r>
+        <w:rPr>
+          <w:rFonts w:ascii="Courier New" w:eastAsia="Times New Roman" w:hAnsi="Courier New" w:cs="Courier New"/>
+          <w:sz w:val="20"/>
+          <w:szCs w:val="20"/>
+          <w:lang w:val="en-IN" w:eastAsia="en-IN"/>
+        </w:rPr>
+        <w:t xml:space="preserve">     |</w:t>
+      </w:r>
+    </w:p>
+    <w:p>
+      <w:pPr>
+        <w:tabs>
+          <w:tab w:val="left" w:pos="916"/>
+          <w:tab w:val="left" w:pos="1832"/>
+          <w:tab w:val="left" w:pos="2748"/>
+          <w:tab w:val="left" w:pos="3664"/>
+          <w:tab w:val="left" w:pos="4580"/>
+          <w:tab w:val="left" w:pos="5496"/>
+          <w:tab w:val="left" w:pos="6412"/>
+          <w:tab w:val="left" w:pos="7328"/>
+          <w:tab w:val="left" w:pos="8244"/>
+          <w:tab w:val="left" w:pos="9160"/>
+          <w:tab w:val="left" w:pos="10076"/>
+          <w:tab w:val="left" w:pos="10992"/>
+          <w:tab w:val="left" w:pos="11908"/>
+          <w:tab w:val="left" w:pos="12824"/>
+          <w:tab w:val="left" w:pos="13740"/>
+          <w:tab w:val="left" w:pos="14656"/>
+        </w:tabs>
+        <w:spacing w:after="0" w:line="240" w:lineRule="auto"/>
+        <w:rPr>
+          <w:rFonts w:ascii="Courier New" w:eastAsia="Times New Roman" w:hAnsi="Courier New" w:cs="Courier New"/>
+          <w:sz w:val="20"/>
+          <w:szCs w:val="20"/>
+          <w:lang w:val="en-IN" w:eastAsia="en-IN"/>
+        </w:rPr>
+      </w:pPr>
+      <w:r>
+        <w:rPr>
+          <w:rFonts w:ascii="Courier New" w:eastAsia="Times New Roman" w:hAnsi="Courier New" w:cs="Courier New"/>
+          <w:sz w:val="20"/>
+          <w:szCs w:val="20"/>
+          <w:lang w:val="en-IN" w:eastAsia="en-IN"/>
+        </w:rPr>
+        <w:t xml:space="preserve">     | Sends next SOAP request</w:t>
+      </w:r>
+    </w:p>
+    <w:p>
+      <w:pPr>
+        <w:tabs>
+          <w:tab w:val="left" w:pos="916"/>
+          <w:tab w:val="left" w:pos="1832"/>
+          <w:tab w:val="left" w:pos="2748"/>
+          <w:tab w:val="left" w:pos="3664"/>
+          <w:tab w:val="left" w:pos="4580"/>
+          <w:tab w:val="left" w:pos="5496"/>
+          <w:tab w:val="left" w:pos="6412"/>
+          <w:tab w:val="left" w:pos="7328"/>
+          <w:tab w:val="left" w:pos="8244"/>
+          <w:tab w:val="left" w:pos="9160"/>
+          <w:tab w:val="left" w:pos="10076"/>
+          <w:tab w:val="left" w:pos="10992"/>
+          <w:tab w:val="left" w:pos="11908"/>
+          <w:tab w:val="left" w:pos="12824"/>
+          <w:tab w:val="left" w:pos="13740"/>
+          <w:tab w:val="left" w:pos="14656"/>
+        </w:tabs>
+        <w:spacing w:after="0" w:line="240" w:lineRule="auto"/>
+        <w:rPr>
+          <w:rFonts w:ascii="Courier New" w:eastAsia="Times New Roman" w:hAnsi="Courier New" w:cs="Courier New"/>
+          <w:sz w:val="20"/>
+          <w:szCs w:val="20"/>
+          <w:lang w:val="en-IN" w:eastAsia="en-IN"/>
+        </w:rPr>
+      </w:pPr>
+      <w:r>
+        <w:rPr>
+          <w:rFonts w:ascii="Courier New" w:eastAsia="Times New Roman" w:hAnsi="Courier New" w:cs="Courier New"/>
+          <w:sz w:val="20"/>
+          <w:szCs w:val="20"/>
+          <w:lang w:val="en-IN" w:eastAsia="en-IN"/>
+        </w:rPr>
+        <w:t xml:space="preserve">     | Includes session cookie / ID</w:t>
+      </w:r>
+    </w:p>
+    <w:p>
+      <w:pPr>
+        <w:tabs>
+          <w:tab w:val="left" w:pos="916"/>
+          <w:tab w:val="left" w:pos="1832"/>
+          <w:tab w:val="left" w:pos="2748"/>
+          <w:tab w:val="left" w:pos="3664"/>
+          <w:tab w:val="left" w:pos="4580"/>
+          <w:tab w:val="left" w:pos="5496"/>
+          <w:tab w:val="left" w:pos="6412"/>
+          <w:tab w:val="left" w:pos="7328"/>
+          <w:tab w:val="left" w:pos="8244"/>
+          <w:tab w:val="left" w:pos="9160"/>
+          <w:tab w:val="left" w:pos="10076"/>
+          <w:tab w:val="left" w:pos="10992"/>
+          <w:tab w:val="left" w:pos="11908"/>
+          <w:tab w:val="left" w:pos="12824"/>
+          <w:tab w:val="left" w:pos="13740"/>
+          <w:tab w:val="left" w:pos="14656"/>
+        </w:tabs>
+        <w:spacing w:after="0" w:line="240" w:lineRule="auto"/>
+        <w:rPr>
+          <w:rFonts w:ascii="Courier New" w:eastAsia="Times New Roman" w:hAnsi="Courier New" w:cs="Courier New"/>
+          <w:sz w:val="20"/>
+          <w:szCs w:val="20"/>
+          <w:lang w:val="en-IN" w:eastAsia="en-IN"/>
+        </w:rPr>
+      </w:pPr>
+      <w:r>
+        <w:rPr>
+          <w:rFonts w:ascii="Courier New" w:eastAsia="Times New Roman" w:hAnsi="Courier New" w:cs="Courier New"/>
+          <w:sz w:val="20"/>
+          <w:szCs w:val="20"/>
+          <w:lang w:val="en-IN" w:eastAsia="en-IN"/>
+        </w:rPr>
+        <w:t xml:space="preserve">     v</w:t>
+      </w:r>
+    </w:p>
+    <w:p>
+      <w:pPr>
+        <w:tabs>
+          <w:tab w:val="left" w:pos="916"/>
+          <w:tab w:val="left" w:pos="1832"/>
+          <w:tab w:val="left" w:pos="2748"/>
+          <w:tab w:val="left" w:pos="3664"/>
+          <w:tab w:val="left" w:pos="4580"/>
+          <w:tab w:val="left" w:pos="5496"/>
+          <w:tab w:val="left" w:pos="6412"/>
+          <w:tab w:val="left" w:pos="7328"/>
+          <w:tab w:val="left" w:pos="8244"/>
+          <w:tab w:val="left" w:pos="9160"/>
+          <w:tab w:val="left" w:pos="10076"/>
+          <w:tab w:val="left" w:pos="10992"/>
+          <w:tab w:val="left" w:pos="11908"/>
+          <w:tab w:val="left" w:pos="12824"/>
+          <w:tab w:val="left" w:pos="13740"/>
+          <w:tab w:val="left" w:pos="14656"/>
+        </w:tabs>
+        <w:spacing w:after="0" w:line="240" w:lineRule="auto"/>
+        <w:rPr>
+          <w:rFonts w:ascii="Courier New" w:eastAsia="Times New Roman" w:hAnsi="Courier New" w:cs="Courier New"/>
+          <w:sz w:val="20"/>
+          <w:szCs w:val="20"/>
+          <w:lang w:val="en-IN" w:eastAsia="en-IN"/>
+        </w:rPr>
+      </w:pPr>
+      <w:r>
+        <w:rPr>
+          <w:rFonts w:ascii="Courier New" w:eastAsia="Times New Roman" w:hAnsi="Courier New" w:cs="Courier New"/>
+          <w:sz w:val="20"/>
+          <w:szCs w:val="20"/>
+          <w:lang w:val="en-IN" w:eastAsia="en-IN"/>
+        </w:rPr>
+        <w:t>5. SOAP Server</w:t>
+      </w:r>
+    </w:p>
+    <w:p>
+      <w:pPr>
+        <w:tabs>
+          <w:tab w:val="left" w:pos="916"/>
+          <w:tab w:val="left" w:pos="1832"/>
+          <w:tab w:val="left" w:pos="2748"/>
+          <w:tab w:val="left" w:pos="3664"/>
+          <w:tab w:val="left" w:pos="4580"/>
+          <w:tab w:val="left" w:pos="5496"/>
+          <w:tab w:val="left" w:pos="6412"/>
+          <w:tab w:val="left" w:pos="7328"/>
+          <w:tab w:val="left" w:pos="8244"/>
+          <w:tab w:val="left" w:pos="9160"/>
+          <w:tab w:val="left" w:pos="10076"/>
+          <w:tab w:val="left" w:pos="10992"/>
+          <w:tab w:val="left" w:pos="11908"/>
+          <w:tab w:val="left" w:pos="12824"/>
+          <w:tab w:val="left" w:pos="13740"/>
+          <w:tab w:val="left" w:pos="14656"/>
+        </w:tabs>
+        <w:spacing w:after="0" w:line="240" w:lineRule="auto"/>
+        <w:rPr>
+          <w:rFonts w:ascii="Courier New" w:eastAsia="Times New Roman" w:hAnsi="Courier New" w:cs="Courier New"/>
+          <w:sz w:val="20"/>
+          <w:szCs w:val="20"/>
+          <w:lang w:val="en-IN" w:eastAsia="en-IN"/>
+        </w:rPr>
+      </w:pPr>
+      <w:r>
+        <w:rPr>
+          <w:rFonts w:ascii="Courier New" w:eastAsia="Times New Roman" w:hAnsi="Courier New" w:cs="Courier New"/>
+          <w:sz w:val="20"/>
+          <w:szCs w:val="20"/>
+          <w:lang w:val="en-IN" w:eastAsia="en-IN"/>
+        </w:rPr>
+        <w:t xml:space="preserve">     |</w:t>
+      </w:r>
+    </w:p>
+    <w:p>
+      <w:pPr>
+        <w:tabs>
+          <w:tab w:val="left" w:pos="916"/>
+          <w:tab w:val="left" w:pos="1832"/>
+          <w:tab w:val="left" w:pos="2748"/>
+          <w:tab w:val="left" w:pos="3664"/>
+          <w:tab w:val="left" w:pos="4580"/>
+          <w:tab w:val="left" w:pos="5496"/>
+          <w:tab w:val="left" w:pos="6412"/>
+          <w:tab w:val="left" w:pos="7328"/>
+          <w:tab w:val="left" w:pos="8244"/>
+          <w:tab w:val="left" w:pos="9160"/>
+          <w:tab w:val="left" w:pos="10076"/>
+          <w:tab w:val="left" w:pos="10992"/>
+          <w:tab w:val="left" w:pos="11908"/>
+          <w:tab w:val="left" w:pos="12824"/>
+          <w:tab w:val="left" w:pos="13740"/>
+          <w:tab w:val="left" w:pos="14656"/>
+        </w:tabs>
+        <w:spacing w:after="0" w:line="240" w:lineRule="auto"/>
+        <w:rPr>
+          <w:rFonts w:ascii="Courier New" w:eastAsia="Times New Roman" w:hAnsi="Courier New" w:cs="Courier New"/>
+          <w:sz w:val="20"/>
+          <w:szCs w:val="20"/>
+          <w:lang w:val="en-IN" w:eastAsia="en-IN"/>
+        </w:rPr>
+      </w:pPr>
+      <w:r>
+        <w:rPr>
+          <w:rFonts w:ascii="Courier New" w:eastAsia="Times New Roman" w:hAnsi="Courier New" w:cs="Courier New"/>
+          <w:sz w:val="20"/>
+          <w:szCs w:val="20"/>
+          <w:lang w:val="en-IN" w:eastAsia="en-IN"/>
+        </w:rPr>
+        <w:t xml:space="preserve">     | Identifies existing session</w:t>
+      </w:r>
+    </w:p>
+    <w:p>
+      <w:pPr>
+        <w:tabs>
+          <w:tab w:val="left" w:pos="916"/>
+          <w:tab w:val="left" w:pos="1832"/>
+          <w:tab w:val="left" w:pos="2748"/>
+          <w:tab w:val="left" w:pos="3664"/>
+          <w:tab w:val="left" w:pos="4580"/>
+          <w:tab w:val="left" w:pos="5496"/>
+          <w:tab w:val="left" w:pos="6412"/>
+          <w:tab w:val="left" w:pos="7328"/>
+          <w:tab w:val="left" w:pos="8244"/>
+          <w:tab w:val="left" w:pos="9160"/>
+          <w:tab w:val="left" w:pos="10076"/>
+          <w:tab w:val="left" w:pos="10992"/>
+          <w:tab w:val="left" w:pos="11908"/>
+          <w:tab w:val="left" w:pos="12824"/>
+          <w:tab w:val="left" w:pos="13740"/>
+          <w:tab w:val="left" w:pos="14656"/>
+        </w:tabs>
+        <w:spacing w:after="0" w:line="240" w:lineRule="auto"/>
+        <w:rPr>
+          <w:rFonts w:ascii="Courier New" w:eastAsia="Times New Roman" w:hAnsi="Courier New" w:cs="Courier New"/>
+          <w:sz w:val="20"/>
+          <w:szCs w:val="20"/>
+          <w:lang w:val="en-IN" w:eastAsia="en-IN"/>
+        </w:rPr>
+      </w:pPr>
+      <w:r>
+        <w:rPr>
+          <w:rFonts w:ascii="Courier New" w:eastAsia="Times New Roman" w:hAnsi="Courier New" w:cs="Courier New"/>
+          <w:sz w:val="20"/>
+          <w:szCs w:val="20"/>
+          <w:lang w:val="en-IN" w:eastAsia="en-IN"/>
+        </w:rPr>
+        <w:t xml:space="preserve">     v</w:t>
+      </w:r>
+    </w:p>
+    <w:p>
+      <w:pPr>
+        <w:tabs>
+          <w:tab w:val="left" w:pos="916"/>
+          <w:tab w:val="left" w:pos="1832"/>
+          <w:tab w:val="left" w:pos="2748"/>
+          <w:tab w:val="left" w:pos="3664"/>
+          <w:tab w:val="left" w:pos="4580"/>
+          <w:tab w:val="left" w:pos="5496"/>
+          <w:tab w:val="left" w:pos="6412"/>
+          <w:tab w:val="left" w:pos="7328"/>
+          <w:tab w:val="left" w:pos="8244"/>
+          <w:tab w:val="left" w:pos="9160"/>
+          <w:tab w:val="left" w:pos="10076"/>
+          <w:tab w:val="left" w:pos="10992"/>
+          <w:tab w:val="left" w:pos="11908"/>
+          <w:tab w:val="left" w:pos="12824"/>
+          <w:tab w:val="left" w:pos="13740"/>
+          <w:tab w:val="left" w:pos="14656"/>
+        </w:tabs>
+        <w:spacing w:after="0" w:line="240" w:lineRule="auto"/>
+        <w:rPr>
+          <w:rFonts w:ascii="Courier New" w:eastAsia="Times New Roman" w:hAnsi="Courier New" w:cs="Courier New"/>
+          <w:sz w:val="20"/>
+          <w:szCs w:val="20"/>
+          <w:lang w:val="en-IN" w:eastAsia="en-IN"/>
+        </w:rPr>
+      </w:pPr>
+      <w:r>
+        <w:rPr>
+          <w:rFonts w:ascii="Courier New" w:eastAsia="Times New Roman" w:hAnsi="Courier New" w:cs="Courier New"/>
+          <w:sz w:val="20"/>
+          <w:szCs w:val="20"/>
+          <w:lang w:val="en-IN" w:eastAsia="en-IN"/>
+        </w:rPr>
+        <w:t>6. Returns response</w:t>
+      </w:r>
+    </w:p>
+    <w:p>
+      <w:pPr>
+        <w:spacing w:before="100" w:beforeAutospacing="1" w:after="100" w:afterAutospacing="1" w:line="240" w:lineRule="auto"/>
+        <w:rPr>
+          <w:rFonts w:ascii="Times New Roman" w:eastAsia="Times New Roman" w:hAnsi="Times New Roman" w:cs="Times New Roman"/>
+          <w:sz w:val="24"/>
+          <w:szCs w:val="24"/>
+          <w:lang w:val="en-IN" w:eastAsia="en-IN"/>
+        </w:rPr>
+      </w:pPr>
+      <w:r>
+        <w:rPr>
+          <w:rFonts w:ascii="Times New Roman" w:eastAsia="Times New Roman" w:hAnsi="Times New Roman" w:cs="Times New Roman"/>
+          <w:sz w:val="24"/>
+          <w:szCs w:val="24"/>
+          <w:lang w:val="en-IN" w:eastAsia="en-IN"/>
+        </w:rPr>
+        <w:lastRenderedPageBreak/>
+        <w:t>Key point: SOAP itself does not automatically create or manage sessions. Stateful behavior must be implemented or provided by the underlying transport or framework.</w:t>
+      </w:r>
+    </w:p>
+    <w:p>
+      <w:pPr>
+        <w:spacing w:before="100" w:beforeAutospacing="1" w:after="100" w:afterAutospacing="1" w:line="240" w:lineRule="auto"/>
+        <w:outlineLvl w:val="2"/>
+        <w:rPr>
+          <w:rFonts w:ascii="Times New Roman" w:eastAsia="Times New Roman" w:hAnsi="Times New Roman" w:cs="Times New Roman"/>
+          <w:b/>
+          <w:bCs/>
+          <w:sz w:val="27"/>
+          <w:szCs w:val="27"/>
+          <w:lang w:val="en-IN" w:eastAsia="en-IN"/>
+        </w:rPr>
+      </w:pPr>
+      <w:r>
+        <w:rPr>
+          <w:rFonts w:ascii="Times New Roman" w:eastAsia="Times New Roman" w:hAnsi="Times New Roman" w:cs="Times New Roman"/>
+          <w:b/>
+          <w:bCs/>
+          <w:sz w:val="27"/>
+          <w:szCs w:val="27"/>
+          <w:lang w:val="en-IN" w:eastAsia="en-IN"/>
+        </w:rPr>
+        <w:t>4. Important interview follow-up</w:t>
+      </w:r>
+    </w:p>
+    <w:p>
+      <w:pPr>
+        <w:spacing w:before="100" w:beforeAutospacing="1" w:after="100" w:afterAutospacing="1" w:line="240" w:lineRule="auto"/>
+        <w:rPr>
+          <w:rFonts w:ascii="Times New Roman" w:eastAsia="Times New Roman" w:hAnsi="Times New Roman" w:cs="Times New Roman"/>
+          <w:sz w:val="24"/>
+          <w:szCs w:val="24"/>
+          <w:lang w:val="en-IN" w:eastAsia="en-IN"/>
+        </w:rPr>
+      </w:pPr>
+      <w:r>
+        <w:rPr>
+          <w:rFonts w:ascii="Times New Roman" w:eastAsia="Times New Roman" w:hAnsi="Times New Roman" w:cs="Times New Roman"/>
+          <w:sz w:val="24"/>
+          <w:szCs w:val="24"/>
+          <w:lang w:val="en-IN" w:eastAsia="en-IN"/>
+        </w:rPr>
+        <w:t>Q: Is JWT the same as a session?</w:t>
+      </w:r>
+    </w:p>
+    <w:p>
+      <w:pPr>
+        <w:spacing w:before="100" w:beforeAutospacing="1" w:after="100" w:afterAutospacing="1" w:line="240" w:lineRule="auto"/>
+        <w:rPr>
+          <w:rFonts w:ascii="Times New Roman" w:eastAsia="Times New Roman" w:hAnsi="Times New Roman" w:cs="Times New Roman"/>
+          <w:sz w:val="24"/>
+          <w:szCs w:val="24"/>
+          <w:lang w:val="en-IN" w:eastAsia="en-IN"/>
+        </w:rPr>
+      </w:pPr>
+      <w:r>
+        <w:rPr>
+          <w:rFonts w:ascii="Times New Roman" w:eastAsia="Times New Roman" w:hAnsi="Times New Roman" w:cs="Times New Roman"/>
+          <w:sz w:val="24"/>
+          <w:szCs w:val="24"/>
+          <w:lang w:val="en-IN" w:eastAsia="en-IN"/>
+        </w:rPr>
+        <w:t>No. A JWT is a token that carries claims and can be validated by a server. A traditional server-side session stores session state on the server and typically uses a session ID to identify it.</w:t>
+      </w:r>
+    </w:p>
+    <w:p>
+      <w:pPr>
+        <w:spacing w:before="100" w:beforeAutospacing="1" w:after="100" w:afterAutospacing="1" w:line="240" w:lineRule="auto"/>
+        <w:rPr>
+          <w:rFonts w:ascii="Times New Roman" w:eastAsia="Times New Roman" w:hAnsi="Times New Roman" w:cs="Times New Roman"/>
+          <w:sz w:val="24"/>
+          <w:szCs w:val="24"/>
+          <w:lang w:val="en-IN" w:eastAsia="en-IN"/>
+        </w:rPr>
+      </w:pPr>
+      <w:r>
+        <w:rPr>
+          <w:rFonts w:ascii="Times New Roman" w:eastAsia="Times New Roman" w:hAnsi="Times New Roman" w:cs="Times New Roman"/>
+          <w:sz w:val="24"/>
+          <w:szCs w:val="24"/>
+          <w:lang w:val="en-IN" w:eastAsia="en-IN"/>
+        </w:rPr>
+        <w:t>Remember:</w:t>
+      </w:r>
+    </w:p>
+    <w:p>
+      <w:pPr>
+        <w:numPr>
+          <w:ilvl w:val="0"/>
+          <w:numId w:val="1"/>
+        </w:numPr>
+        <w:spacing w:before="100" w:beforeAutospacing="1" w:after="100" w:afterAutospacing="1" w:line="240" w:lineRule="auto"/>
+        <w:rPr>
+          <w:rFonts w:ascii="Times New Roman" w:eastAsia="Times New Roman" w:hAnsi="Times New Roman" w:cs="Times New Roman"/>
+          <w:sz w:val="24"/>
+          <w:szCs w:val="24"/>
+          <w:lang w:val="en-IN" w:eastAsia="en-IN"/>
+        </w:rPr>
+      </w:pPr>
+      <w:r>
+        <w:rPr>
+          <w:rFonts w:ascii="Times New Roman" w:eastAsia="Times New Roman" w:hAnsi="Times New Roman" w:cs="Times New Roman"/>
+          <w:sz w:val="24"/>
+          <w:szCs w:val="24"/>
+          <w:lang w:val="en-IN" w:eastAsia="en-IN"/>
+        </w:rPr>
+        <w:t>REST → Usually stateless; token sent with each request.</w:t>
+      </w:r>
+    </w:p>
+    <w:p>
+      <w:pPr>
+        <w:numPr>
+          <w:ilvl w:val="0"/>
+          <w:numId w:val="1"/>
+        </w:numPr>
+        <w:spacing w:before="100" w:beforeAutospacing="1" w:after="100" w:afterAutospacing="1" w:line="240" w:lineRule="auto"/>
+        <w:rPr>
+          <w:rFonts w:ascii="Times New Roman" w:eastAsia="Times New Roman" w:hAnsi="Times New Roman" w:cs="Times New Roman"/>
+          <w:sz w:val="24"/>
+          <w:szCs w:val="24"/>
+          <w:lang w:val="en-IN" w:eastAsia="en-IN"/>
+        </w:rPr>
+      </w:pPr>
+      <w:r>
+        <w:rPr>
+          <w:rFonts w:ascii="Times New Roman" w:eastAsia="Times New Roman" w:hAnsi="Times New Roman" w:cs="Times New Roman"/>
+          <w:sz w:val="24"/>
+          <w:szCs w:val="24"/>
+          <w:lang w:val="en-IN" w:eastAsia="en-IN"/>
+        </w:rPr>
+        <w:t>SOAP → Can be stateless or stateful; cookies, session IDs, or security tokens may be used.</w:t>
+      </w:r>
+    </w:p>
+    <w:p>
+      <w:pPr>
+        <w:pBdr>
+          <w:bottom w:val="single" w:sz="6" w:space="1" w:color="auto"/>
+        </w:pBdr>
+        <w:spacing w:before="100" w:beforeAutospacing="1" w:after="100" w:afterAutospacing="1" w:line="240" w:lineRule="auto"/>
+        <w:rPr>
+          <w:rFonts w:ascii="Times New Roman" w:eastAsia="Times New Roman" w:hAnsi="Times New Roman" w:cs="Times New Roman"/>
+          <w:sz w:val="24"/>
+          <w:szCs w:val="24"/>
+          <w:lang w:val="en-IN" w:eastAsia="en-IN"/>
+        </w:rPr>
+      </w:pPr>
+    </w:p>
+    <w:p/>
+    <w:p>
+      <w:pPr>
+        <w:pStyle w:val="Heading1"/>
+      </w:pPr>
+      <w:r>
+        <w:lastRenderedPageBreak/>
+        <w:t>REST and SOAP: Authentication, Session Management, and JWT in 3 Server Instances</w:t>
+      </w:r>
+    </w:p>
+    <w:p>
+      <w:pPr>
+        <w:pStyle w:val="Heading2"/>
+      </w:pPr>
+      <w:r>
+        <w:t>1. How does one server generate a JWT and how do the other two validate it?</w:t>
+      </w:r>
+    </w:p>
+    <w:p>
+      <w:pPr>
+        <w:pStyle w:val="NormalWeb"/>
+      </w:pPr>
+      <w:r>
+        <w:t>Imagine your Spring Boot application has 3 instances behind a load balancer.</w:t>
+      </w:r>
+    </w:p>
+    <w:p>
+      <w:pPr>
+        <w:pStyle w:val="NormalWeb"/>
+      </w:pPr>
+      <w:r>
+        <w:t>Example: Server 1 handles login, but the next request goes to Server 2.</w:t>
+      </w:r>
+    </w:p>
+    <w:p>
+      <w:pPr>
+        <w:pStyle w:val="HTMLPreformatted"/>
+        <w:rPr>
+          <w:rStyle w:val="HTMLCode"/>
+        </w:rPr>
+      </w:pPr>
+      <w:r>
+        <w:rPr>
+          <w:rStyle w:val="HTMLCode"/>
+        </w:rPr>
+        <w:t xml:space="preserve">                  CLIENT</w:t>
+      </w:r>
+    </w:p>
+    <w:p>
+      <w:pPr>
+        <w:pStyle w:val="HTMLPreformatted"/>
+        <w:rPr>
+          <w:rStyle w:val="HTMLCode"/>
+        </w:rPr>
+      </w:pPr>
+      <w:r>
+        <w:rPr>
+          <w:rStyle w:val="HTMLCode"/>
+        </w:rPr>
+        <w:t xml:space="preserve">                    |</w:t>
+      </w:r>
+    </w:p>
+    <w:p>
+      <w:pPr>
+        <w:pStyle w:val="HTMLPreformatted"/>
+        <w:rPr>
+          <w:rStyle w:val="HTMLCode"/>
+        </w:rPr>
+      </w:pPr>
+      <w:r>
+        <w:rPr>
+          <w:rStyle w:val="HTMLCode"/>
+        </w:rPr>
+        <w:t xml:space="preserve">                    | 1. Login (username + password)</w:t>
+      </w:r>
+    </w:p>
+    <w:p>
+      <w:pPr>
+        <w:pStyle w:val="HTMLPreformatted"/>
+        <w:rPr>
+          <w:rStyle w:val="HTMLCode"/>
+        </w:rPr>
+      </w:pPr>
+      <w:r>
+        <w:rPr>
+          <w:rStyle w:val="HTMLCode"/>
+        </w:rPr>
+        <w:t xml:space="preserve">                    v</w:t>
+      </w:r>
+    </w:p>
+    <w:p>
+      <w:pPr>
+        <w:pStyle w:val="HTMLPreformatted"/>
+        <w:rPr>
+          <w:rStyle w:val="HTMLCode"/>
+        </w:rPr>
+      </w:pPr>
+      <w:r>
+        <w:rPr>
+          <w:rStyle w:val="HTMLCode"/>
+        </w:rPr>
+        <w:t xml:space="preserve">               LOAD BALANCER</w:t>
+      </w:r>
+    </w:p>
+    <w:p>
+      <w:pPr>
+        <w:pStyle w:val="HTMLPreformatted"/>
+        <w:rPr>
+          <w:rStyle w:val="HTMLCode"/>
+        </w:rPr>
+      </w:pPr>
+      <w:r>
+        <w:rPr>
+          <w:rStyle w:val="HTMLCode"/>
+        </w:rPr>
+        <w:t xml:space="preserve">                    |</w:t>
+      </w:r>
+    </w:p>
+    <w:p>
+      <w:pPr>
+        <w:pStyle w:val="HTMLPreformatted"/>
+        <w:rPr>
+          <w:rStyle w:val="HTMLCode"/>
+        </w:rPr>
+      </w:pPr>
+      <w:r>
+        <w:rPr>
+          <w:rStyle w:val="HTMLCode"/>
+        </w:rPr>
+        <w:t xml:space="preserve">                    v</w:t>
+      </w:r>
+    </w:p>
+    <w:p>
+      <w:pPr>
+        <w:pStyle w:val="HTMLPreformatted"/>
+        <w:rPr>
+          <w:rStyle w:val="HTMLCode"/>
+        </w:rPr>
+      </w:pPr>
+      <w:r>
+        <w:rPr>
+          <w:rStyle w:val="HTMLCode"/>
+        </w:rPr>
+        <w:t xml:space="preserve">                SERVER 1</w:t>
+      </w:r>
+    </w:p>
+    <w:p>
+      <w:pPr>
+        <w:pStyle w:val="HTMLPreformatted"/>
+        <w:rPr>
+          <w:rStyle w:val="HTMLCode"/>
+        </w:rPr>
+      </w:pPr>
+      <w:r>
+        <w:rPr>
+          <w:rStyle w:val="HTMLCode"/>
+        </w:rPr>
+        <w:t xml:space="preserve">                    |</w:t>
+      </w:r>
+    </w:p>
+    <w:p>
+      <w:pPr>
+        <w:pStyle w:val="HTMLPreformatted"/>
+        <w:rPr>
+          <w:rStyle w:val="HTMLCode"/>
+        </w:rPr>
+      </w:pPr>
+      <w:r>
+        <w:rPr>
+          <w:rStyle w:val="HTMLCode"/>
+        </w:rPr>
+        <w:t xml:space="preserve">                    | 2. Validates credentials</w:t>
+      </w:r>
+    </w:p>
+    <w:p>
+      <w:pPr>
+        <w:pStyle w:val="HTMLPreformatted"/>
+        <w:rPr>
+          <w:rStyle w:val="HTMLCode"/>
+        </w:rPr>
+      </w:pPr>
+      <w:r>
+        <w:rPr>
+          <w:rStyle w:val="HTMLCode"/>
+        </w:rPr>
+        <w:t xml:space="preserve">                    | 3. Generates JWT using secret key</w:t>
+      </w:r>
+    </w:p>
+    <w:p>
+      <w:pPr>
+        <w:pStyle w:val="HTMLPreformatted"/>
+        <w:rPr>
+          <w:rStyle w:val="HTMLCode"/>
+        </w:rPr>
+      </w:pPr>
+      <w:r>
+        <w:rPr>
+          <w:rStyle w:val="HTMLCode"/>
+        </w:rPr>
+        <w:t xml:space="preserve">                    v</w:t>
+      </w:r>
+    </w:p>
+    <w:p>
+      <w:pPr>
+        <w:pStyle w:val="HTMLPreformatted"/>
+        <w:rPr>
+          <w:rStyle w:val="HTMLCode"/>
+        </w:rPr>
+      </w:pPr>
+      <w:r>
+        <w:rPr>
+          <w:rStyle w:val="HTMLCode"/>
+        </w:rPr>
+        <w:t xml:space="preserve">              JWT returned to CLIENT</w:t>
+      </w:r>
+    </w:p>
+    <w:p>
+      <w:pPr>
+        <w:pStyle w:val="HTMLPreformatted"/>
+        <w:rPr>
+          <w:rStyle w:val="HTMLCode"/>
+        </w:rPr>
+      </w:pPr>
+      <w:r>
+        <w:rPr>
+          <w:rStyle w:val="HTMLCode"/>
+        </w:rPr>
+        <w:t xml:space="preserve">                    |</w:t>
+      </w:r>
+    </w:p>
+    <w:p>
+      <w:pPr>
+        <w:pStyle w:val="HTMLPreformatted"/>
+        <w:rPr>
+          <w:rStyle w:val="HTMLCode"/>
+        </w:rPr>
+      </w:pPr>
+      <w:r>
+        <w:rPr>
+          <w:rStyle w:val="HTMLCode"/>
+        </w:rPr>
+        <w:t xml:space="preserve">                    | 4. Sends JWT with next request</w:t>
+      </w:r>
+    </w:p>
+    <w:p>
+      <w:pPr>
+        <w:pStyle w:val="HTMLPreformatted"/>
+        <w:rPr>
+          <w:rStyle w:val="HTMLCode"/>
+        </w:rPr>
+      </w:pPr>
+      <w:r>
+        <w:rPr>
+          <w:rStyle w:val="HTMLCode"/>
+        </w:rPr>
+        <w:t xml:space="preserve">                    v</w:t>
+      </w:r>
+    </w:p>
+    <w:p>
+      <w:pPr>
+        <w:pStyle w:val="HTMLPreformatted"/>
+        <w:rPr>
+          <w:rStyle w:val="HTMLCode"/>
+        </w:rPr>
+      </w:pPr>
+      <w:r>
+        <w:rPr>
+          <w:rStyle w:val="HTMLCode"/>
+        </w:rPr>
+        <w:lastRenderedPageBreak/>
+        <w:t xml:space="preserve">               LOAD BALANCER</w:t>
+      </w:r>
+    </w:p>
+    <w:p>
+      <w:pPr>
+        <w:pStyle w:val="HTMLPreformatted"/>
+        <w:rPr>
+          <w:rStyle w:val="HTMLCode"/>
+        </w:rPr>
+      </w:pPr>
+      <w:r>
+        <w:rPr>
+          <w:rStyle w:val="HTMLCode"/>
+        </w:rPr>
+        <w:t xml:space="preserve">                /         \</w:t>
+      </w:r>
+    </w:p>
+    <w:p>
+      <w:pPr>
+        <w:pStyle w:val="HTMLPreformatted"/>
+        <w:rPr>
+          <w:rStyle w:val="HTMLCode"/>
+        </w:rPr>
+      </w:pPr>
+      <w:r>
+        <w:rPr>
+          <w:rStyle w:val="HTMLCode"/>
+        </w:rPr>
+        <w:t xml:space="preserve">               v           v</w:t>
+      </w:r>
+    </w:p>
+    <w:p>
+      <w:pPr>
+        <w:pStyle w:val="HTMLPreformatted"/>
+        <w:rPr>
+          <w:rStyle w:val="HTMLCode"/>
+        </w:rPr>
+      </w:pPr>
+      <w:r>
+        <w:rPr>
+          <w:rStyle w:val="HTMLCode"/>
+        </w:rPr>
+        <w:t xml:space="preserve">          SERVER 2      SERVER 3</w:t>
+      </w:r>
+    </w:p>
+    <w:p>
+      <w:pPr>
+        <w:pStyle w:val="HTMLPreformatted"/>
+        <w:rPr>
+          <w:rStyle w:val="HTMLCode"/>
+        </w:rPr>
+      </w:pPr>
+      <w:r>
+        <w:rPr>
+          <w:rStyle w:val="HTMLCode"/>
+        </w:rPr>
+        <w:t xml:space="preserve">               |           |</w:t>
+      </w:r>
+    </w:p>
+    <w:p>
+      <w:pPr>
+        <w:pStyle w:val="HTMLPreformatted"/>
+        <w:rPr>
+          <w:rStyle w:val="HTMLCode"/>
+        </w:rPr>
+      </w:pPr>
+      <w:r>
+        <w:rPr>
+          <w:rStyle w:val="HTMLCode"/>
+        </w:rPr>
+        <w:t xml:space="preserve">               |           |</w:t>
+      </w:r>
+    </w:p>
+    <w:p>
+      <w:pPr>
+        <w:pStyle w:val="HTMLPreformatted"/>
+        <w:rPr>
+          <w:rStyle w:val="HTMLCode"/>
+        </w:rPr>
+      </w:pPr>
+      <w:r>
+        <w:rPr>
+          <w:rStyle w:val="HTMLCode"/>
+        </w:rPr>
+        <w:t xml:space="preserve">               v           v</w:t>
+      </w:r>
+    </w:p>
+    <w:p>
+      <w:pPr>
+        <w:pStyle w:val="HTMLPreformatted"/>
+        <w:rPr>
+          <w:rStyle w:val="HTMLCode"/>
+        </w:rPr>
+      </w:pPr>
+      <w:r>
+        <w:rPr>
+          <w:rStyle w:val="HTMLCode"/>
+        </w:rPr>
+        <w:t xml:space="preserve">          Validates JWT using the SAME secret key</w:t>
+      </w:r>
+    </w:p>
+    <w:p>
+      <w:pPr>
+        <w:pStyle w:val="HTMLPreformatted"/>
+        <w:rPr>
+          <w:rStyle w:val="HTMLCode"/>
+        </w:rPr>
+      </w:pPr>
+      <w:r>
+        <w:rPr>
+          <w:rStyle w:val="HTMLCode"/>
+        </w:rPr>
+        <w:t xml:space="preserve">               |           |</w:t>
+      </w:r>
+    </w:p>
+    <w:p>
+      <w:pPr>
+        <w:pStyle w:val="HTMLPreformatted"/>
+        <w:rPr>
+          <w:rStyle w:val="HTMLCode"/>
+        </w:rPr>
+      </w:pPr>
+      <w:r>
+        <w:rPr>
+          <w:rStyle w:val="HTMLCode"/>
+        </w:rPr>
+        <w:t xml:space="preserve">               v           v</w:t>
+      </w:r>
+    </w:p>
+    <w:p>
+      <w:pPr>
+        <w:pStyle w:val="HTMLPreformatted"/>
+      </w:pPr>
+      <w:r>
+        <w:rPr>
+          <w:rStyle w:val="HTMLCode"/>
+        </w:rPr>
+        <w:t xml:space="preserve">          Request OK    Request OK</w:t>
+      </w:r>
+    </w:p>
+    <w:p>
+      <w:pPr>
+        <w:pStyle w:val="Heading3"/>
+      </w:pPr>
+      <w:r>
+        <w:t>How does this work?</w:t>
+      </w:r>
+    </w:p>
+    <w:p>
+      <w:pPr>
+        <w:pStyle w:val="NormalWeb"/>
+        <w:numPr>
+          <w:ilvl w:val="0"/>
+          <w:numId w:val="2"/>
+        </w:numPr>
+      </w:pPr>
+      <w:r>
+        <w:t>Server 1 generates the JWT after validating the username and password.</w:t>
+      </w:r>
+    </w:p>
+    <w:p>
+      <w:pPr>
+        <w:pStyle w:val="NormalWeb"/>
+        <w:numPr>
+          <w:ilvl w:val="0"/>
+          <w:numId w:val="2"/>
+        </w:numPr>
+      </w:pPr>
+      <w:r>
+        <w:t>Server 1 signs the JWT using a secret key.</w:t>
+      </w:r>
+    </w:p>
+    <w:p>
+      <w:pPr>
+        <w:pStyle w:val="NormalWeb"/>
+        <w:numPr>
+          <w:ilvl w:val="0"/>
+          <w:numId w:val="2"/>
+        </w:numPr>
+      </w:pPr>
+      <w:r>
+        <w:t xml:space="preserve">The client stores the JWT and sends it in the </w:t>
+      </w:r>
+      <w:r>
+        <w:rPr>
+          <w:rStyle w:val="HTMLCode"/>
+        </w:rPr>
+        <w:t>Authorization</w:t>
+      </w:r>
+      <w:r>
+        <w:t xml:space="preserve"> header on subsequent requests.</w:t>
+      </w:r>
+    </w:p>
+    <w:p>
+      <w:pPr>
+        <w:pStyle w:val="NormalWeb"/>
+        <w:numPr>
+          <w:ilvl w:val="0"/>
+          <w:numId w:val="2"/>
+        </w:numPr>
+      </w:pPr>
+      <w:r>
+        <w:t>Server 2 or Server 3 receives the token.</w:t>
+      </w:r>
+    </w:p>
+    <w:p>
+      <w:pPr>
+        <w:pStyle w:val="NormalWeb"/>
+        <w:numPr>
+          <w:ilvl w:val="0"/>
+          <w:numId w:val="2"/>
+        </w:numPr>
+      </w:pPr>
+      <w:r>
+        <w:t>Each server uses the same trusted secret key to validate the signature and checks the token's expiry.</w:t>
+      </w:r>
+    </w:p>
+    <w:p>
+      <w:pPr>
+        <w:pStyle w:val="NormalWeb"/>
+        <w:numPr>
+          <w:ilvl w:val="0"/>
+          <w:numId w:val="2"/>
+        </w:numPr>
+      </w:pPr>
+      <w:r>
+        <w:t>If the token is valid and the user is authorized, the server processes the request.</w:t>
+      </w:r>
+    </w:p>
+    <w:p>
+      <w:pPr>
+        <w:pStyle w:val="NormalWeb"/>
+      </w:pPr>
+      <w:r>
+        <w:t>Remember: The other instances do not need to call Server 1 to validate the JWT. They can validate it independently.</w:t>
+      </w:r>
+    </w:p>
+    <w:p>
+      <w:pPr>
+        <w:pStyle w:val="NormalWeb"/>
+      </w:pPr>
+      <w:r>
+        <w:t>With public/private key signing, Server 1 signs using the private key, while Servers 2 and 3 validate using the corresponding public key.</w:t>
+      </w:r>
+    </w:p>
+    <w:p>
+      <w:pPr>
+        <w:pStyle w:val="Heading2"/>
+      </w:pPr>
+      <w:r>
+        <w:lastRenderedPageBreak/>
+        <w:t>2. REST authentication using JWT</w:t>
+      </w:r>
+    </w:p>
+    <w:p>
+      <w:pPr>
+        <w:pStyle w:val="NormalWeb"/>
+      </w:pPr>
+      <w:r>
+        <w:t>Example: You log in to a banking application.</w:t>
+      </w:r>
+    </w:p>
+    <w:p>
+      <w:pPr>
+        <w:pStyle w:val="HTMLPreformatted"/>
+        <w:rPr>
+          <w:rStyle w:val="HTMLCode"/>
+        </w:rPr>
+      </w:pPr>
+      <w:r>
+        <w:rPr>
+          <w:rStyle w:val="HTMLCode"/>
+        </w:rPr>
+        <w:t>1. Client</w:t>
+      </w:r>
+    </w:p>
+    <w:p>
+      <w:pPr>
+        <w:pStyle w:val="HTMLPreformatted"/>
+        <w:rPr>
+          <w:rStyle w:val="HTMLCode"/>
+        </w:rPr>
+      </w:pPr>
+      <w:r>
+        <w:rPr>
+          <w:rStyle w:val="HTMLCode"/>
+        </w:rPr>
+        <w:t xml:space="preserve">   |</w:t>
+      </w:r>
+    </w:p>
+    <w:p>
+      <w:pPr>
+        <w:pStyle w:val="HTMLPreformatted"/>
+        <w:rPr>
+          <w:rStyle w:val="HTMLCode"/>
+        </w:rPr>
+      </w:pPr>
+      <w:r>
+        <w:rPr>
+          <w:rStyle w:val="HTMLCode"/>
+        </w:rPr>
+        <w:t xml:space="preserve">   | POST /login</w:t>
+      </w:r>
+    </w:p>
+    <w:p>
+      <w:pPr>
+        <w:pStyle w:val="HTMLPreformatted"/>
+        <w:rPr>
+          <w:rStyle w:val="HTMLCode"/>
+        </w:rPr>
+      </w:pPr>
+      <w:r>
+        <w:rPr>
+          <w:rStyle w:val="HTMLCode"/>
+        </w:rPr>
+        <w:t xml:space="preserve">   | Username + Password</w:t>
+      </w:r>
+    </w:p>
+    <w:p>
+      <w:pPr>
+        <w:pStyle w:val="HTMLPreformatted"/>
+        <w:rPr>
+          <w:rStyle w:val="HTMLCode"/>
+        </w:rPr>
+      </w:pPr>
+      <w:r>
+        <w:rPr>
+          <w:rStyle w:val="HTMLCode"/>
+        </w:rPr>
+        <w:t xml:space="preserve">   v</w:t>
+      </w:r>
+    </w:p>
+    <w:p>
+      <w:pPr>
+        <w:pStyle w:val="HTMLPreformatted"/>
+        <w:rPr>
+          <w:rStyle w:val="HTMLCode"/>
+        </w:rPr>
+      </w:pPr>
+      <w:r>
+        <w:rPr>
+          <w:rStyle w:val="HTMLCode"/>
+        </w:rPr>
+        <w:t>2. REST Controller</w:t>
+      </w:r>
+    </w:p>
+    <w:p>
+      <w:pPr>
+        <w:pStyle w:val="HTMLPreformatted"/>
+        <w:rPr>
+          <w:rStyle w:val="HTMLCode"/>
+        </w:rPr>
+      </w:pPr>
+      <w:r>
+        <w:rPr>
+          <w:rStyle w:val="HTMLCode"/>
+        </w:rPr>
+        <w:t xml:space="preserve">   |</w:t>
+      </w:r>
+    </w:p>
+    <w:p>
+      <w:pPr>
+        <w:pStyle w:val="HTMLPreformatted"/>
+        <w:rPr>
+          <w:rStyle w:val="HTMLCode"/>
+        </w:rPr>
+      </w:pPr>
+      <w:r>
+        <w:rPr>
+          <w:rStyle w:val="HTMLCode"/>
+        </w:rPr>
+        <w:t xml:space="preserve">   | Validate credentials</w:t>
+      </w:r>
+    </w:p>
+    <w:p>
+      <w:pPr>
+        <w:pStyle w:val="HTMLPreformatted"/>
+        <w:rPr>
+          <w:rStyle w:val="HTMLCode"/>
+        </w:rPr>
+      </w:pPr>
+      <w:r>
+        <w:rPr>
+          <w:rStyle w:val="HTMLCode"/>
+        </w:rPr>
+        <w:t xml:space="preserve">   v</w:t>
+      </w:r>
+    </w:p>
+    <w:p>
+      <w:pPr>
+        <w:pStyle w:val="HTMLPreformatted"/>
+        <w:rPr>
+          <w:rStyle w:val="HTMLCode"/>
+        </w:rPr>
+      </w:pPr>
+      <w:r>
+        <w:rPr>
+          <w:rStyle w:val="HTMLCode"/>
+        </w:rPr>
+        <w:t>3. Authentication successful</w:t>
+      </w:r>
+    </w:p>
+    <w:p>
+      <w:pPr>
+        <w:pStyle w:val="HTMLPreformatted"/>
+        <w:rPr>
+          <w:rStyle w:val="HTMLCode"/>
+        </w:rPr>
+      </w:pPr>
+      <w:r>
+        <w:rPr>
+          <w:rStyle w:val="HTMLCode"/>
+        </w:rPr>
+        <w:t xml:space="preserve">   |</w:t>
+      </w:r>
+    </w:p>
+    <w:p>
+      <w:pPr>
+        <w:pStyle w:val="HTMLPreformatted"/>
+        <w:rPr>
+          <w:rStyle w:val="HTMLCode"/>
+        </w:rPr>
+      </w:pPr>
+      <w:r>
+        <w:rPr>
+          <w:rStyle w:val="HTMLCode"/>
+        </w:rPr>
+        <w:t xml:space="preserve">   | Generate JWT</w:t>
+      </w:r>
+    </w:p>
+    <w:p>
+      <w:pPr>
+        <w:pStyle w:val="HTMLPreformatted"/>
+        <w:rPr>
+          <w:rStyle w:val="HTMLCode"/>
+        </w:rPr>
+      </w:pPr>
+      <w:r>
+        <w:rPr>
+          <w:rStyle w:val="HTMLCode"/>
+        </w:rPr>
+        <w:t xml:space="preserve">   v</w:t>
+      </w:r>
+    </w:p>
+    <w:p>
+      <w:pPr>
+        <w:pStyle w:val="HTMLPreformatted"/>
+        <w:rPr>
+          <w:rStyle w:val="HTMLCode"/>
+        </w:rPr>
+      </w:pPr>
+      <w:r>
+        <w:rPr>
+          <w:rStyle w:val="HTMLCode"/>
+        </w:rPr>
+        <w:t>4. Client receives JWT</w:t>
+      </w:r>
+    </w:p>
+    <w:p>
+      <w:pPr>
+        <w:pStyle w:val="HTMLPreformatted"/>
+        <w:rPr>
+          <w:rStyle w:val="HTMLCode"/>
+        </w:rPr>
+      </w:pPr>
+      <w:r>
+        <w:rPr>
+          <w:rStyle w:val="HTMLCode"/>
+        </w:rPr>
+        <w:t xml:space="preserve">   |</w:t>
+      </w:r>
+    </w:p>
+    <w:p>
+      <w:pPr>
+        <w:pStyle w:val="HTMLPreformatted"/>
+        <w:rPr>
+          <w:rStyle w:val="HTMLCode"/>
+        </w:rPr>
+      </w:pPr>
+      <w:r>
+        <w:rPr>
+          <w:rStyle w:val="HTMLCode"/>
+        </w:rPr>
+        <w:t xml:space="preserve">   | GET /account</w:t>
+      </w:r>
+    </w:p>
+    <w:p>
+      <w:pPr>
+        <w:pStyle w:val="HTMLPreformatted"/>
+        <w:rPr>
+          <w:rStyle w:val="HTMLCode"/>
+        </w:rPr>
+      </w:pPr>
+      <w:r>
+        <w:rPr>
+          <w:rStyle w:val="HTMLCode"/>
+        </w:rPr>
+        <w:t xml:space="preserve">   | Authorization: Bearer &lt;JWT&gt;</w:t>
+      </w:r>
+    </w:p>
+    <w:p>
+      <w:pPr>
+        <w:pStyle w:val="HTMLPreformatted"/>
+        <w:rPr>
+          <w:rStyle w:val="HTMLCode"/>
+        </w:rPr>
+      </w:pPr>
+      <w:r>
+        <w:rPr>
+          <w:rStyle w:val="HTMLCode"/>
+        </w:rPr>
+        <w:t xml:space="preserve">   v</w:t>
+      </w:r>
+    </w:p>
+    <w:p>
+      <w:pPr>
+        <w:pStyle w:val="HTMLPreformatted"/>
+        <w:rPr>
+          <w:rStyle w:val="HTMLCode"/>
+        </w:rPr>
+      </w:pPr>
+      <w:r>
+        <w:rPr>
+          <w:rStyle w:val="HTMLCode"/>
+        </w:rPr>
+        <w:t>5. REST Server</w:t>
+      </w:r>
+    </w:p>
+    <w:p>
+      <w:pPr>
+        <w:pStyle w:val="HTMLPreformatted"/>
+        <w:rPr>
+          <w:rStyle w:val="HTMLCode"/>
+        </w:rPr>
+      </w:pPr>
+      <w:r>
+        <w:rPr>
+          <w:rStyle w:val="HTMLCode"/>
+        </w:rPr>
+        <w:t xml:space="preserve">   |</w:t>
+      </w:r>
+    </w:p>
+    <w:p>
+      <w:pPr>
+        <w:pStyle w:val="HTMLPreformatted"/>
+        <w:rPr>
+          <w:rStyle w:val="HTMLCode"/>
+        </w:rPr>
+      </w:pPr>
+      <w:r>
+        <w:rPr>
+          <w:rStyle w:val="HTMLCode"/>
+        </w:rPr>
+        <w:t xml:space="preserve">   | Validate signature and expiry</w:t>
+      </w:r>
+    </w:p>
+    <w:p>
+      <w:pPr>
+        <w:pStyle w:val="HTMLPreformatted"/>
+        <w:rPr>
+          <w:rStyle w:val="HTMLCode"/>
+        </w:rPr>
+      </w:pPr>
+      <w:r>
+        <w:rPr>
+          <w:rStyle w:val="HTMLCode"/>
+        </w:rPr>
+        <w:t xml:space="preserve">   | Identify user</w:t>
+      </w:r>
+    </w:p>
+    <w:p>
+      <w:pPr>
+        <w:pStyle w:val="HTMLPreformatted"/>
+        <w:rPr>
+          <w:rStyle w:val="HTMLCode"/>
+        </w:rPr>
+      </w:pPr>
+      <w:r>
+        <w:rPr>
+          <w:rStyle w:val="HTMLCode"/>
+        </w:rPr>
+        <w:t xml:space="preserve">   v</w:t>
+      </w:r>
+    </w:p>
+    <w:p>
+      <w:pPr>
+        <w:pStyle w:val="HTMLPreformatted"/>
+      </w:pPr>
+      <w:r>
+        <w:rPr>
+          <w:rStyle w:val="HTMLCode"/>
+        </w:rPr>
+        <w:t>6. Return account details</w:t>
+      </w:r>
+    </w:p>
+    <w:p>
+      <w:pPr>
+        <w:pStyle w:val="NormalWeb"/>
+      </w:pPr>
+      <w:r>
+        <w:lastRenderedPageBreak/>
+        <w:t>Example request:</w:t>
+      </w:r>
+    </w:p>
+    <w:p>
+      <w:pPr>
+        <w:pStyle w:val="HTMLPreformatted"/>
+        <w:rPr>
+          <w:rStyle w:val="HTMLCode"/>
+        </w:rPr>
+      </w:pPr>
+      <w:r>
+        <w:rPr>
+          <w:rStyle w:val="HTMLCode"/>
+        </w:rPr>
+        <w:t>GET /account</w:t>
+      </w:r>
+    </w:p>
+    <w:p>
+      <w:pPr>
+        <w:pStyle w:val="HTMLPreformatted"/>
+      </w:pPr>
+      <w:r>
+        <w:rPr>
+          <w:rStyle w:val="HTMLCode"/>
+        </w:rPr>
+        <w:t>Authorization: Bearer eyJhbGciOi...</w:t>
+      </w:r>
+    </w:p>
+    <w:p>
+      <w:pPr>
+        <w:pStyle w:val="NormalWeb"/>
+      </w:pPr>
+      <w:r>
+        <w:t>Key point: JWT authentication normally does not require a server-side session. The client sends the token with every protected request.</w:t>
+      </w:r>
+    </w:p>
+    <w:p>
+      <w:pPr>
+        <w:pStyle w:val="Heading2"/>
+      </w:pPr>
+      <w:r>
+        <w:t>3. REST authentication using a traditional session</w:t>
+      </w:r>
+    </w:p>
+    <w:p>
+      <w:pPr>
+        <w:pStyle w:val="NormalWeb"/>
+      </w:pPr>
+      <w:r>
+        <w:t>Example: A website uses a server-side session instead of JWT.</w:t>
+      </w:r>
+    </w:p>
+    <w:p>
+      <w:pPr>
+        <w:pStyle w:val="HTMLPreformatted"/>
+        <w:rPr>
+          <w:rStyle w:val="HTMLCode"/>
+        </w:rPr>
+      </w:pPr>
+      <w:r>
+        <w:rPr>
+          <w:rStyle w:val="HTMLCode"/>
+        </w:rPr>
+        <w:t>1. Client logs in</w:t>
+      </w:r>
+    </w:p>
+    <w:p>
+      <w:pPr>
+        <w:pStyle w:val="HTMLPreformatted"/>
+        <w:rPr>
+          <w:rStyle w:val="HTMLCode"/>
+        </w:rPr>
+      </w:pPr>
+      <w:r>
+        <w:rPr>
+          <w:rStyle w:val="HTMLCode"/>
+        </w:rPr>
+        <w:t xml:space="preserve">   |</w:t>
+      </w:r>
+    </w:p>
+    <w:p>
+      <w:pPr>
+        <w:pStyle w:val="HTMLPreformatted"/>
+        <w:rPr>
+          <w:rStyle w:val="HTMLCode"/>
+        </w:rPr>
+      </w:pPr>
+      <w:r>
+        <w:rPr>
+          <w:rStyle w:val="HTMLCode"/>
+        </w:rPr>
+        <w:t xml:space="preserve">   v</w:t>
+      </w:r>
+    </w:p>
+    <w:p>
+      <w:pPr>
+        <w:pStyle w:val="HTMLPreformatted"/>
+        <w:rPr>
+          <w:rStyle w:val="HTMLCode"/>
+        </w:rPr>
+      </w:pPr>
+      <w:r>
+        <w:rPr>
+          <w:rStyle w:val="HTMLCode"/>
+        </w:rPr>
+        <w:t>2. Server validates credentials</w:t>
+      </w:r>
+    </w:p>
+    <w:p>
+      <w:pPr>
+        <w:pStyle w:val="HTMLPreformatted"/>
+        <w:rPr>
+          <w:rStyle w:val="HTMLCode"/>
+        </w:rPr>
+      </w:pPr>
+      <w:r>
+        <w:rPr>
+          <w:rStyle w:val="HTMLCode"/>
+        </w:rPr>
+        <w:t xml:space="preserve">   |</w:t>
+      </w:r>
+    </w:p>
+    <w:p>
+      <w:pPr>
+        <w:pStyle w:val="HTMLPreformatted"/>
+        <w:rPr>
+          <w:rStyle w:val="HTMLCode"/>
+        </w:rPr>
+      </w:pPr>
+      <w:r>
+        <w:rPr>
+          <w:rStyle w:val="HTMLCode"/>
+        </w:rPr>
+        <w:t xml:space="preserve">   | Creates session</w:t>
+      </w:r>
+    </w:p>
+    <w:p>
+      <w:pPr>
+        <w:pStyle w:val="HTMLPreformatted"/>
+        <w:rPr>
+          <w:rStyle w:val="HTMLCode"/>
+        </w:rPr>
+      </w:pPr>
+      <w:r>
+        <w:rPr>
+          <w:rStyle w:val="HTMLCode"/>
+        </w:rPr>
+        <w:t xml:space="preserve">   | Generates session ID</w:t>
+      </w:r>
+    </w:p>
+    <w:p>
+      <w:pPr>
+        <w:pStyle w:val="HTMLPreformatted"/>
+        <w:rPr>
+          <w:rStyle w:val="HTMLCode"/>
+        </w:rPr>
+      </w:pPr>
+      <w:r>
+        <w:rPr>
+          <w:rStyle w:val="HTMLCode"/>
+        </w:rPr>
+        <w:t xml:space="preserve">   v</w:t>
+      </w:r>
+    </w:p>
+    <w:p>
+      <w:pPr>
+        <w:pStyle w:val="HTMLPreformatted"/>
+        <w:rPr>
+          <w:rStyle w:val="HTMLCode"/>
+        </w:rPr>
+      </w:pPr>
+      <w:r>
+        <w:rPr>
+          <w:rStyle w:val="HTMLCode"/>
+        </w:rPr>
+        <w:t>3. Client receives session cookie</w:t>
+      </w:r>
+    </w:p>
+    <w:p>
+      <w:pPr>
+        <w:pStyle w:val="HTMLPreformatted"/>
+        <w:rPr>
+          <w:rStyle w:val="HTMLCode"/>
+        </w:rPr>
+      </w:pPr>
+      <w:r>
+        <w:rPr>
+          <w:rStyle w:val="HTMLCode"/>
+        </w:rPr>
+        <w:t xml:space="preserve">   |</w:t>
+      </w:r>
+    </w:p>
+    <w:p>
+      <w:pPr>
+        <w:pStyle w:val="HTMLPreformatted"/>
+        <w:rPr>
+          <w:rStyle w:val="HTMLCode"/>
+        </w:rPr>
+      </w:pPr>
+      <w:r>
+        <w:rPr>
+          <w:rStyle w:val="HTMLCode"/>
+        </w:rPr>
+        <w:t xml:space="preserve">   | Sends cookie with next request</w:t>
+      </w:r>
+    </w:p>
+    <w:p>
+      <w:pPr>
+        <w:pStyle w:val="HTMLPreformatted"/>
+        <w:rPr>
+          <w:rStyle w:val="HTMLCode"/>
+        </w:rPr>
+      </w:pPr>
+      <w:r>
+        <w:rPr>
+          <w:rStyle w:val="HTMLCode"/>
+        </w:rPr>
+        <w:t xml:space="preserve">   v</w:t>
+      </w:r>
+    </w:p>
+    <w:p>
+      <w:pPr>
+        <w:pStyle w:val="HTMLPreformatted"/>
+        <w:rPr>
+          <w:rStyle w:val="HTMLCode"/>
+        </w:rPr>
+      </w:pPr>
+      <w:r>
+        <w:rPr>
+          <w:rStyle w:val="HTMLCode"/>
+        </w:rPr>
+        <w:t>4. Server finds session using session ID</w:t>
+      </w:r>
+    </w:p>
+    <w:p>
+      <w:pPr>
+        <w:pStyle w:val="HTMLPreformatted"/>
+        <w:rPr>
+          <w:rStyle w:val="HTMLCode"/>
+        </w:rPr>
+      </w:pPr>
+      <w:r>
+        <w:rPr>
+          <w:rStyle w:val="HTMLCode"/>
+        </w:rPr>
+        <w:t xml:space="preserve">   |</w:t>
+      </w:r>
+    </w:p>
+    <w:p>
+      <w:pPr>
+        <w:pStyle w:val="HTMLPreformatted"/>
+        <w:rPr>
+          <w:rStyle w:val="HTMLCode"/>
+        </w:rPr>
+      </w:pPr>
+      <w:r>
+        <w:rPr>
+          <w:rStyle w:val="HTMLCode"/>
+        </w:rPr>
+        <w:t xml:space="preserve">   v</w:t>
+      </w:r>
+    </w:p>
+    <w:p>
+      <w:pPr>
+        <w:pStyle w:val="HTMLPreformatted"/>
+      </w:pPr>
+      <w:r>
+        <w:rPr>
+          <w:rStyle w:val="HTMLCode"/>
+        </w:rPr>
+        <w:lastRenderedPageBreak/>
+        <w:t>5. Server identifies user and returns data</w:t>
+      </w:r>
+    </w:p>
+    <w:p>
+      <w:pPr>
+        <w:pStyle w:val="NormalWeb"/>
+      </w:pPr>
+      <w:r>
+        <w:t>Example cookie:</w:t>
+      </w:r>
+    </w:p>
+    <w:p>
+      <w:pPr>
+        <w:pStyle w:val="HTMLPreformatted"/>
+      </w:pPr>
+      <w:r>
+        <w:rPr>
+          <w:rStyle w:val="HTMLCode"/>
+        </w:rPr>
+        <w:t>Cookie: JSESSIONID=abc123</w:t>
+      </w:r>
+    </w:p>
+    <w:p>
+      <w:pPr>
+        <w:pStyle w:val="NormalWeb"/>
+      </w:pPr>
+      <w:r>
+        <w:t>Key point: The session data lives on the server or in a shared session store. With three instances, the session must be shared between them or requests must be routed to the instance holding that session.</w:t>
+      </w:r>
+    </w:p>
+    <w:p>
+      <w:pPr>
+        <w:pStyle w:val="Heading2"/>
+      </w:pPr>
+      <w:r>
+        <w:t>4. SOAP authentication using a session cookie</w:t>
+      </w:r>
+    </w:p>
+    <w:p>
+      <w:pPr>
+        <w:pStyle w:val="NormalWeb"/>
+      </w:pPr>
+      <w:r>
+        <w:t>Example: An enterprise banking system exposes a SOAP service and maintains server-side sessions.</w:t>
+      </w:r>
+    </w:p>
+    <w:p>
+      <w:pPr>
+        <w:pStyle w:val="HTMLPreformatted"/>
+        <w:rPr>
+          <w:rStyle w:val="HTMLCode"/>
+        </w:rPr>
+      </w:pPr>
+      <w:r>
+        <w:rPr>
+          <w:rStyle w:val="HTMLCode"/>
+        </w:rPr>
+        <w:t>1. SOAP Client</w:t>
+      </w:r>
+    </w:p>
+    <w:p>
+      <w:pPr>
+        <w:pStyle w:val="HTMLPreformatted"/>
+        <w:rPr>
+          <w:rStyle w:val="HTMLCode"/>
+        </w:rPr>
+      </w:pPr>
+      <w:r>
+        <w:rPr>
+          <w:rStyle w:val="HTMLCode"/>
+        </w:rPr>
+        <w:t xml:space="preserve">   |</w:t>
+      </w:r>
+    </w:p>
+    <w:p>
+      <w:pPr>
+        <w:pStyle w:val="HTMLPreformatted"/>
+        <w:rPr>
+          <w:rStyle w:val="HTMLCode"/>
+        </w:rPr>
+      </w:pPr>
+      <w:r>
+        <w:rPr>
+          <w:rStyle w:val="HTMLCode"/>
+        </w:rPr>
+        <w:t xml:space="preserve">   | Sends login request in SOAP XML</w:t>
+      </w:r>
+    </w:p>
+    <w:p>
+      <w:pPr>
+        <w:pStyle w:val="HTMLPreformatted"/>
+        <w:rPr>
+          <w:rStyle w:val="HTMLCode"/>
+        </w:rPr>
+      </w:pPr>
+      <w:r>
+        <w:rPr>
+          <w:rStyle w:val="HTMLCode"/>
+        </w:rPr>
+        <w:t xml:space="preserve">   v</w:t>
+      </w:r>
+    </w:p>
+    <w:p>
+      <w:pPr>
+        <w:pStyle w:val="HTMLPreformatted"/>
+        <w:rPr>
+          <w:rStyle w:val="HTMLCode"/>
+        </w:rPr>
+      </w:pPr>
+      <w:r>
+        <w:rPr>
+          <w:rStyle w:val="HTMLCode"/>
+        </w:rPr>
+        <w:t>2. SOAP Server</w:t>
+      </w:r>
+    </w:p>
+    <w:p>
+      <w:pPr>
+        <w:pStyle w:val="HTMLPreformatted"/>
+        <w:rPr>
+          <w:rStyle w:val="HTMLCode"/>
+        </w:rPr>
+      </w:pPr>
+      <w:r>
+        <w:rPr>
+          <w:rStyle w:val="HTMLCode"/>
+        </w:rPr>
+        <w:t xml:space="preserve">   |</w:t>
+      </w:r>
+    </w:p>
+    <w:p>
+      <w:pPr>
+        <w:pStyle w:val="HTMLPreformatted"/>
+        <w:rPr>
+          <w:rStyle w:val="HTMLCode"/>
+        </w:rPr>
+      </w:pPr>
+      <w:r>
+        <w:rPr>
+          <w:rStyle w:val="HTMLCode"/>
+        </w:rPr>
+        <w:t xml:space="preserve">   | Validates credentials</w:t>
+      </w:r>
+    </w:p>
+    <w:p>
+      <w:pPr>
+        <w:pStyle w:val="HTMLPreformatted"/>
+        <w:rPr>
+          <w:rStyle w:val="HTMLCode"/>
+        </w:rPr>
+      </w:pPr>
+      <w:r>
+        <w:rPr>
+          <w:rStyle w:val="HTMLCode"/>
+        </w:rPr>
+        <w:t xml:space="preserve">   | Creates session</w:t>
+      </w:r>
+    </w:p>
+    <w:p>
+      <w:pPr>
+        <w:pStyle w:val="HTMLPreformatted"/>
+        <w:rPr>
+          <w:rStyle w:val="HTMLCode"/>
+        </w:rPr>
+      </w:pPr>
+      <w:r>
+        <w:rPr>
+          <w:rStyle w:val="HTMLCode"/>
+        </w:rPr>
+        <w:t xml:space="preserve">   | Returns session cookie</w:t>
+      </w:r>
+    </w:p>
+    <w:p>
+      <w:pPr>
+        <w:pStyle w:val="HTMLPreformatted"/>
+        <w:rPr>
+          <w:rStyle w:val="HTMLCode"/>
+        </w:rPr>
+      </w:pPr>
+      <w:r>
+        <w:rPr>
+          <w:rStyle w:val="HTMLCode"/>
+        </w:rPr>
+        <w:t xml:space="preserve">   v</w:t>
+      </w:r>
+    </w:p>
+    <w:p>
+      <w:pPr>
+        <w:pStyle w:val="HTMLPreformatted"/>
+        <w:rPr>
+          <w:rStyle w:val="HTMLCode"/>
+        </w:rPr>
+      </w:pPr>
+      <w:r>
+        <w:rPr>
+          <w:rStyle w:val="HTMLCode"/>
+        </w:rPr>
+        <w:t>3. SOAP Client stores cookie</w:t>
+      </w:r>
+    </w:p>
+    <w:p>
+      <w:pPr>
+        <w:pStyle w:val="HTMLPreformatted"/>
+        <w:rPr>
+          <w:rStyle w:val="HTMLCode"/>
+        </w:rPr>
+      </w:pPr>
+      <w:r>
+        <w:rPr>
+          <w:rStyle w:val="HTMLCode"/>
+        </w:rPr>
+        <w:t xml:space="preserve">   |</w:t>
+      </w:r>
+    </w:p>
+    <w:p>
+      <w:pPr>
+        <w:pStyle w:val="HTMLPreformatted"/>
+        <w:rPr>
+          <w:rStyle w:val="HTMLCode"/>
+        </w:rPr>
+      </w:pPr>
+      <w:r>
+        <w:rPr>
+          <w:rStyle w:val="HTMLCode"/>
+        </w:rPr>
+        <w:t xml:space="preserve">   | Sends next SOAP request + cookie</w:t>
+      </w:r>
+    </w:p>
+    <w:p>
+      <w:pPr>
+        <w:pStyle w:val="HTMLPreformatted"/>
+        <w:rPr>
+          <w:rStyle w:val="HTMLCode"/>
+        </w:rPr>
+      </w:pPr>
+      <w:r>
+        <w:rPr>
+          <w:rStyle w:val="HTMLCode"/>
+        </w:rPr>
+        <w:t xml:space="preserve">   v</w:t>
+      </w:r>
+    </w:p>
+    <w:p>
+      <w:pPr>
+        <w:pStyle w:val="HTMLPreformatted"/>
+        <w:rPr>
+          <w:rStyle w:val="HTMLCode"/>
+        </w:rPr>
+      </w:pPr>
+      <w:r>
+        <w:rPr>
+          <w:rStyle w:val="HTMLCode"/>
+        </w:rPr>
+        <w:lastRenderedPageBreak/>
+        <w:t>4. SOAP Server</w:t>
+      </w:r>
+    </w:p>
+    <w:p>
+      <w:pPr>
+        <w:pStyle w:val="HTMLPreformatted"/>
+        <w:rPr>
+          <w:rStyle w:val="HTMLCode"/>
+        </w:rPr>
+      </w:pPr>
+      <w:r>
+        <w:rPr>
+          <w:rStyle w:val="HTMLCode"/>
+        </w:rPr>
+        <w:t xml:space="preserve">   |</w:t>
+      </w:r>
+    </w:p>
+    <w:p>
+      <w:pPr>
+        <w:pStyle w:val="HTMLPreformatted"/>
+        <w:rPr>
+          <w:rStyle w:val="HTMLCode"/>
+        </w:rPr>
+      </w:pPr>
+      <w:r>
+        <w:rPr>
+          <w:rStyle w:val="HTMLCode"/>
+        </w:rPr>
+        <w:t xml:space="preserve">   | Looks up session</w:t>
+      </w:r>
+    </w:p>
+    <w:p>
+      <w:pPr>
+        <w:pStyle w:val="HTMLPreformatted"/>
+        <w:rPr>
+          <w:rStyle w:val="HTMLCode"/>
+        </w:rPr>
+      </w:pPr>
+      <w:r>
+        <w:rPr>
+          <w:rStyle w:val="HTMLCode"/>
+        </w:rPr>
+        <w:t xml:space="preserve">   v</w:t>
+      </w:r>
+    </w:p>
+    <w:p>
+      <w:pPr>
+        <w:pStyle w:val="HTMLPreformatted"/>
+      </w:pPr>
+      <w:r>
+        <w:rPr>
+          <w:rStyle w:val="HTMLCode"/>
+        </w:rPr>
+        <w:t>5. Processes request and returns SOAP response</w:t>
+      </w:r>
+    </w:p>
+    <w:p>
+      <w:pPr>
+        <w:pStyle w:val="NormalWeb"/>
+      </w:pPr>
+      <w:r>
+        <w:t>Example HTTP headers:</w:t>
+      </w:r>
+    </w:p>
+    <w:p>
+      <w:pPr>
+        <w:pStyle w:val="HTMLPreformatted"/>
+        <w:rPr>
+          <w:rStyle w:val="HTMLCode"/>
+        </w:rPr>
+      </w:pPr>
+      <w:r>
+        <w:rPr>
+          <w:rStyle w:val="HTMLCode"/>
+        </w:rPr>
+        <w:t>POST /BankService HTTP/1.1</w:t>
+      </w:r>
+    </w:p>
+    <w:p>
+      <w:pPr>
+        <w:pStyle w:val="HTMLPreformatted"/>
+        <w:rPr>
+          <w:rStyle w:val="HTMLCode"/>
+        </w:rPr>
+      </w:pPr>
+      <w:r>
+        <w:rPr>
+          <w:rStyle w:val="HTMLCode"/>
+        </w:rPr>
+        <w:t>Content-Type: text/xml</w:t>
+      </w:r>
+    </w:p>
+    <w:p>
+      <w:pPr>
+        <w:pStyle w:val="HTMLPreformatted"/>
+      </w:pPr>
+      <w:r>
+        <w:rPr>
+          <w:rStyle w:val="HTMLCode"/>
+        </w:rPr>
+        <w:t>Cookie: JSESSIONID=abc123</w:t>
+      </w:r>
+    </w:p>
+    <w:p>
+      <w:pPr>
+        <w:pStyle w:val="NormalWeb"/>
+      </w:pPr>
+      <w:r>
+        <w:t>Key point: SOAP itself does not automatically create a session. The service must implement stateful session management or use a supporting framework or transport mechanism.</w:t>
+      </w:r>
+    </w:p>
+    <w:p>
+      <w:pPr>
+        <w:pStyle w:val="Heading2"/>
+      </w:pPr>
+      <w:r>
+        <w:t>5. SOAP authentication using WS-Security</w:t>
+      </w:r>
+    </w:p>
+    <w:p>
+      <w:pPr>
+        <w:pStyle w:val="NormalWeb"/>
+      </w:pPr>
+      <w:r>
+        <w:t>SOAP can also carry security information inside the SOAP envelope.</w:t>
+      </w:r>
+    </w:p>
+    <w:p>
+      <w:pPr>
+        <w:pStyle w:val="HTMLPreformatted"/>
+        <w:rPr>
+          <w:rStyle w:val="HTMLCode"/>
+        </w:rPr>
+      </w:pPr>
+      <w:r>
+        <w:rPr>
+          <w:rStyle w:val="HTMLCode"/>
+        </w:rPr>
+        <w:t>&lt;soap:Envelope&gt;</w:t>
+      </w:r>
+    </w:p>
+    <w:p>
+      <w:pPr>
+        <w:pStyle w:val="HTMLPreformatted"/>
+        <w:rPr>
+          <w:rStyle w:val="HTMLCode"/>
+        </w:rPr>
+      </w:pPr>
+      <w:r>
+        <w:rPr>
+          <w:rStyle w:val="HTMLCode"/>
+        </w:rPr>
+        <w:t xml:space="preserve">  &lt;soap:Header&gt;</w:t>
+      </w:r>
+    </w:p>
+    <w:p>
+      <w:pPr>
+        <w:pStyle w:val="HTMLPreformatted"/>
+        <w:rPr>
+          <w:rStyle w:val="HTMLCode"/>
+        </w:rPr>
+      </w:pPr>
+      <w:r>
+        <w:rPr>
+          <w:rStyle w:val="HTMLCode"/>
+        </w:rPr>
+        <w:t xml:space="preserve">    &lt;!-- Authentication/security information --&gt;</w:t>
+      </w:r>
+    </w:p>
+    <w:p>
+      <w:pPr>
+        <w:pStyle w:val="HTMLPreformatted"/>
+        <w:rPr>
+          <w:rStyle w:val="HTMLCode"/>
+        </w:rPr>
+      </w:pPr>
+      <w:r>
+        <w:rPr>
+          <w:rStyle w:val="HTMLCode"/>
+        </w:rPr>
+        <w:t xml:space="preserve">    &lt;wsse:Security&gt;</w:t>
+      </w:r>
+    </w:p>
+    <w:p>
+      <w:pPr>
+        <w:pStyle w:val="HTMLPreformatted"/>
+        <w:rPr>
+          <w:rStyle w:val="HTMLCode"/>
+        </w:rPr>
+      </w:pPr>
+      <w:r>
+        <w:rPr>
+          <w:rStyle w:val="HTMLCode"/>
+        </w:rPr>
+        <w:t xml:space="preserve">      &lt;!-- Example: UsernameToken or another supported token --&gt;</w:t>
+      </w:r>
+    </w:p>
+    <w:p>
+      <w:pPr>
+        <w:pStyle w:val="HTMLPreformatted"/>
+        <w:rPr>
+          <w:rStyle w:val="HTMLCode"/>
+        </w:rPr>
+      </w:pPr>
+      <w:r>
+        <w:rPr>
+          <w:rStyle w:val="HTMLCode"/>
+        </w:rPr>
+        <w:t xml:space="preserve">    &lt;/wsse:Security&gt;</w:t>
+      </w:r>
+    </w:p>
+    <w:p>
+      <w:pPr>
+        <w:pStyle w:val="HTMLPreformatted"/>
+        <w:rPr>
+          <w:rStyle w:val="HTMLCode"/>
+        </w:rPr>
+      </w:pPr>
+      <w:r>
+        <w:rPr>
+          <w:rStyle w:val="HTMLCode"/>
+        </w:rPr>
+        <w:t xml:space="preserve">  &lt;/soap:Header&gt;</w:t>
+      </w:r>
+    </w:p>
+    <w:p>
+      <w:pPr>
+        <w:pStyle w:val="HTMLPreformatted"/>
+        <w:rPr>
+          <w:rStyle w:val="HTMLCode"/>
+        </w:rPr>
+      </w:pPr>
+    </w:p>
+    <w:p>
+      <w:pPr>
+        <w:pStyle w:val="HTMLPreformatted"/>
+        <w:rPr>
+          <w:rStyle w:val="HTMLCode"/>
+        </w:rPr>
+      </w:pPr>
+      <w:r>
+        <w:rPr>
+          <w:rStyle w:val="HTMLCode"/>
+        </w:rPr>
+        <w:lastRenderedPageBreak/>
+        <w:t xml:space="preserve">  &lt;soap:Body&gt;</w:t>
+      </w:r>
+    </w:p>
+    <w:p>
+      <w:pPr>
+        <w:pStyle w:val="HTMLPreformatted"/>
+        <w:rPr>
+          <w:rStyle w:val="HTMLCode"/>
+        </w:rPr>
+      </w:pPr>
+      <w:r>
+        <w:rPr>
+          <w:rStyle w:val="HTMLCode"/>
+        </w:rPr>
+        <w:t xml:space="preserve">    &lt;!-- Requested operation, e.g. GetAccount --&gt;</w:t>
+      </w:r>
+    </w:p>
+    <w:p>
+      <w:pPr>
+        <w:pStyle w:val="HTMLPreformatted"/>
+        <w:rPr>
+          <w:rStyle w:val="HTMLCode"/>
+        </w:rPr>
+      </w:pPr>
+      <w:r>
+        <w:rPr>
+          <w:rStyle w:val="HTMLCode"/>
+        </w:rPr>
+        <w:t xml:space="preserve">  &lt;/soap:Body&gt;</w:t>
+      </w:r>
+    </w:p>
+    <w:p>
+      <w:pPr>
+        <w:pStyle w:val="HTMLPreformatted"/>
+      </w:pPr>
+      <w:r>
+        <w:rPr>
+          <w:rStyle w:val="HTMLCode"/>
+        </w:rPr>
+        <w:t>&lt;/soap:Envelope&gt;</w:t>
+      </w:r>
+    </w:p>
+    <w:p>
+      <w:pPr>
+        <w:pStyle w:val="NormalWeb"/>
+      </w:pPr>
+      <w:r>
+        <w:t>The SOAP service validates the security information before processing the request. The exact mechanism depends on the service's WS-Security configuration.</w:t>
+      </w:r>
+    </w:p>
+    <w:p>
+      <w:pPr>
+        <w:pStyle w:val="Heading2"/>
+      </w:pPr>
+      <w:r>
+        <w:t>6. Interview comparison</w:t>
+      </w:r>
+    </w:p>
+    <w:tbl>
+      <w:tblPr>
+        <w:tblW w:w="0" w:type="auto"/>
+        <w:tblCellSpacing w:w="15" w:type="dxa"/>
+        <w:tblCellMar>
+          <w:top w:w="15" w:type="dxa"/>
+          <w:left w:w="15" w:type="dxa"/>
+          <w:bottom w:w="15" w:type="dxa"/>
+          <w:right w:w="15" w:type="dxa"/>
+        </w:tblCellMar>
+        <w:tblLook w:val="04A0" w:firstRow="1" w:lastRow="0" w:firstColumn="1" w:lastColumn="0" w:noHBand="0" w:noVBand="1"/>
+      </w:tblPr>
+      <w:tblGrid>
+        <w:gridCol w:w="2582"/>
+        <w:gridCol w:w="3539"/>
+        <w:gridCol w:w="3762"/>
+      </w:tblGrid>
+      <w:tr>
+        <w:trPr>
+          <w:tblCellSpacing w:w="15" w:type="dxa"/>
+        </w:trPr>
+        <w:tc>
+          <w:tcPr>
+            <w:tcW w:w="0" w:type="auto"/>
+            <w:vAlign w:val="center"/>
+            <w:hideMark/>
+          </w:tcPr>
+          <w:p>
+            <w:pPr>
+              <w:pStyle w:val="NormalWeb"/>
+              <w:jc w:val="center"/>
+              <w:rPr>
+                <w:b/>
+                <w:bCs/>
+              </w:rPr>
+            </w:pPr>
+            <w:r>
+              <w:rPr>
+                <w:b/>
+                <w:bCs/>
+              </w:rPr>
+              <w:t>Feature</w:t>
+            </w:r>
+          </w:p>
+        </w:tc>
+        <w:tc>
+          <w:tcPr>
+            <w:tcW w:w="0" w:type="auto"/>
+            <w:vAlign w:val="center"/>
+            <w:hideMark/>
+          </w:tcPr>
+          <w:p>
+            <w:pPr>
+              <w:pStyle w:val="NormalWeb"/>
+              <w:jc w:val="center"/>
+              <w:rPr>
+                <w:b/>
+                <w:bCs/>
+              </w:rPr>
+            </w:pPr>
+            <w:r>
+              <w:rPr>
+                <w:b/>
+                <w:bCs/>
+              </w:rPr>
+              <w:t>REST with JWT</w:t>
+            </w:r>
+          </w:p>
+        </w:tc>
+        <w:tc>
+          <w:tcPr>
+            <w:tcW w:w="0" w:type="auto"/>
+            <w:vAlign w:val="center"/>
+            <w:hideMark/>
+          </w:tcPr>
+          <w:p>
+            <w:pPr>
+              <w:pStyle w:val="NormalWeb"/>
+              <w:jc w:val="center"/>
+              <w:rPr>
+                <w:b/>
+                <w:bCs/>
+              </w:rPr>
+            </w:pPr>
+            <w:r>
+              <w:rPr>
+                <w:b/>
+                <w:bCs/>
+              </w:rPr>
+              <w:t>REST/SOAP with session</w:t>
+            </w:r>
+          </w:p>
+        </w:tc>
+      </w:tr>
+      <w:tr>
+        <w:trPr>
+          <w:tblCellSpacing w:w="15" w:type="dxa"/>
+        </w:trPr>
+        <w:tc>
+          <w:tcPr>
+            <w:tcW w:w="0" w:type="auto"/>
+            <w:vAlign w:val="center"/>
+            <w:hideMark/>
+          </w:tcPr>
+          <w:p>
+            <w:pPr>
+              <w:pStyle w:val="NormalWeb"/>
+            </w:pPr>
+            <w:r>
+              <w:t>Authentication</w:t>
+            </w:r>
+          </w:p>
+        </w:tc>
+        <w:tc>
+          <w:tcPr>
+            <w:tcW w:w="0" w:type="auto"/>
+            <w:vAlign w:val="center"/>
+            <w:hideMark/>
+          </w:tcPr>
+          <w:p>
+            <w:pPr>
+              <w:pStyle w:val="NormalWeb"/>
+            </w:pPr>
+            <w:r>
+              <w:t>Token validation</w:t>
+            </w:r>
+          </w:p>
+        </w:tc>
+        <w:tc>
+          <w:tcPr>
+            <w:tcW w:w="0" w:type="auto"/>
+            <w:vAlign w:val="center"/>
+            <w:hideMark/>
+          </w:tcPr>
+          <w:p>
+            <w:pPr>
+              <w:pStyle w:val="NormalWeb"/>
+            </w:pPr>
+            <w:r>
+              <w:t>Credentials and session validation</w:t>
+            </w:r>
+          </w:p>
+        </w:tc>
+      </w:tr>
+      <w:tr>
+        <w:trPr>
+          <w:tblCellSpacing w:w="15" w:type="dxa"/>
+        </w:trPr>
+        <w:tc>
+          <w:tcPr>
+            <w:tcW w:w="0" w:type="auto"/>
+            <w:vAlign w:val="center"/>
+            <w:hideMark/>
+          </w:tcPr>
+          <w:p>
+            <w:pPr>
+              <w:pStyle w:val="NormalWeb"/>
+            </w:pPr>
+            <w:r>
+              <w:t>Client sends</w:t>
+            </w:r>
+          </w:p>
+        </w:tc>
+        <w:tc>
+          <w:tcPr>
+            <w:tcW w:w="0" w:type="auto"/>
+            <w:vAlign w:val="center"/>
+            <w:hideMark/>
+          </w:tcPr>
+          <w:p>
+            <w:pPr>
+              <w:pStyle w:val="NormalWeb"/>
+            </w:pPr>
+            <w:r>
+              <w:t>JWT in Authorization header</w:t>
+            </w:r>
+          </w:p>
+        </w:tc>
+        <w:tc>
+          <w:tcPr>
+            <w:tcW w:w="0" w:type="auto"/>
+            <w:vAlign w:val="center"/>
+            <w:hideMark/>
+          </w:tcPr>
+          <w:p>
+            <w:pPr>
+              <w:pStyle w:val="NormalWeb"/>
+            </w:pPr>
+            <w:r>
+              <w:t>Session cookie</w:t>
+            </w:r>
+          </w:p>
+        </w:tc>
+      </w:tr>
+      <w:tr>
+        <w:trPr>
+          <w:tblCellSpacing w:w="15" w:type="dxa"/>
+        </w:trPr>
+        <w:tc>
+          <w:tcPr>
+            <w:tcW w:w="0" w:type="auto"/>
+            <w:vAlign w:val="center"/>
+            <w:hideMark/>
+          </w:tcPr>
+          <w:p>
+            <w:pPr>
+              <w:pStyle w:val="NormalWeb"/>
+            </w:pPr>
+            <w:r>
+              <w:t>Server stores session?</w:t>
+            </w:r>
+          </w:p>
+        </w:tc>
+        <w:tc>
+          <w:tcPr>
+            <w:tcW w:w="0" w:type="auto"/>
+            <w:vAlign w:val="center"/>
+            <w:hideMark/>
+          </w:tcPr>
+          <w:p>
+            <w:pPr>
+              <w:pStyle w:val="NormalWeb"/>
+            </w:pPr>
+            <w:r>
+              <w:t>Not required for JWT validation</w:t>
+            </w:r>
+          </w:p>
+        </w:tc>
+        <w:tc>
+          <w:tcPr>
+            <w:tcW w:w="0" w:type="auto"/>
+            <w:vAlign w:val="center"/>
+            <w:hideMark/>
+          </w:tcPr>
+          <w:p>
+            <w:pPr>
+              <w:pStyle w:val="NormalWeb"/>
+            </w:pPr>
+            <w:r>
+              <w:t>Typically yes</w:t>
+            </w:r>
+          </w:p>
+        </w:tc>
+      </w:tr>
+      <w:tr>
+        <w:trPr>
+          <w:tblCellSpacing w:w="15" w:type="dxa"/>
+        </w:trPr>
+        <w:tc>
+          <w:tcPr>
+            <w:tcW w:w="0" w:type="auto"/>
+            <w:vAlign w:val="center"/>
+            <w:hideMark/>
+          </w:tcPr>
+          <w:p>
+            <w:pPr>
+              <w:pStyle w:val="NormalWeb"/>
+            </w:pPr>
+            <w:r>
+              <w:t>Three instances</w:t>
+            </w:r>
+          </w:p>
+        </w:tc>
+        <w:tc>
+          <w:tcPr>
+            <w:tcW w:w="0" w:type="auto"/>
+            <w:vAlign w:val="center"/>
+            <w:hideMark/>
+          </w:tcPr>
+          <w:p>
+            <w:pPr>
+              <w:pStyle w:val="NormalWeb"/>
+            </w:pPr>
+            <w:r>
+              <w:t>Share verification key/configuration</w:t>
+            </w:r>
+          </w:p>
+        </w:tc>
+        <w:tc>
+          <w:tcPr>
+            <w:tcW w:w="0" w:type="auto"/>
+            <w:vAlign w:val="center"/>
+            <w:hideMark/>
+          </w:tcPr>
+          <w:p>
+            <w:pPr>
+              <w:pStyle w:val="NormalWeb"/>
+            </w:pPr>
+            <w:r>
+              <w:t>Shared session store or sticky sessions</w:t>
+            </w:r>
+          </w:p>
+        </w:tc>
+      </w:tr>
+      <w:tr>
+        <w:trPr>
+          <w:tblCellSpacing w:w="15" w:type="dxa"/>
+        </w:trPr>
+        <w:tc>
+          <w:tcPr>
+            <w:tcW w:w="0" w:type="auto"/>
+            <w:vAlign w:val="center"/>
+            <w:hideMark/>
+          </w:tcPr>
+          <w:p>
+            <w:pPr>
+              <w:pStyle w:val="NormalWeb"/>
+            </w:pPr>
+            <w:r>
+              <w:t>SOAP security alternative</w:t>
+            </w:r>
+          </w:p>
+        </w:tc>
+        <w:tc>
+          <w:tcPr>
+            <w:tcW w:w="0" w:type="auto"/>
+            <w:vAlign w:val="center"/>
+            <w:hideMark/>
+          </w:tcPr>
+          <w:p>
+            <w:pPr>
+              <w:pStyle w:val="NormalWeb"/>
+            </w:pPr>
+            <w:r>
+              <w:t>—</w:t>
+            </w:r>
+          </w:p>
+        </w:tc>
+        <w:tc>
+          <w:tcPr>
+            <w:tcW w:w="0" w:type="auto"/>
+            <w:vAlign w:val="center"/>
+            <w:hideMark/>
+          </w:tcPr>
+          <w:p>
+            <w:pPr>
+              <w:pStyle w:val="NormalWeb"/>
+            </w:pPr>
+            <w:r>
+              <w:t>WS-Security tokens</w:t>
+            </w:r>
+          </w:p>
+        </w:tc>
+      </w:tr>
+    </w:tbl>
+    <w:p>
+      <w:pPr>
+        <w:pStyle w:val="Heading3"/>
+      </w:pPr>
+      <w:r>
+        <w:t>Final interview answer</w:t>
+      </w:r>
+    </w:p>
+    <w:p>
+      <w:pPr>
+        <w:pStyle w:val="NormalWeb"/>
+      </w:pPr>
+      <w:r>
+        <w:t xml:space="preserve">“REST services commonly use JWT for stateless authentication. One instance validates the login credentials and signs a JWT. The other instances validate the same token independently using the shared secret key or corresponding public key. Traditional session-based authentication instead uses a session ID, usually in a </w:t>
+      </w:r>
+      <w:r>
+        <w:lastRenderedPageBreak/>
+        <w:t>cookie, to look up server-side session data. SOAP can use session cookies or WS-Security, depending on the implementation.”</w:t>
+      </w:r>
+    </w:p>
     <w:p>
       <w:bookmarkStart w:id="0" w:name="_GoBack"/>
       <w:bookmarkEnd w:id="0"/>
     </w:p>
+    <w:p/>
     <w:sectPr>
-      <w:pgSz w:w="8641" w:h="12962" w:code="1"/>
-      <w:pgMar w:top="1077" w:right="864" w:bottom="1077" w:left="864" w:header="709" w:footer="709" w:gutter="0"/>
+      <w:pgSz w:w="12962" w:h="8641" w:orient="landscape" w:code="1"/>
+      <w:pgMar w:top="864" w:right="1077" w:bottom="864" w:left="1077" w:header="709" w:footer="709" w:gutter="0"/>
       <w:cols w:space="708"/>
       <w:docGrid w:linePitch="360"/>
     </w:sectPr>
   </w:body>
 </w:document>
+</file>
+
+<file path=word/numbering.xml><?xml version="1.0" encoding="utf-8"?>
+<w:numbering xmlns:wpc="http://schemas.microsoft.com/office/word/2010/wordprocessingCanvas" xmlns:mc="http://schemas.openxmlformats.org/markup-compatibility/2006" xmlns:o="urn:schemas-microsoft-com:office:office" xmlns:r="http://schemas.openxmlformats.org/officeDocument/2006/relationships" xmlns:m="http://schemas.openxmlformats.org/officeDocument/2006/math" xmlns:v="urn:schemas-microsoft-com:vml" xmlns:wp14="http://schemas.microsoft.com/office/word/2010/wordprocessingDrawing" xmlns:wp="http://schemas.openxmlformats.org/drawingml/2006/wordprocessingDrawing" xmlns:w10="urn:schemas-microsoft-com:office:word" xmlns:w="http://schemas.openxmlformats.org/wordprocessingml/2006/main" xmlns:w14="http://schemas.microsoft.com/office/word/2010/wordml" xmlns:wpg="http://schemas.microsoft.com/office/word/2010/wordprocessingGroup" xmlns:wpi="http://schemas.microsoft.com/office/word/2010/wordprocessingInk" xmlns:wne="http://schemas.microsoft.com/office/word/2006/wordml" xmlns:wps="http://schemas.microsoft.com/office/word/2010/wordprocessingShape" mc:Ignorable="w14 wp14">
+  <w:abstractNum w:abstractNumId="0">
+    <w:nsid w:val="3F03106E"/>
+    <w:multiLevelType w:val="multilevel"/>
+    <w:tmpl w:val="0F9C598C"/>
+    <w:lvl w:ilvl="0">
+      <w:start w:val="1"/>
+      <w:numFmt w:val="bullet"/>
+      <w:lvlText w:val=""/>
+      <w:lvlJc w:val="left"/>
+      <w:pPr>
+        <w:tabs>
+          <w:tab w:val="num" w:pos="720"/>
+        </w:tabs>
+        <w:ind w:left="720" w:hanging="360"/>
+      </w:pPr>
+      <w:rPr>
+        <w:rFonts w:ascii="Symbol" w:hAnsi="Symbol" w:hint="default"/>
+        <w:sz w:val="20"/>
+      </w:rPr>
+    </w:lvl>
+    <w:lvl w:ilvl="1" w:tentative="1">
+      <w:start w:val="1"/>
+      <w:numFmt w:val="bullet"/>
+      <w:lvlText w:val="o"/>
+      <w:lvlJc w:val="left"/>
+      <w:pPr>
+        <w:tabs>
+          <w:tab w:val="num" w:pos="1440"/>
+        </w:tabs>
+        <w:ind w:left="1440" w:hanging="360"/>
+      </w:pPr>
+      <w:rPr>
+        <w:rFonts w:ascii="Courier New" w:hAnsi="Courier New" w:hint="default"/>
+        <w:sz w:val="20"/>
+      </w:rPr>
+    </w:lvl>
+    <w:lvl w:ilvl="2" w:tentative="1">
+      <w:start w:val="1"/>
+      <w:numFmt w:val="bullet"/>
+      <w:lvlText w:val=""/>
+      <w:lvlJc w:val="left"/>
+      <w:pPr>
+        <w:tabs>
+          <w:tab w:val="num" w:pos="2160"/>
+        </w:tabs>
+        <w:ind w:left="2160" w:hanging="360"/>
+      </w:pPr>
+      <w:rPr>
+        <w:rFonts w:ascii="Wingdings" w:hAnsi="Wingdings" w:hint="default"/>
+        <w:sz w:val="20"/>
+      </w:rPr>
+    </w:lvl>
+    <w:lvl w:ilvl="3" w:tentative="1">
+      <w:start w:val="1"/>
+      <w:numFmt w:val="bullet"/>
+      <w:lvlText w:val=""/>
+      <w:lvlJc w:val="left"/>
+      <w:pPr>
+        <w:tabs>
+          <w:tab w:val="num" w:pos="2880"/>
+        </w:tabs>
+        <w:ind w:left="2880" w:hanging="360"/>
+      </w:pPr>
+      <w:rPr>
+        <w:rFonts w:ascii="Wingdings" w:hAnsi="Wingdings" w:hint="default"/>
+        <w:sz w:val="20"/>
+      </w:rPr>
+    </w:lvl>
+    <w:lvl w:ilvl="4" w:tentative="1">
+      <w:start w:val="1"/>
+      <w:numFmt w:val="bullet"/>
+      <w:lvlText w:val=""/>
+      <w:lvlJc w:val="left"/>
+      <w:pPr>
+        <w:tabs>
+          <w:tab w:val="num" w:pos="3600"/>
+        </w:tabs>
+        <w:ind w:left="3600" w:hanging="360"/>
+      </w:pPr>
+      <w:rPr>
+        <w:rFonts w:ascii="Wingdings" w:hAnsi="Wingdings" w:hint="default"/>
+        <w:sz w:val="20"/>
+      </w:rPr>
+    </w:lvl>
+    <w:lvl w:ilvl="5" w:tentative="1">
+      <w:start w:val="1"/>
+      <w:numFmt w:val="bullet"/>
+      <w:lvlText w:val=""/>
+      <w:lvlJc w:val="left"/>
+      <w:pPr>
+        <w:tabs>
+          <w:tab w:val="num" w:pos="4320"/>
+        </w:tabs>
+        <w:ind w:left="4320" w:hanging="360"/>
+      </w:pPr>
+      <w:rPr>
+        <w:rFonts w:ascii="Wingdings" w:hAnsi="Wingdings" w:hint="default"/>
+        <w:sz w:val="20"/>
+      </w:rPr>
+    </w:lvl>
+    <w:lvl w:ilvl="6" w:tentative="1">
+      <w:start w:val="1"/>
+      <w:numFmt w:val="bullet"/>
+      <w:lvlText w:val=""/>
+      <w:lvlJc w:val="left"/>
+      <w:pPr>
+        <w:tabs>
+          <w:tab w:val="num" w:pos="5040"/>
+        </w:tabs>
+        <w:ind w:left="5040" w:hanging="360"/>
+      </w:pPr>
+      <w:rPr>
+        <w:rFonts w:ascii="Wingdings" w:hAnsi="Wingdings" w:hint="default"/>
+        <w:sz w:val="20"/>
+      </w:rPr>
+    </w:lvl>
+    <w:lvl w:ilvl="7" w:tentative="1">
+      <w:start w:val="1"/>
+      <w:numFmt w:val="bullet"/>
+      <w:lvlText w:val=""/>
+      <w:lvlJc w:val="left"/>
+      <w:pPr>
+        <w:tabs>
+          <w:tab w:val="num" w:pos="5760"/>
+        </w:tabs>
+        <w:ind w:left="5760" w:hanging="360"/>
+      </w:pPr>
+      <w:rPr>
+        <w:rFonts w:ascii="Wingdings" w:hAnsi="Wingdings" w:hint="default"/>
+        <w:sz w:val="20"/>
+      </w:rPr>
+    </w:lvl>
+    <w:lvl w:ilvl="8" w:tentative="1">
+      <w:start w:val="1"/>
+      <w:numFmt w:val="bullet"/>
+      <w:lvlText w:val=""/>
+      <w:lvlJc w:val="left"/>
+      <w:pPr>
+        <w:tabs>
+          <w:tab w:val="num" w:pos="6480"/>
+        </w:tabs>
+        <w:ind w:left="6480" w:hanging="360"/>
+      </w:pPr>
+      <w:rPr>
+        <w:rFonts w:ascii="Wingdings" w:hAnsi="Wingdings" w:hint="default"/>
+        <w:sz w:val="20"/>
+      </w:rPr>
+    </w:lvl>
+  </w:abstractNum>
+  <w:abstractNum w:abstractNumId="1">
+    <w:nsid w:val="56485615"/>
+    <w:multiLevelType w:val="multilevel"/>
+    <w:tmpl w:val="529EE3BA"/>
+    <w:lvl w:ilvl="0">
+      <w:start w:val="1"/>
+      <w:numFmt w:val="decimal"/>
+      <w:lvlText w:val="%1."/>
+      <w:lvlJc w:val="left"/>
+      <w:pPr>
+        <w:tabs>
+          <w:tab w:val="num" w:pos="720"/>
+        </w:tabs>
+        <w:ind w:left="720" w:hanging="360"/>
+      </w:pPr>
+    </w:lvl>
+    <w:lvl w:ilvl="1" w:tentative="1">
+      <w:start w:val="1"/>
+      <w:numFmt w:val="decimal"/>
+      <w:lvlText w:val="%2."/>
+      <w:lvlJc w:val="left"/>
+      <w:pPr>
+        <w:tabs>
+          <w:tab w:val="num" w:pos="1440"/>
+        </w:tabs>
+        <w:ind w:left="1440" w:hanging="360"/>
+      </w:pPr>
+    </w:lvl>
+    <w:lvl w:ilvl="2" w:tentative="1">
+      <w:start w:val="1"/>
+      <w:numFmt w:val="decimal"/>
+      <w:lvlText w:val="%3."/>
+      <w:lvlJc w:val="left"/>
+      <w:pPr>
+        <w:tabs>
+          <w:tab w:val="num" w:pos="2160"/>
+        </w:tabs>
+        <w:ind w:left="2160" w:hanging="360"/>
+      </w:pPr>
+    </w:lvl>
+    <w:lvl w:ilvl="3" w:tentative="1">
+      <w:start w:val="1"/>
+      <w:numFmt w:val="decimal"/>
+      <w:lvlText w:val="%4."/>
+      <w:lvlJc w:val="left"/>
+      <w:pPr>
+        <w:tabs>
+          <w:tab w:val="num" w:pos="2880"/>
+        </w:tabs>
+        <w:ind w:left="2880" w:hanging="360"/>
+      </w:pPr>
+    </w:lvl>
+    <w:lvl w:ilvl="4" w:tentative="1">
+      <w:start w:val="1"/>
+      <w:numFmt w:val="decimal"/>
+      <w:lvlText w:val="%5."/>
+      <w:lvlJc w:val="left"/>
+      <w:pPr>
+        <w:tabs>
+          <w:tab w:val="num" w:pos="3600"/>
+        </w:tabs>
+        <w:ind w:left="3600" w:hanging="360"/>
+      </w:pPr>
+    </w:lvl>
+    <w:lvl w:ilvl="5" w:tentative="1">
+      <w:start w:val="1"/>
+      <w:numFmt w:val="decimal"/>
+      <w:lvlText w:val="%6."/>
+      <w:lvlJc w:val="left"/>
+      <w:pPr>
+        <w:tabs>
+          <w:tab w:val="num" w:pos="4320"/>
+        </w:tabs>
+        <w:ind w:left="4320" w:hanging="360"/>
+      </w:pPr>
+    </w:lvl>
+    <w:lvl w:ilvl="6" w:tentative="1">
+      <w:start w:val="1"/>
+      <w:numFmt w:val="decimal"/>
+      <w:lvlText w:val="%7."/>
+      <w:lvlJc w:val="left"/>
+      <w:pPr>
+        <w:tabs>
+          <w:tab w:val="num" w:pos="5040"/>
+        </w:tabs>
+        <w:ind w:left="5040" w:hanging="360"/>
+      </w:pPr>
+    </w:lvl>
+    <w:lvl w:ilvl="7" w:tentative="1">
+      <w:start w:val="1"/>
+      <w:numFmt w:val="decimal"/>
+      <w:lvlText w:val="%8."/>
+      <w:lvlJc w:val="left"/>
+      <w:pPr>
+        <w:tabs>
+          <w:tab w:val="num" w:pos="5760"/>
+        </w:tabs>
+        <w:ind w:left="5760" w:hanging="360"/>
+      </w:pPr>
+    </w:lvl>
+    <w:lvl w:ilvl="8" w:tentative="1">
+      <w:start w:val="1"/>
+      <w:numFmt w:val="decimal"/>
+      <w:lvlText w:val="%9."/>
+      <w:lvlJc w:val="left"/>
+      <w:pPr>
+        <w:tabs>
+          <w:tab w:val="num" w:pos="6480"/>
+        </w:tabs>
+        <w:ind w:left="6480" w:hanging="360"/>
+      </w:pPr>
+    </w:lvl>
+  </w:abstractNum>
+  <w:num w:numId="1">
+    <w:abstractNumId w:val="0"/>
+  </w:num>
+  <w:num w:numId="2">
+    <w:abstractNumId w:val="1"/>
+  </w:num>
+</w:numbering>
 </file>
 
 <file path=word/styles.xml><?xml version="1.0" encoding="utf-8"?>
@@ -186,6 +5076,69 @@
       <w:lang w:val="en-US"/>
     </w:rPr>
   </w:style>
+  <w:style w:type="paragraph" w:styleId="Heading1">
+    <w:name w:val="heading 1"/>
+    <w:basedOn w:val="Normal"/>
+    <w:next w:val="Normal"/>
+    <w:link w:val="Heading1Char"/>
+    <w:uiPriority w:val="9"/>
+    <w:qFormat/>
+    <w:rsid w:val="00E700A8"/>
+    <w:pPr>
+      <w:keepNext/>
+      <w:keepLines/>
+      <w:spacing w:before="480" w:after="0"/>
+      <w:outlineLvl w:val="0"/>
+    </w:pPr>
+    <w:rPr>
+      <w:rFonts w:asciiTheme="majorHAnsi" w:eastAsiaTheme="majorEastAsia" w:hAnsiTheme="majorHAnsi" w:cstheme="majorBidi"/>
+      <w:b/>
+      <w:bCs/>
+      <w:color w:val="365F91" w:themeColor="accent1" w:themeShade="BF"/>
+      <w:sz w:val="28"/>
+      <w:szCs w:val="28"/>
+    </w:rPr>
+  </w:style>
+  <w:style w:type="paragraph" w:styleId="Heading2">
+    <w:name w:val="heading 2"/>
+    <w:basedOn w:val="Normal"/>
+    <w:link w:val="Heading2Char"/>
+    <w:uiPriority w:val="9"/>
+    <w:qFormat/>
+    <w:rsid w:val="00242495"/>
+    <w:pPr>
+      <w:spacing w:before="100" w:beforeAutospacing="1" w:after="100" w:afterAutospacing="1" w:line="240" w:lineRule="auto"/>
+      <w:outlineLvl w:val="1"/>
+    </w:pPr>
+    <w:rPr>
+      <w:rFonts w:ascii="Times New Roman" w:eastAsia="Times New Roman" w:hAnsi="Times New Roman" w:cs="Times New Roman"/>
+      <w:b/>
+      <w:bCs/>
+      <w:sz w:val="36"/>
+      <w:szCs w:val="36"/>
+      <w:lang w:val="en-IN" w:eastAsia="en-IN"/>
+    </w:rPr>
+  </w:style>
+  <w:style w:type="paragraph" w:styleId="Heading3">
+    <w:name w:val="heading 3"/>
+    <w:basedOn w:val="Normal"/>
+    <w:link w:val="Heading3Char"/>
+    <w:uiPriority w:val="9"/>
+    <w:qFormat/>
+    <w:rsid w:val="00242495"/>
+    <w:pPr>
+      <w:spacing w:before="100" w:beforeAutospacing="1" w:after="100" w:afterAutospacing="1" w:line="240" w:lineRule="auto"/>
+      <w:outlineLvl w:val="2"/>
+    </w:pPr>
+    <w:rPr>
+      <w:rFonts w:ascii="Times New Roman" w:eastAsia="Times New Roman" w:hAnsi="Times New Roman" w:cs="Times New Roman"/>
+      <w:b/>
+      <w:bCs/>
+      <w:sz w:val="27"/>
+      <w:szCs w:val="27"/>
+      <w:lang w:val="en-IN" w:eastAsia="en-IN"/>
+    </w:rPr>
+  </w:style>
   <w:style w:type="character" w:default="1" w:styleId="DefaultParagraphFont">
     <w:name w:val="Default Paragraph Font"/>
     <w:uiPriority w:val="1"/>
@@ -212,6 +5165,131 @@
     <w:uiPriority w:val="99"/>
     <w:semiHidden/>
     <w:unhideWhenUsed/>
+  </w:style>
+  <w:style w:type="character" w:customStyle="1" w:styleId="Heading2Char">
+    <w:name w:val="Heading 2 Char"/>
+    <w:basedOn w:val="DefaultParagraphFont"/>
+    <w:link w:val="Heading2"/>
+    <w:uiPriority w:val="9"/>
+    <w:rsid w:val="00242495"/>
+    <w:rPr>
+      <w:rFonts w:ascii="Times New Roman" w:eastAsia="Times New Roman" w:hAnsi="Times New Roman" w:cs="Times New Roman"/>
+      <w:b/>
+      <w:bCs/>
+      <w:sz w:val="36"/>
+      <w:szCs w:val="36"/>
+      <w:lang w:eastAsia="en-IN"/>
+    </w:rPr>
+  </w:style>
+  <w:style w:type="character" w:customStyle="1" w:styleId="Heading3Char">
+    <w:name w:val="Heading 3 Char"/>
+    <w:basedOn w:val="DefaultParagraphFont"/>
+    <w:link w:val="Heading3"/>
+    <w:uiPriority w:val="9"/>
+    <w:rsid w:val="00242495"/>
+    <w:rPr>
+      <w:rFonts w:ascii="Times New Roman" w:eastAsia="Times New Roman" w:hAnsi="Times New Roman" w:cs="Times New Roman"/>
+      <w:b/>
+      <w:bCs/>
+      <w:sz w:val="27"/>
+      <w:szCs w:val="27"/>
+      <w:lang w:eastAsia="en-IN"/>
+    </w:rPr>
+  </w:style>
+  <w:style w:type="paragraph" w:styleId="NormalWeb">
+    <w:name w:val="Normal (Web)"/>
+    <w:basedOn w:val="Normal"/>
+    <w:uiPriority w:val="99"/>
+    <w:unhideWhenUsed/>
+    <w:rsid w:val="00242495"/>
+    <w:pPr>
+      <w:spacing w:before="100" w:beforeAutospacing="1" w:after="100" w:afterAutospacing="1" w:line="240" w:lineRule="auto"/>
+    </w:pPr>
+    <w:rPr>
+      <w:rFonts w:ascii="Times New Roman" w:eastAsia="Times New Roman" w:hAnsi="Times New Roman" w:cs="Times New Roman"/>
+      <w:sz w:val="24"/>
+      <w:szCs w:val="24"/>
+      <w:lang w:val="en-IN" w:eastAsia="en-IN"/>
+    </w:rPr>
+  </w:style>
+  <w:style w:type="paragraph" w:styleId="HTMLPreformatted">
+    <w:name w:val="HTML Preformatted"/>
+    <w:basedOn w:val="Normal"/>
+    <w:link w:val="HTMLPreformattedChar"/>
+    <w:uiPriority w:val="99"/>
+    <w:semiHidden/>
+    <w:unhideWhenUsed/>
+    <w:rsid w:val="00242495"/>
+    <w:pPr>
+      <w:tabs>
+        <w:tab w:val="left" w:pos="916"/>
+        <w:tab w:val="left" w:pos="1832"/>
+        <w:tab w:val="left" w:pos="2748"/>
+        <w:tab w:val="left" w:pos="3664"/>
+        <w:tab w:val="left" w:pos="4580"/>
+        <w:tab w:val="left" w:pos="5496"/>
+        <w:tab w:val="left" w:pos="6412"/>
+        <w:tab w:val="left" w:pos="7328"/>
+        <w:tab w:val="left" w:pos="8244"/>
+        <w:tab w:val="left" w:pos="9160"/>
+        <w:tab w:val="left" w:pos="10076"/>
+        <w:tab w:val="left" w:pos="10992"/>
+        <w:tab w:val="left" w:pos="11908"/>
+        <w:tab w:val="left" w:pos="12824"/>
+        <w:tab w:val="left" w:pos="13740"/>
+        <w:tab w:val="left" w:pos="14656"/>
+      </w:tabs>
+      <w:spacing w:after="0" w:line="240" w:lineRule="auto"/>
+    </w:pPr>
+    <w:rPr>
+      <w:rFonts w:ascii="Courier New" w:eastAsia="Times New Roman" w:hAnsi="Courier New" w:cs="Courier New"/>
+      <w:sz w:val="20"/>
+      <w:szCs w:val="20"/>
+      <w:lang w:val="en-IN" w:eastAsia="en-IN"/>
+    </w:rPr>
+  </w:style>
+  <w:style w:type="character" w:customStyle="1" w:styleId="HTMLPreformattedChar">
+    <w:name w:val="HTML Preformatted Char"/>
+    <w:basedOn w:val="DefaultParagraphFont"/>
+    <w:link w:val="HTMLPreformatted"/>
+    <w:uiPriority w:val="99"/>
+    <w:semiHidden/>
+    <w:rsid w:val="00242495"/>
+    <w:rPr>
+      <w:rFonts w:ascii="Courier New" w:eastAsia="Times New Roman" w:hAnsi="Courier New" w:cs="Courier New"/>
+      <w:sz w:val="20"/>
+      <w:szCs w:val="20"/>
+      <w:lang w:eastAsia="en-IN"/>
+    </w:rPr>
+  </w:style>
+  <w:style w:type="character" w:styleId="HTMLCode">
+    <w:name w:val="HTML Code"/>
+    <w:basedOn w:val="DefaultParagraphFont"/>
+    <w:uiPriority w:val="99"/>
+    <w:semiHidden/>
+    <w:unhideWhenUsed/>
+    <w:rsid w:val="00242495"/>
+    <w:rPr>
+      <w:rFonts w:ascii="Courier New" w:eastAsia="Times New Roman" w:hAnsi="Courier New" w:cs="Courier New"/>
+      <w:sz w:val="20"/>
+      <w:szCs w:val="20"/>
+    </w:rPr>
+  </w:style>
+  <w:style w:type="character" w:customStyle="1" w:styleId="Heading1Char">
+    <w:name w:val="Heading 1 Char"/>
+    <w:basedOn w:val="DefaultParagraphFont"/>
+    <w:link w:val="Heading1"/>
+    <w:uiPriority w:val="9"/>
+    <w:rsid w:val="00E700A8"/>
+    <w:rPr>
+      <w:rFonts w:asciiTheme="majorHAnsi" w:eastAsiaTheme="majorEastAsia" w:hAnsiTheme="majorHAnsi" w:cstheme="majorBidi"/>
+      <w:b/>
+      <w:bCs/>
+      <w:color w:val="365F91" w:themeColor="accent1" w:themeShade="BF"/>
+      <w:sz w:val="28"/>
+      <w:szCs w:val="28"/>
+      <w:lang w:val="en-US"/>
+    </w:rPr>
   </w:style>
 </w:styles>
 </file>
@@ -381,6 +5459,69 @@
       <w:lang w:val="en-US"/>
     </w:rPr>
   </w:style>
+  <w:style w:type="paragraph" w:styleId="Heading1">
+    <w:name w:val="heading 1"/>
+    <w:basedOn w:val="Normal"/>
+    <w:next w:val="Normal"/>
+    <w:link w:val="Heading1Char"/>
+    <w:uiPriority w:val="9"/>
+    <w:qFormat/>
+    <w:rsid w:val="00E700A8"/>
+    <w:pPr>
+      <w:keepNext/>
+      <w:keepLines/>
+      <w:spacing w:before="480" w:after="0"/>
+      <w:outlineLvl w:val="0"/>
+    </w:pPr>
+    <w:rPr>
+      <w:rFonts w:asciiTheme="majorHAnsi" w:eastAsiaTheme="majorEastAsia" w:hAnsiTheme="majorHAnsi" w:cstheme="majorBidi"/>
+      <w:b/>
+      <w:bCs/>
+      <w:color w:val="365F91" w:themeColor="accent1" w:themeShade="BF"/>
+      <w:sz w:val="28"/>
+      <w:szCs w:val="28"/>
+    </w:rPr>
+  </w:style>
+  <w:style w:type="paragraph" w:styleId="Heading2">
+    <w:name w:val="heading 2"/>
+    <w:basedOn w:val="Normal"/>
+    <w:link w:val="Heading2Char"/>
+    <w:uiPriority w:val="9"/>
+    <w:qFormat/>
+    <w:rsid w:val="00242495"/>
+    <w:pPr>
+      <w:spacing w:before="100" w:beforeAutospacing="1" w:after="100" w:afterAutospacing="1" w:line="240" w:lineRule="auto"/>
+      <w:outlineLvl w:val="1"/>
+    </w:pPr>
+    <w:rPr>
+      <w:rFonts w:ascii="Times New Roman" w:eastAsia="Times New Roman" w:hAnsi="Times New Roman" w:cs="Times New Roman"/>
+      <w:b/>
+      <w:bCs/>
+      <w:sz w:val="36"/>
+      <w:szCs w:val="36"/>
+      <w:lang w:val="en-IN" w:eastAsia="en-IN"/>
+    </w:rPr>
+  </w:style>
+  <w:style w:type="paragraph" w:styleId="Heading3">
+    <w:name w:val="heading 3"/>
+    <w:basedOn w:val="Normal"/>
+    <w:link w:val="Heading3Char"/>
+    <w:uiPriority w:val="9"/>
+    <w:qFormat/>
+    <w:rsid w:val="00242495"/>
+    <w:pPr>
+      <w:spacing w:before="100" w:beforeAutospacing="1" w:after="100" w:afterAutospacing="1" w:line="240" w:lineRule="auto"/>
+      <w:outlineLvl w:val="2"/>
+    </w:pPr>
+    <w:rPr>
+      <w:rFonts w:ascii="Times New Roman" w:eastAsia="Times New Roman" w:hAnsi="Times New Roman" w:cs="Times New Roman"/>
+      <w:b/>
+      <w:bCs/>
+      <w:sz w:val="27"/>
+      <w:szCs w:val="27"/>
+      <w:lang w:val="en-IN" w:eastAsia="en-IN"/>
+    </w:rPr>
+  </w:style>
   <w:style w:type="character" w:default="1" w:styleId="DefaultParagraphFont">
     <w:name w:val="Default Paragraph Font"/>
     <w:uiPriority w:val="1"/>
@@ -407,6 +5548,131 @@
     <w:uiPriority w:val="99"/>
     <w:semiHidden/>
     <w:unhideWhenUsed/>
+  </w:style>
+  <w:style w:type="character" w:customStyle="1" w:styleId="Heading2Char">
+    <w:name w:val="Heading 2 Char"/>
+    <w:basedOn w:val="DefaultParagraphFont"/>
+    <w:link w:val="Heading2"/>
+    <w:uiPriority w:val="9"/>
+    <w:rsid w:val="00242495"/>
+    <w:rPr>
+      <w:rFonts w:ascii="Times New Roman" w:eastAsia="Times New Roman" w:hAnsi="Times New Roman" w:cs="Times New Roman"/>
+      <w:b/>
+      <w:bCs/>
+      <w:sz w:val="36"/>
+      <w:szCs w:val="36"/>
+      <w:lang w:eastAsia="en-IN"/>
+    </w:rPr>
+  </w:style>
+  <w:style w:type="character" w:customStyle="1" w:styleId="Heading3Char">
+    <w:name w:val="Heading 3 Char"/>
+    <w:basedOn w:val="DefaultParagraphFont"/>
+    <w:link w:val="Heading3"/>
+    <w:uiPriority w:val="9"/>
+    <w:rsid w:val="00242495"/>
+    <w:rPr>
+      <w:rFonts w:ascii="Times New Roman" w:eastAsia="Times New Roman" w:hAnsi="Times New Roman" w:cs="Times New Roman"/>
+      <w:b/>
+      <w:bCs/>
+      <w:sz w:val="27"/>
+      <w:szCs w:val="27"/>
+      <w:lang w:eastAsia="en-IN"/>
+    </w:rPr>
+  </w:style>
+  <w:style w:type="paragraph" w:styleId="NormalWeb">
+    <w:name w:val="Normal (Web)"/>
+    <w:basedOn w:val="Normal"/>
+    <w:uiPriority w:val="99"/>
+    <w:unhideWhenUsed/>
+    <w:rsid w:val="00242495"/>
+    <w:pPr>
+      <w:spacing w:before="100" w:beforeAutospacing="1" w:after="100" w:afterAutospacing="1" w:line="240" w:lineRule="auto"/>
+    </w:pPr>
+    <w:rPr>
+      <w:rFonts w:ascii="Times New Roman" w:eastAsia="Times New Roman" w:hAnsi="Times New Roman" w:cs="Times New Roman"/>
+      <w:sz w:val="24"/>
+      <w:szCs w:val="24"/>
+      <w:lang w:val="en-IN" w:eastAsia="en-IN"/>
+    </w:rPr>
+  </w:style>
+  <w:style w:type="paragraph" w:styleId="HTMLPreformatted">
+    <w:name w:val="HTML Preformatted"/>
+    <w:basedOn w:val="Normal"/>
+    <w:link w:val="HTMLPreformattedChar"/>
+    <w:uiPriority w:val="99"/>
+    <w:semiHidden/>
+    <w:unhideWhenUsed/>
+    <w:rsid w:val="00242495"/>
+    <w:pPr>
+      <w:tabs>
+        <w:tab w:val="left" w:pos="916"/>
+        <w:tab w:val="left" w:pos="1832"/>
+        <w:tab w:val="left" w:pos="2748"/>
+        <w:tab w:val="left" w:pos="3664"/>
+        <w:tab w:val="left" w:pos="4580"/>
+        <w:tab w:val="left" w:pos="5496"/>
+        <w:tab w:val="left" w:pos="6412"/>
+        <w:tab w:val="left" w:pos="7328"/>
+        <w:tab w:val="left" w:pos="8244"/>
+        <w:tab w:val="left" w:pos="9160"/>
+        <w:tab w:val="left" w:pos="10076"/>
+        <w:tab w:val="left" w:pos="10992"/>
+        <w:tab w:val="left" w:pos="11908"/>
+        <w:tab w:val="left" w:pos="12824"/>
+        <w:tab w:val="left" w:pos="13740"/>
+        <w:tab w:val="left" w:pos="14656"/>
+      </w:tabs>
+      <w:spacing w:after="0" w:line="240" w:lineRule="auto"/>
+    </w:pPr>
+    <w:rPr>
+      <w:rFonts w:ascii="Courier New" w:eastAsia="Times New Roman" w:hAnsi="Courier New" w:cs="Courier New"/>
+      <w:sz w:val="20"/>
+      <w:szCs w:val="20"/>
+      <w:lang w:val="en-IN" w:eastAsia="en-IN"/>
+    </w:rPr>
+  </w:style>
+  <w:style w:type="character" w:customStyle="1" w:styleId="HTMLPreformattedChar">
+    <w:name w:val="HTML Preformatted Char"/>
+    <w:basedOn w:val="DefaultParagraphFont"/>
+    <w:link w:val="HTMLPreformatted"/>
+    <w:uiPriority w:val="99"/>
+    <w:semiHidden/>
+    <w:rsid w:val="00242495"/>
+    <w:rPr>
+      <w:rFonts w:ascii="Courier New" w:eastAsia="Times New Roman" w:hAnsi="Courier New" w:cs="Courier New"/>
+      <w:sz w:val="20"/>
+      <w:szCs w:val="20"/>
+      <w:lang w:eastAsia="en-IN"/>
+    </w:rPr>
+  </w:style>
+  <w:style w:type="character" w:styleId="HTMLCode">
+    <w:name w:val="HTML Code"/>
+    <w:basedOn w:val="DefaultParagraphFont"/>
+    <w:uiPriority w:val="99"/>
+    <w:semiHidden/>
+    <w:unhideWhenUsed/>
+    <w:rsid w:val="00242495"/>
+    <w:rPr>
+      <w:rFonts w:ascii="Courier New" w:eastAsia="Times New Roman" w:hAnsi="Courier New" w:cs="Courier New"/>
+      <w:sz w:val="20"/>
+      <w:szCs w:val="20"/>
+    </w:rPr>
+  </w:style>
+  <w:style w:type="character" w:customStyle="1" w:styleId="Heading1Char">
+    <w:name w:val="Heading 1 Char"/>
+    <w:basedOn w:val="DefaultParagraphFont"/>
+    <w:link w:val="Heading1"/>
+    <w:uiPriority w:val="9"/>
+    <w:rsid w:val="00E700A8"/>
+    <w:rPr>
+      <w:rFonts w:asciiTheme="majorHAnsi" w:eastAsiaTheme="majorEastAsia" w:hAnsiTheme="majorHAnsi" w:cstheme="majorBidi"/>
+      <w:b/>
+      <w:bCs/>
+      <w:color w:val="365F91" w:themeColor="accent1" w:themeShade="BF"/>
+      <w:sz w:val="28"/>
+      <w:szCs w:val="28"/>
+      <w:lang w:val="en-US"/>
+    </w:rPr>
   </w:style>
 </w:styles>
 </file>
